--- a/2026-T2/T1B1/2-assessments/IT_Policy_InternetUsage_v1.0.docx
+++ b/2026-T2/T1B1/2-assessments/IT_Policy_InternetUsage_v1.0.docx
@@ -4,378 +4,3492 @@
   <w:body>
     <w:p>
       <w:pPr>
-        <w:pStyle w:val="Title"/>
-      </w:pPr>
-      <w:r>
-        <w:t>Internet Use Policy Worlducation</w:t>
-      </w:r>
-    </w:p>
-    <w:p>
-      <w:r>
-        <w:rPr>
+        <w:widowControl w:val="0"/>
+        <w:pBdr>
+          <w:top w:val="nil"/>
+          <w:left w:val="nil"/>
+          <w:bottom w:val="nil"/>
+          <w:right w:val="nil"/>
+          <w:between w:val="nil"/>
+        </w:pBdr>
+        <w:spacing w:before="0" w:after="0" w:line="276" w:lineRule="auto"/>
+        <w:rPr>
+          <w:rFonts w:ascii="Arial" w:eastAsia="Arial" w:hAnsi="Arial" w:cs="Arial"/>
+          <w:color w:val="000000"/>
+          <w:szCs w:val="22"/>
+        </w:rPr>
+      </w:pPr>
+    </w:p>
+    <w:tbl>
+      <w:tblPr>
+        <w:tblStyle w:val="a"/>
+        <w:tblW w:w="8788" w:type="dxa"/>
+        <w:tblInd w:w="-108" w:type="dxa"/>
+        <w:tblBorders>
+          <w:top w:val="nil"/>
+          <w:left w:val="nil"/>
+          <w:bottom w:val="nil"/>
+          <w:right w:val="nil"/>
+          <w:insideH w:val="nil"/>
+          <w:insideV w:val="nil"/>
+        </w:tblBorders>
+        <w:tblLayout w:type="fixed"/>
+        <w:tblLook w:val="0400" w:firstRow="0" w:lastRow="0" w:firstColumn="0" w:lastColumn="0" w:noHBand="0" w:noVBand="1"/>
+      </w:tblPr>
+      <w:tblGrid>
+        <w:gridCol w:w="966"/>
+        <w:gridCol w:w="7822"/>
+      </w:tblGrid>
+      <w:tr>
+        <w:tc>
+          <w:tcPr>
+            <w:tcW w:w="966" w:type="dxa"/>
+          </w:tcPr>
+          <w:p>
+            <w:pPr>
+              <w:pBdr>
+                <w:top w:val="nil"/>
+                <w:left w:val="nil"/>
+                <w:bottom w:val="nil"/>
+                <w:right w:val="nil"/>
+                <w:between w:val="nil"/>
+              </w:pBdr>
+              <w:spacing w:before="120" w:line="288" w:lineRule="auto"/>
+              <w:ind w:left="-112"/>
+              <w:rPr>
+                <w:rFonts w:ascii="Arial" w:eastAsia="Arial" w:hAnsi="Arial" w:cs="Arial"/>
+                <w:color w:val="000000"/>
+                <w:sz w:val="20"/>
+                <w:szCs w:val="20"/>
+              </w:rPr>
+            </w:pPr>
+            <w:r>
+              <w:rPr>
+                <w:noProof/>
+              </w:rPr>
+              <w:drawing>
+                <wp:anchor distT="0" distB="0" distL="0" distR="0" simplePos="0" relativeHeight="251658240" behindDoc="1" locked="0" layoutInCell="1" hidden="0" allowOverlap="1" wp14:anchorId="3D8E461A" wp14:editId="16241E4D">
+                  <wp:simplePos x="0" y="0"/>
+                  <wp:positionH relativeFrom="column">
+                    <wp:posOffset>10746</wp:posOffset>
+                  </wp:positionH>
+                  <wp:positionV relativeFrom="paragraph">
+                    <wp:posOffset>76200</wp:posOffset>
+                  </wp:positionV>
+                  <wp:extent cx="532179" cy="500248"/>
+                  <wp:effectExtent l="0" t="0" r="0" b="0"/>
+                  <wp:wrapNone/>
+                  <wp:docPr id="3" name="image1.png" descr="A close up of a logo&#10;&#10;Description automatically generated"/>
+                  <wp:cNvGraphicFramePr/>
+                  <a:graphic xmlns:a="http://schemas.openxmlformats.org/drawingml/2006/main">
+                    <a:graphicData uri="http://schemas.openxmlformats.org/drawingml/2006/picture">
+                      <pic:pic xmlns:pic="http://schemas.openxmlformats.org/drawingml/2006/picture">
+                        <pic:nvPicPr>
+                          <pic:cNvPr id="0" name="image1.png" descr="A close up of a logo&#10;&#10;Description automatically generated"/>
+                          <pic:cNvPicPr preferRelativeResize="0"/>
+                        </pic:nvPicPr>
+                        <pic:blipFill>
+                          <a:blip r:embed="rId8"/>
+                          <a:srcRect r="71562" b="-10375"/>
+                          <a:stretch>
+                            <a:fillRect/>
+                          </a:stretch>
+                        </pic:blipFill>
+                        <pic:spPr>
+                          <a:xfrm>
+                            <a:off x="0" y="0"/>
+                            <a:ext cx="532179" cy="500248"/>
+                          </a:xfrm>
+                          <a:prstGeom prst="rect">
+                            <a:avLst/>
+                          </a:prstGeom>
+                          <a:ln/>
+                        </pic:spPr>
+                      </pic:pic>
+                    </a:graphicData>
+                  </a:graphic>
+                </wp:anchor>
+              </w:drawing>
+            </w:r>
+          </w:p>
+        </w:tc>
+        <w:tc>
+          <w:tcPr>
+            <w:tcW w:w="7822" w:type="dxa"/>
+            <w:vAlign w:val="center"/>
+          </w:tcPr>
+          <w:p>
+            <w:pPr>
+              <w:pBdr>
+                <w:top w:val="nil"/>
+                <w:left w:val="nil"/>
+                <w:bottom w:val="nil"/>
+                <w:right w:val="nil"/>
+                <w:between w:val="nil"/>
+              </w:pBdr>
+              <w:spacing w:before="0" w:after="0" w:line="276" w:lineRule="auto"/>
+              <w:rPr>
+                <w:rFonts w:ascii="Arial" w:eastAsia="Arial" w:hAnsi="Arial" w:cs="Arial"/>
+                <w:b/>
+                <w:color w:val="000000"/>
+                <w:sz w:val="32"/>
+                <w:szCs w:val="32"/>
+              </w:rPr>
+            </w:pPr>
+            <w:r>
+              <w:rPr>
+                <w:rFonts w:ascii="Arial" w:eastAsia="Arial" w:hAnsi="Arial" w:cs="Arial"/>
+                <w:b/>
+                <w:color w:val="000000"/>
+                <w:sz w:val="32"/>
+                <w:szCs w:val="32"/>
+              </w:rPr>
+              <w:t>Internet Use Policy Worlducation</w:t>
+            </w:r>
+          </w:p>
+        </w:tc>
+      </w:tr>
+    </w:tbl>
+    <w:p>
+      <w:pPr>
+        <w:pBdr>
+          <w:top w:val="nil"/>
+          <w:left w:val="nil"/>
+          <w:bottom w:val="nil"/>
+          <w:right w:val="nil"/>
+          <w:between w:val="nil"/>
+        </w:pBdr>
+        <w:spacing w:before="360" w:line="276" w:lineRule="auto"/>
+        <w:rPr>
+          <w:rFonts w:ascii="Arial" w:eastAsia="Arial" w:hAnsi="Arial" w:cs="Arial"/>
           <w:b/>
-          <w:bCs/>
-        </w:rPr>
-        <w:t>Document ID:</w:t>
-      </w:r>
-      <w:r>
-        <w:t xml:space="preserve"> IT_Policy_InternetUsage_v1.0</w:t>
-      </w:r>
-      <w:r>
-        <w:br/>
-      </w:r>
-      <w:r>
-        <w:rPr>
+          <w:color w:val="000000"/>
+          <w:sz w:val="24"/>
+        </w:rPr>
+      </w:pPr>
+    </w:p>
+    <w:p>
+      <w:pPr>
+        <w:pBdr>
+          <w:top w:val="nil"/>
+          <w:left w:val="nil"/>
+          <w:bottom w:val="nil"/>
+          <w:right w:val="nil"/>
+          <w:between w:val="nil"/>
+        </w:pBdr>
+        <w:spacing w:before="360" w:line="276" w:lineRule="auto"/>
+        <w:rPr>
+          <w:rFonts w:ascii="Arial" w:eastAsia="Arial" w:hAnsi="Arial" w:cs="Arial"/>
           <w:b/>
-          <w:bCs/>
-        </w:rPr>
-        <w:t>Effective Date:</w:t>
-      </w:r>
-      <w:r>
-        <w:t xml:space="preserve"> 1 June 202</w:t>
-      </w:r>
-      <w:r>
-        <w:t>1</w:t>
-      </w:r>
-      <w:r>
-        <w:t xml:space="preserve"> </w:t>
-      </w:r>
-      <w:r>
-        <w:br/>
-      </w:r>
-      <w:r>
-        <w:rPr>
+          <w:color w:val="000000"/>
+          <w:sz w:val="24"/>
+        </w:rPr>
+      </w:pPr>
+    </w:p>
+    <w:p>
+      <w:pPr>
+        <w:pBdr>
+          <w:top w:val="nil"/>
+          <w:left w:val="nil"/>
+          <w:bottom w:val="nil"/>
+          <w:right w:val="nil"/>
+          <w:between w:val="nil"/>
+        </w:pBdr>
+        <w:spacing w:before="360" w:line="276" w:lineRule="auto"/>
+        <w:rPr>
+          <w:rFonts w:ascii="Arial" w:eastAsia="Arial" w:hAnsi="Arial" w:cs="Arial"/>
           <w:b/>
-          <w:bCs/>
-        </w:rPr>
-        <w:t>Approved by:</w:t>
-      </w:r>
-      <w:r>
-        <w:t xml:space="preserve"> Lucas Lopez, CEO</w:t>
-      </w:r>
-    </w:p>
-    <w:p/>
-    <w:p>
-      <w:r>
-        <w:rPr>
+          <w:color w:val="000000"/>
+          <w:sz w:val="24"/>
+        </w:rPr>
+      </w:pPr>
+      <w:r>
+        <w:rPr>
+          <w:rFonts w:ascii="Arial" w:eastAsia="Arial" w:hAnsi="Arial" w:cs="Arial"/>
           <w:b/>
-          <w:bCs/>
+          <w:color w:val="000000"/>
+          <w:sz w:val="24"/>
         </w:rPr>
         <w:t>Purpose</w:t>
       </w:r>
     </w:p>
     <w:p>
-      <w:r>
+      <w:pPr>
+        <w:pBdr>
+          <w:top w:val="nil"/>
+          <w:left w:val="nil"/>
+          <w:bottom w:val="nil"/>
+          <w:right w:val="nil"/>
+          <w:between w:val="nil"/>
+        </w:pBdr>
+        <w:spacing w:before="120" w:line="288" w:lineRule="auto"/>
+        <w:rPr>
+          <w:rFonts w:ascii="Arial" w:eastAsia="Arial" w:hAnsi="Arial" w:cs="Arial"/>
+          <w:color w:val="000000"/>
+          <w:sz w:val="20"/>
+          <w:szCs w:val="20"/>
+          <w:lang w:val="en-AU"/>
+        </w:rPr>
+      </w:pPr>
+      <w:r>
+        <w:rPr>
+          <w:rFonts w:ascii="Arial" w:eastAsia="Arial" w:hAnsi="Arial" w:cs="Arial"/>
+          <w:color w:val="000000"/>
+          <w:sz w:val="20"/>
+          <w:szCs w:val="20"/>
+          <w:lang w:val="en-AU"/>
+        </w:rPr>
         <w:t>This policy establishes the acceptable use of internet resources at Worlducation. It aims to protect the organisation's network, data, and reputation while ensuring employees can use internet resources productively and responsibly in the performance of their duties.</w:t>
       </w:r>
     </w:p>
     <w:p>
-      <w:r>
-        <w:rPr>
+      <w:pPr>
+        <w:pBdr>
+          <w:top w:val="nil"/>
+          <w:left w:val="nil"/>
+          <w:bottom w:val="nil"/>
+          <w:right w:val="nil"/>
+          <w:between w:val="nil"/>
+        </w:pBdr>
+        <w:spacing w:before="120" w:line="288" w:lineRule="auto"/>
+        <w:rPr>
+          <w:rFonts w:ascii="Arial" w:eastAsia="Arial" w:hAnsi="Arial" w:cs="Arial"/>
+          <w:color w:val="000000"/>
+          <w:sz w:val="20"/>
+          <w:szCs w:val="20"/>
+          <w:lang w:val="en-AU"/>
+        </w:rPr>
+      </w:pPr>
+    </w:p>
+    <w:p>
+      <w:pPr>
+        <w:pBdr>
+          <w:top w:val="nil"/>
+          <w:left w:val="nil"/>
+          <w:bottom w:val="nil"/>
+          <w:right w:val="nil"/>
+          <w:between w:val="nil"/>
+        </w:pBdr>
+        <w:spacing w:before="360" w:line="276" w:lineRule="auto"/>
+        <w:rPr>
+          <w:rFonts w:ascii="Arial" w:eastAsia="Arial" w:hAnsi="Arial" w:cs="Arial"/>
           <w:b/>
-          <w:bCs/>
+          <w:color w:val="000000"/>
+          <w:sz w:val="24"/>
+        </w:rPr>
+      </w:pPr>
+      <w:r>
+        <w:rPr>
+          <w:rFonts w:ascii="Arial" w:eastAsia="Arial" w:hAnsi="Arial" w:cs="Arial"/>
+          <w:b/>
+          <w:color w:val="000000"/>
+          <w:sz w:val="24"/>
         </w:rPr>
         <w:t>Scope</w:t>
       </w:r>
     </w:p>
     <w:p>
-      <w:r>
-        <w:t xml:space="preserve">This policy applies to all Worlducation employees, contractors, and team members who access the organisation's internet services, whether on-site or remotely, using company-owned or personal devices connected to </w:t>
-      </w:r>
-      <w:proofErr w:type="spellStart"/>
-      <w:r>
-        <w:t>Worlducation's</w:t>
-      </w:r>
-      <w:proofErr w:type="spellEnd"/>
-      <w:r>
-        <w:t xml:space="preserve"> network.</w:t>
-      </w:r>
-    </w:p>
-    <w:p>
-      <w:r>
-        <w:rPr>
+      <w:pPr>
+        <w:pBdr>
+          <w:top w:val="nil"/>
+          <w:left w:val="nil"/>
+          <w:bottom w:val="nil"/>
+          <w:right w:val="nil"/>
+          <w:between w:val="nil"/>
+        </w:pBdr>
+        <w:spacing w:before="120" w:line="288" w:lineRule="auto"/>
+        <w:rPr>
+          <w:rFonts w:ascii="Arial" w:eastAsia="Arial" w:hAnsi="Arial" w:cs="Arial"/>
+          <w:color w:val="000000"/>
+          <w:sz w:val="20"/>
+          <w:szCs w:val="20"/>
+          <w:lang w:val="en-AU"/>
+        </w:rPr>
+      </w:pPr>
+      <w:r>
+        <w:rPr>
+          <w:rFonts w:ascii="Arial" w:eastAsia="Arial" w:hAnsi="Arial" w:cs="Arial"/>
+          <w:color w:val="000000"/>
+          <w:sz w:val="20"/>
+          <w:szCs w:val="20"/>
+          <w:lang w:val="en-AU"/>
+        </w:rPr>
+        <w:t>This policy applies to all Worlducation employees, contractors, and team members who access the organisation's internet services, whether on-site or remotely, using company-owned or personal devices connected to Worlducation's network.</w:t>
+      </w:r>
+    </w:p>
+    <w:p>
+      <w:pPr>
+        <w:pBdr>
+          <w:top w:val="nil"/>
+          <w:left w:val="nil"/>
+          <w:bottom w:val="nil"/>
+          <w:right w:val="nil"/>
+          <w:between w:val="nil"/>
+        </w:pBdr>
+        <w:spacing w:before="120" w:line="288" w:lineRule="auto"/>
+        <w:rPr>
+          <w:rFonts w:ascii="Arial" w:eastAsia="Arial" w:hAnsi="Arial" w:cs="Arial"/>
+          <w:color w:val="000000"/>
+          <w:sz w:val="20"/>
+          <w:szCs w:val="20"/>
+          <w:lang w:val="en-AU"/>
+        </w:rPr>
+      </w:pPr>
+    </w:p>
+    <w:p>
+      <w:pPr>
+        <w:pBdr>
+          <w:top w:val="nil"/>
+          <w:left w:val="nil"/>
+          <w:bottom w:val="nil"/>
+          <w:right w:val="nil"/>
+          <w:between w:val="nil"/>
+        </w:pBdr>
+        <w:spacing w:before="360" w:line="276" w:lineRule="auto"/>
+        <w:rPr>
+          <w:rFonts w:ascii="Arial" w:eastAsia="Arial" w:hAnsi="Arial" w:cs="Arial"/>
           <w:b/>
-          <w:bCs/>
-        </w:rPr>
-        <w:t>Policy Statement</w:t>
-      </w:r>
-    </w:p>
-    <w:p>
-      <w:r>
-        <w:t>Worlducation provides internet access to support legitimate business activities. All internet usage must comply with the following principles:</w:t>
-      </w:r>
-    </w:p>
-    <w:p>
-      <w:r>
-        <w:rPr>
+          <w:color w:val="000000"/>
+          <w:sz w:val="24"/>
+        </w:rPr>
+      </w:pPr>
+      <w:r>
+        <w:rPr>
+          <w:rFonts w:ascii="Arial" w:eastAsia="Arial" w:hAnsi="Arial" w:cs="Arial"/>
           <w:b/>
-          <w:bCs/>
-        </w:rPr>
-        <w:t>Acceptable Use</w:t>
-      </w:r>
-    </w:p>
-    <w:p>
-      <w:pPr>
+          <w:color w:val="000000"/>
+          <w:sz w:val="24"/>
+        </w:rPr>
+        <w:t>Policy principles</w:t>
+      </w:r>
+    </w:p>
+    <w:p>
+      <w:pPr>
+        <w:pBdr>
+          <w:top w:val="nil"/>
+          <w:left w:val="nil"/>
+          <w:bottom w:val="nil"/>
+          <w:right w:val="nil"/>
+          <w:between w:val="nil"/>
+        </w:pBdr>
+        <w:spacing w:before="120" w:line="288" w:lineRule="auto"/>
+        <w:rPr>
+          <w:rFonts w:ascii="Arial" w:eastAsia="Arial" w:hAnsi="Arial" w:cs="Arial"/>
+          <w:color w:val="000000"/>
+          <w:sz w:val="20"/>
+          <w:szCs w:val="20"/>
+          <w:lang w:val="en-AU"/>
+        </w:rPr>
+      </w:pPr>
+      <w:r>
+        <w:rPr>
+          <w:rFonts w:ascii="Arial" w:eastAsia="Arial" w:hAnsi="Arial" w:cs="Arial"/>
+          <w:color w:val="000000"/>
+          <w:sz w:val="20"/>
+          <w:szCs w:val="20"/>
+          <w:lang w:val="en-AU"/>
+        </w:rPr>
+        <w:t>The Internet Use Policy of Worlducation is governed by the following core principles, aligned with Australian standards and the organisation's values of ethical principles, innovation, and collaboration:</w:t>
+      </w:r>
+    </w:p>
+    <w:p>
+      <w:pPr>
+        <w:pStyle w:val="ListParagraph"/>
         <w:numPr>
           <w:ilvl w:val="0"/>
-          <w:numId w:val="1"/>
+          <w:numId w:val="26"/>
         </w:numPr>
-      </w:pPr>
-      <w:r>
-        <w:t>Internet access must be used primarily for work-related tasks, research, and communication directly related to the employee's role.</w:t>
-      </w:r>
-    </w:p>
-    <w:p>
-      <w:pPr>
+        <w:pBdr>
+          <w:top w:val="nil"/>
+          <w:left w:val="nil"/>
+          <w:bottom w:val="nil"/>
+          <w:right w:val="nil"/>
+          <w:between w:val="nil"/>
+        </w:pBdr>
+        <w:spacing w:before="120" w:line="288" w:lineRule="auto"/>
+        <w:rPr>
+          <w:rFonts w:ascii="Arial" w:eastAsia="Arial" w:hAnsi="Arial" w:cs="Arial"/>
+          <w:color w:val="000000"/>
+          <w:sz w:val="20"/>
+          <w:szCs w:val="20"/>
+          <w:lang w:val="en-AU"/>
+        </w:rPr>
+      </w:pPr>
+      <w:r>
+        <w:rPr>
+          <w:rFonts w:ascii="Arial" w:eastAsia="Arial" w:hAnsi="Arial" w:cs="Arial"/>
+          <w:b/>
+          <w:bCs/>
+          <w:color w:val="000000"/>
+          <w:sz w:val="20"/>
+          <w:szCs w:val="20"/>
+          <w:lang w:val="en-AU"/>
+        </w:rPr>
+        <w:t>Productivity First</w:t>
+      </w:r>
+      <w:r>
+        <w:rPr>
+          <w:rFonts w:ascii="Arial" w:eastAsia="Arial" w:hAnsi="Arial" w:cs="Arial"/>
+          <w:color w:val="000000"/>
+          <w:sz w:val="20"/>
+          <w:szCs w:val="20"/>
+          <w:lang w:val="en-AU"/>
+        </w:rPr>
+        <w:t xml:space="preserve"> Internet access is provided to support legitimate business activities. All usage must directly contribute to the employee's role and responsibilities. Personal use is only permitted during designated break times and must not interfere with work performance, consume excessive bandwidth, or affect the team's ability to meet its KPIs.</w:t>
+      </w:r>
+    </w:p>
+    <w:p>
+      <w:pPr>
+        <w:pStyle w:val="ListParagraph"/>
         <w:numPr>
           <w:ilvl w:val="0"/>
-          <w:numId w:val="1"/>
+          <w:numId w:val="26"/>
         </w:numPr>
-      </w:pPr>
-      <w:r>
-        <w:t>Limited personal use is permitted during designated break times, provided it does not interfere with work performance or consume excessive bandwidth.</w:t>
-      </w:r>
-    </w:p>
-    <w:p>
-      <w:pPr>
+        <w:pBdr>
+          <w:top w:val="nil"/>
+          <w:left w:val="nil"/>
+          <w:bottom w:val="nil"/>
+          <w:right w:val="nil"/>
+          <w:between w:val="nil"/>
+        </w:pBdr>
+        <w:spacing w:before="120" w:line="288" w:lineRule="auto"/>
+        <w:rPr>
+          <w:rFonts w:ascii="Arial" w:eastAsia="Arial" w:hAnsi="Arial" w:cs="Arial"/>
+          <w:color w:val="000000"/>
+          <w:sz w:val="20"/>
+          <w:szCs w:val="20"/>
+          <w:lang w:val="en-AU"/>
+        </w:rPr>
+      </w:pPr>
+      <w:r>
+        <w:rPr>
+          <w:rFonts w:ascii="Arial" w:eastAsia="Arial" w:hAnsi="Arial" w:cs="Arial"/>
+          <w:b/>
+          <w:bCs/>
+          <w:color w:val="000000"/>
+          <w:sz w:val="20"/>
+          <w:szCs w:val="20"/>
+          <w:lang w:val="en-AU"/>
+        </w:rPr>
+        <w:t>Security and Data Protection</w:t>
+      </w:r>
+      <w:r>
+        <w:rPr>
+          <w:rFonts w:ascii="Arial" w:eastAsia="Arial" w:hAnsi="Arial" w:cs="Arial"/>
+          <w:color w:val="000000"/>
+          <w:sz w:val="20"/>
+          <w:szCs w:val="20"/>
+          <w:lang w:val="en-AU"/>
+        </w:rPr>
+        <w:t xml:space="preserve"> All internet activity must comply with the </w:t>
+      </w:r>
+      <w:r>
+        <w:rPr>
+          <w:rFonts w:ascii="Arial" w:eastAsia="Arial" w:hAnsi="Arial" w:cs="Arial"/>
+          <w:b/>
+          <w:bCs/>
+          <w:color w:val="000000"/>
+          <w:sz w:val="20"/>
+          <w:szCs w:val="20"/>
+          <w:lang w:val="en-AU"/>
+        </w:rPr>
+        <w:t>Privacy Act 1988</w:t>
+      </w:r>
+      <w:r>
+        <w:rPr>
+          <w:rFonts w:ascii="Arial" w:eastAsia="Arial" w:hAnsi="Arial" w:cs="Arial"/>
+          <w:color w:val="000000"/>
+          <w:sz w:val="20"/>
+          <w:szCs w:val="20"/>
+          <w:lang w:val="en-AU"/>
+        </w:rPr>
+        <w:t xml:space="preserve">, the </w:t>
+      </w:r>
+      <w:r>
+        <w:rPr>
+          <w:rFonts w:ascii="Arial" w:eastAsia="Arial" w:hAnsi="Arial" w:cs="Arial"/>
+          <w:b/>
+          <w:bCs/>
+          <w:color w:val="000000"/>
+          <w:sz w:val="20"/>
+          <w:szCs w:val="20"/>
+          <w:lang w:val="en-AU"/>
+        </w:rPr>
+        <w:t>Australian Privacy Principles (APPs)</w:t>
+      </w:r>
+      <w:r>
+        <w:rPr>
+          <w:rFonts w:ascii="Arial" w:eastAsia="Arial" w:hAnsi="Arial" w:cs="Arial"/>
+          <w:color w:val="000000"/>
+          <w:sz w:val="20"/>
+          <w:szCs w:val="20"/>
+          <w:lang w:val="en-AU"/>
+        </w:rPr>
+        <w:t xml:space="preserve">, and the </w:t>
+      </w:r>
+      <w:r>
+        <w:rPr>
+          <w:rFonts w:ascii="Arial" w:eastAsia="Arial" w:hAnsi="Arial" w:cs="Arial"/>
+          <w:b/>
+          <w:bCs/>
+          <w:color w:val="000000"/>
+          <w:sz w:val="20"/>
+          <w:szCs w:val="20"/>
+          <w:lang w:val="en-AU"/>
+        </w:rPr>
+        <w:t>Cybercrime Act 2001</w:t>
+      </w:r>
+      <w:r>
+        <w:rPr>
+          <w:rFonts w:ascii="Arial" w:eastAsia="Arial" w:hAnsi="Arial" w:cs="Arial"/>
+          <w:color w:val="000000"/>
+          <w:sz w:val="20"/>
+          <w:szCs w:val="20"/>
+          <w:lang w:val="en-AU"/>
+        </w:rPr>
+        <w:t>. Employees are responsible for protecting Worlducation's network, systems, and data at all times, including when working remotely or using personal devices connected to company systems.</w:t>
+      </w:r>
+    </w:p>
+    <w:p>
+      <w:pPr>
+        <w:pStyle w:val="ListParagraph"/>
         <w:numPr>
           <w:ilvl w:val="0"/>
-          <w:numId w:val="1"/>
+          <w:numId w:val="26"/>
         </w:numPr>
-      </w:pPr>
-      <w:r>
-        <w:t>Employees may access cloud-based tools and platforms approved by the IT Manager for collaboration and project management purposes.</w:t>
-      </w:r>
-    </w:p>
-    <w:p>
-      <w:r>
-        <w:rPr>
+        <w:pBdr>
+          <w:top w:val="nil"/>
+          <w:left w:val="nil"/>
+          <w:bottom w:val="nil"/>
+          <w:right w:val="nil"/>
+          <w:between w:val="nil"/>
+        </w:pBdr>
+        <w:spacing w:before="120" w:line="288" w:lineRule="auto"/>
+        <w:rPr>
+          <w:rFonts w:ascii="Arial" w:eastAsia="Arial" w:hAnsi="Arial" w:cs="Arial"/>
+          <w:color w:val="000000"/>
+          <w:sz w:val="20"/>
+          <w:szCs w:val="20"/>
+          <w:lang w:val="en-AU"/>
+        </w:rPr>
+      </w:pPr>
+      <w:r>
+        <w:rPr>
+          <w:rFonts w:ascii="Arial" w:eastAsia="Arial" w:hAnsi="Arial" w:cs="Arial"/>
           <w:b/>
           <w:bCs/>
-        </w:rPr>
-        <w:t>Unacceptable Use</w:t>
-      </w:r>
-    </w:p>
-    <w:p>
-      <w:r>
-        <w:t>The following activities are strictly prohibited:</w:t>
-      </w:r>
-    </w:p>
-    <w:p>
-      <w:pPr>
+          <w:color w:val="000000"/>
+          <w:sz w:val="20"/>
+          <w:szCs w:val="20"/>
+          <w:lang w:val="en-AU"/>
+        </w:rPr>
+        <w:t>Transparency and Accountability</w:t>
+      </w:r>
+      <w:r>
+        <w:rPr>
+          <w:rFonts w:ascii="Arial" w:eastAsia="Arial" w:hAnsi="Arial" w:cs="Arial"/>
+          <w:color w:val="000000"/>
+          <w:sz w:val="20"/>
+          <w:szCs w:val="20"/>
+          <w:lang w:val="en-AU"/>
+        </w:rPr>
+        <w:t xml:space="preserve"> All internet activity conducted on Worlducation's network may be monitored and logged. Employees are made aware of this monitoring as a condition of their access. This principle ensures that the organisation can identify and respond to security threats, policy breaches, and performance issues in a timely and fair manner.</w:t>
+      </w:r>
+    </w:p>
+    <w:p>
+      <w:pPr>
+        <w:pStyle w:val="ListParagraph"/>
         <w:numPr>
           <w:ilvl w:val="0"/>
-          <w:numId w:val="2"/>
+          <w:numId w:val="26"/>
         </w:numPr>
-      </w:pPr>
-      <w:r>
-        <w:t>Accessing, downloading, or distributing illegal, offensive, or inappropriate content.</w:t>
-      </w:r>
-    </w:p>
-    <w:p>
-      <w:pPr>
+        <w:pBdr>
+          <w:top w:val="nil"/>
+          <w:left w:val="nil"/>
+          <w:bottom w:val="nil"/>
+          <w:right w:val="nil"/>
+          <w:between w:val="nil"/>
+        </w:pBdr>
+        <w:spacing w:before="120" w:line="288" w:lineRule="auto"/>
+        <w:rPr>
+          <w:rFonts w:ascii="Arial" w:eastAsia="Arial" w:hAnsi="Arial" w:cs="Arial"/>
+          <w:color w:val="000000"/>
+          <w:sz w:val="20"/>
+          <w:szCs w:val="20"/>
+          <w:lang w:val="en-AU"/>
+        </w:rPr>
+      </w:pPr>
+      <w:r>
+        <w:rPr>
+          <w:rFonts w:ascii="Arial" w:eastAsia="Arial" w:hAnsi="Arial" w:cs="Arial"/>
+          <w:b/>
+          <w:bCs/>
+          <w:color w:val="000000"/>
+          <w:sz w:val="20"/>
+          <w:szCs w:val="20"/>
+          <w:lang w:val="en-AU"/>
+        </w:rPr>
+        <w:t>Inclusivity and Respect</w:t>
+      </w:r>
+      <w:r>
+        <w:rPr>
+          <w:rFonts w:ascii="Arial" w:eastAsia="Arial" w:hAnsi="Arial" w:cs="Arial"/>
+          <w:color w:val="000000"/>
+          <w:sz w:val="20"/>
+          <w:szCs w:val="20"/>
+          <w:lang w:val="en-AU"/>
+        </w:rPr>
+        <w:t xml:space="preserve"> Internet use must never be used to access, share, or distribute content that is offensive, discriminatory, or harmful to any individual or group. All employees are expected to conduct themselves online with the same professionalism and respect required in face-to-face interactions, consistent with Worlducation's Staff Code of Conduct.</w:t>
+      </w:r>
+    </w:p>
+    <w:p>
+      <w:pPr>
+        <w:pStyle w:val="ListParagraph"/>
         <w:numPr>
           <w:ilvl w:val="0"/>
-          <w:numId w:val="2"/>
+          <w:numId w:val="26"/>
         </w:numPr>
-      </w:pPr>
-      <w:r>
-        <w:t>Using the internet for personal business, online shopping, or social media during work hours.</w:t>
-      </w:r>
-    </w:p>
-    <w:p>
-      <w:pPr>
+        <w:pBdr>
+          <w:top w:val="nil"/>
+          <w:left w:val="nil"/>
+          <w:bottom w:val="nil"/>
+          <w:right w:val="nil"/>
+          <w:between w:val="nil"/>
+        </w:pBdr>
+        <w:spacing w:before="120" w:line="288" w:lineRule="auto"/>
+        <w:rPr>
+          <w:rFonts w:ascii="Arial" w:eastAsia="Arial" w:hAnsi="Arial" w:cs="Arial"/>
+          <w:color w:val="000000"/>
+          <w:sz w:val="20"/>
+          <w:szCs w:val="20"/>
+          <w:lang w:val="en-AU"/>
+        </w:rPr>
+      </w:pPr>
+      <w:r>
+        <w:rPr>
+          <w:rFonts w:ascii="Arial" w:eastAsia="Arial" w:hAnsi="Arial" w:cs="Arial"/>
+          <w:b/>
+          <w:bCs/>
+          <w:color w:val="000000"/>
+          <w:sz w:val="20"/>
+          <w:szCs w:val="20"/>
+          <w:lang w:val="en-AU"/>
+        </w:rPr>
+        <w:t>Compliance with Australian Law</w:t>
+      </w:r>
+      <w:r>
+        <w:rPr>
+          <w:rFonts w:ascii="Arial" w:eastAsia="Arial" w:hAnsi="Arial" w:cs="Arial"/>
+          <w:color w:val="000000"/>
+          <w:sz w:val="20"/>
+          <w:szCs w:val="20"/>
+          <w:lang w:val="en-AU"/>
+        </w:rPr>
+        <w:t xml:space="preserve"> All internet activity must comply with applicable Australian legislation, including but not limited to the Privacy Act 1988, the Cybercrime Act 2001, the Competition and Consumer Act 2010, and the Copyright Act 1968. Employees must not use </w:t>
+      </w:r>
+      <w:r>
+        <w:rPr>
+          <w:rFonts w:ascii="Arial" w:eastAsia="Arial" w:hAnsi="Arial" w:cs="Arial"/>
+          <w:color w:val="000000"/>
+          <w:sz w:val="20"/>
+          <w:szCs w:val="20"/>
+          <w:lang w:val="en-AU"/>
+        </w:rPr>
+        <w:lastRenderedPageBreak/>
+        <w:t>Worlducation's internet resources to engage in any activity that violates these or any other relevant laws.</w:t>
+      </w:r>
+    </w:p>
+    <w:p>
+      <w:pPr>
+        <w:pStyle w:val="ListParagraph"/>
         <w:numPr>
           <w:ilvl w:val="0"/>
-          <w:numId w:val="2"/>
+          <w:numId w:val="26"/>
         </w:numPr>
-      </w:pPr>
-      <w:r>
-        <w:t>Downloading unauthorised software, applications, or files that may introduce malware or security vulnerabilities.</w:t>
+        <w:pBdr>
+          <w:top w:val="nil"/>
+          <w:left w:val="nil"/>
+          <w:bottom w:val="nil"/>
+          <w:right w:val="nil"/>
+          <w:between w:val="nil"/>
+        </w:pBdr>
+        <w:spacing w:before="120" w:line="288" w:lineRule="auto"/>
+        <w:rPr>
+          <w:rFonts w:ascii="Arial" w:eastAsia="Arial" w:hAnsi="Arial" w:cs="Arial"/>
+          <w:color w:val="000000"/>
+          <w:sz w:val="20"/>
+          <w:szCs w:val="20"/>
+          <w:lang w:val="en-AU"/>
+        </w:rPr>
+      </w:pPr>
+      <w:r>
+        <w:rPr>
+          <w:rFonts w:ascii="Arial" w:eastAsia="Arial" w:hAnsi="Arial" w:cs="Arial"/>
+          <w:b/>
+          <w:bCs/>
+          <w:color w:val="000000"/>
+          <w:sz w:val="20"/>
+          <w:szCs w:val="20"/>
+          <w:lang w:val="en-AU"/>
+        </w:rPr>
+        <w:t>Proportionality</w:t>
+      </w:r>
+      <w:r>
+        <w:rPr>
+          <w:rFonts w:ascii="Arial" w:eastAsia="Arial" w:hAnsi="Arial" w:cs="Arial"/>
+          <w:color w:val="000000"/>
+          <w:sz w:val="20"/>
+          <w:szCs w:val="20"/>
+          <w:lang w:val="en-AU"/>
+        </w:rPr>
+        <w:t xml:space="preserve"> Consequences for breaches of this policy will be proportionate to the severity and intent of the violation, following Worlducation's Performance Management Policy. Minor breaches will be addressed through coaching and formal warnings, while serious or repeated breaches may result in termination of employment or referral to Australian authorities.</w:t>
+      </w:r>
+    </w:p>
+    <w:p>
+      <w:pPr>
+        <w:pBdr>
+          <w:top w:val="nil"/>
+          <w:left w:val="nil"/>
+          <w:bottom w:val="nil"/>
+          <w:right w:val="nil"/>
+          <w:between w:val="nil"/>
+        </w:pBdr>
+        <w:spacing w:before="120" w:line="288" w:lineRule="auto"/>
+        <w:rPr>
+          <w:rFonts w:ascii="Arial" w:eastAsia="Arial" w:hAnsi="Arial" w:cs="Arial"/>
+          <w:color w:val="000000"/>
+          <w:sz w:val="20"/>
+          <w:szCs w:val="20"/>
+        </w:rPr>
+      </w:pPr>
+    </w:p>
+    <w:p>
+      <w:pPr>
+        <w:rPr>
+          <w:rFonts w:ascii="Arial" w:eastAsia="Arial" w:hAnsi="Arial" w:cs="Arial"/>
+          <w:b/>
+          <w:color w:val="000000"/>
+          <w:sz w:val="24"/>
+        </w:rPr>
+      </w:pPr>
+      <w:r>
+        <w:rPr>
+          <w:rFonts w:ascii="Arial" w:eastAsia="Arial" w:hAnsi="Arial" w:cs="Arial"/>
+          <w:b/>
+          <w:color w:val="000000"/>
+          <w:sz w:val="24"/>
+        </w:rPr>
+        <w:br w:type="page"/>
+      </w:r>
+    </w:p>
+    <w:p>
+      <w:pPr>
+        <w:pBdr>
+          <w:top w:val="nil"/>
+          <w:left w:val="nil"/>
+          <w:bottom w:val="nil"/>
+          <w:right w:val="nil"/>
+          <w:between w:val="nil"/>
+        </w:pBdr>
+        <w:spacing w:before="360" w:line="276" w:lineRule="auto"/>
+        <w:rPr>
+          <w:rFonts w:ascii="Arial" w:eastAsia="Arial" w:hAnsi="Arial" w:cs="Arial"/>
+          <w:b/>
+          <w:color w:val="000000"/>
+          <w:sz w:val="24"/>
+        </w:rPr>
+      </w:pPr>
+      <w:r>
+        <w:rPr>
+          <w:rFonts w:ascii="Arial" w:eastAsia="Arial" w:hAnsi="Arial" w:cs="Arial"/>
+          <w:b/>
+          <w:color w:val="000000"/>
+          <w:sz w:val="24"/>
+        </w:rPr>
+        <w:lastRenderedPageBreak/>
+        <w:t>Responsibilities</w:t>
+      </w:r>
+    </w:p>
+    <w:p>
+      <w:pPr>
+        <w:pBdr>
+          <w:top w:val="nil"/>
+          <w:left w:val="nil"/>
+          <w:bottom w:val="nil"/>
+          <w:right w:val="nil"/>
+          <w:between w:val="nil"/>
+        </w:pBdr>
+        <w:spacing w:before="120" w:line="288" w:lineRule="auto"/>
+        <w:rPr>
+          <w:rFonts w:ascii="Arial" w:eastAsia="Arial" w:hAnsi="Arial" w:cs="Arial"/>
+          <w:color w:val="000000"/>
+          <w:sz w:val="20"/>
+          <w:szCs w:val="20"/>
+          <w:lang w:val="en-AU"/>
+        </w:rPr>
+      </w:pPr>
+      <w:r>
+        <w:rPr>
+          <w:rFonts w:ascii="Arial" w:eastAsia="Arial" w:hAnsi="Arial" w:cs="Arial"/>
+          <w:b/>
+          <w:bCs/>
+          <w:color w:val="000000"/>
+          <w:sz w:val="20"/>
+          <w:szCs w:val="20"/>
+          <w:lang w:val="en-AU"/>
+        </w:rPr>
+        <w:t xml:space="preserve">IT Manager I+D </w:t>
+      </w:r>
+      <w:r>
+        <w:rPr>
+          <w:rFonts w:ascii="Arial" w:eastAsia="Arial" w:hAnsi="Arial" w:cs="Arial"/>
+          <w:b/>
+          <w:bCs/>
+          <w:color w:val="000000"/>
+          <w:sz w:val="20"/>
+          <w:szCs w:val="20"/>
+          <w:lang w:val="en-AU"/>
+        </w:rPr>
+        <w:t xml:space="preserve">- </w:t>
+      </w:r>
+      <w:r>
+        <w:rPr>
+          <w:rFonts w:ascii="Arial" w:eastAsia="Arial" w:hAnsi="Arial" w:cs="Arial"/>
+          <w:b/>
+          <w:bCs/>
+          <w:color w:val="000000"/>
+          <w:sz w:val="20"/>
+          <w:szCs w:val="20"/>
+          <w:lang w:val="en-AU"/>
+        </w:rPr>
+        <w:t>Manuel Perez</w:t>
       </w:r>
     </w:p>
     <w:p>
       <w:pPr>
         <w:numPr>
           <w:ilvl w:val="0"/>
-          <w:numId w:val="2"/>
+          <w:numId w:val="14"/>
         </w:numPr>
-      </w:pPr>
-      <w:r>
-        <w:t>Sharing confidential Worlducation data through unauthorised platforms or personal email accounts.</w:t>
+        <w:pBdr>
+          <w:top w:val="nil"/>
+          <w:left w:val="nil"/>
+          <w:bottom w:val="nil"/>
+          <w:right w:val="nil"/>
+          <w:between w:val="nil"/>
+        </w:pBdr>
+        <w:spacing w:before="120" w:line="288" w:lineRule="auto"/>
+        <w:rPr>
+          <w:rFonts w:ascii="Arial" w:eastAsia="Arial" w:hAnsi="Arial" w:cs="Arial"/>
+          <w:color w:val="000000"/>
+          <w:sz w:val="20"/>
+          <w:szCs w:val="20"/>
+          <w:lang w:val="en-AU"/>
+        </w:rPr>
+      </w:pPr>
+      <w:r>
+        <w:rPr>
+          <w:rFonts w:ascii="Arial" w:eastAsia="Arial" w:hAnsi="Arial" w:cs="Arial"/>
+          <w:color w:val="000000"/>
+          <w:sz w:val="20"/>
+          <w:szCs w:val="20"/>
+          <w:lang w:val="en-AU"/>
+        </w:rPr>
+        <w:t>Develop, maintain, and review the Internet Use Policy in accordance with Australian standards and organisational requirements.</w:t>
       </w:r>
     </w:p>
     <w:p>
       <w:pPr>
         <w:numPr>
           <w:ilvl w:val="0"/>
-          <w:numId w:val="2"/>
+          <w:numId w:val="14"/>
         </w:numPr>
-      </w:pPr>
-      <w:r>
-        <w:lastRenderedPageBreak/>
-        <w:t>Bypassing network security controls, firewalls, or content filters.</w:t>
-      </w:r>
-    </w:p>
-    <w:p>
-      <w:r>
-        <w:rPr>
-          <w:b/>
-          <w:bCs/>
-        </w:rPr>
-        <w:t>Security and Privacy</w:t>
+        <w:pBdr>
+          <w:top w:val="nil"/>
+          <w:left w:val="nil"/>
+          <w:bottom w:val="nil"/>
+          <w:right w:val="nil"/>
+          <w:between w:val="nil"/>
+        </w:pBdr>
+        <w:spacing w:before="120" w:line="288" w:lineRule="auto"/>
+        <w:rPr>
+          <w:rFonts w:ascii="Arial" w:eastAsia="Arial" w:hAnsi="Arial" w:cs="Arial"/>
+          <w:color w:val="000000"/>
+          <w:sz w:val="20"/>
+          <w:szCs w:val="20"/>
+          <w:lang w:val="en-AU"/>
+        </w:rPr>
+      </w:pPr>
+      <w:r>
+        <w:rPr>
+          <w:rFonts w:ascii="Arial" w:eastAsia="Arial" w:hAnsi="Arial" w:cs="Arial"/>
+          <w:color w:val="000000"/>
+          <w:sz w:val="20"/>
+          <w:szCs w:val="20"/>
+          <w:lang w:val="en-AU"/>
+        </w:rPr>
+        <w:t>Communicate the policy clearly to all team members upon commencement and whenever updates are made.</w:t>
       </w:r>
     </w:p>
     <w:p>
       <w:pPr>
         <w:numPr>
           <w:ilvl w:val="0"/>
-          <w:numId w:val="3"/>
+          <w:numId w:val="14"/>
         </w:numPr>
-      </w:pPr>
-      <w:r>
-        <w:t xml:space="preserve">All internet activity on </w:t>
-      </w:r>
-      <w:proofErr w:type="spellStart"/>
-      <w:r>
-        <w:t>Worlducation's</w:t>
-      </w:r>
-      <w:proofErr w:type="spellEnd"/>
-      <w:r>
-        <w:t xml:space="preserve"> network may be monitored and logged in accordance with the </w:t>
-      </w:r>
-      <w:r>
-        <w:rPr>
-          <w:b/>
-          <w:bCs/>
-        </w:rPr>
-        <w:t>Privacy Act 1988</w:t>
-      </w:r>
-      <w:r>
-        <w:t xml:space="preserve"> and the </w:t>
-      </w:r>
-      <w:r>
-        <w:rPr>
-          <w:b/>
-          <w:bCs/>
-        </w:rPr>
-        <w:t>Australian Privacy Principles (APPs)</w:t>
-      </w:r>
-      <w:r>
-        <w:t>.</w:t>
+        <w:pBdr>
+          <w:top w:val="nil"/>
+          <w:left w:val="nil"/>
+          <w:bottom w:val="nil"/>
+          <w:right w:val="nil"/>
+          <w:between w:val="nil"/>
+        </w:pBdr>
+        <w:spacing w:before="120" w:line="288" w:lineRule="auto"/>
+        <w:rPr>
+          <w:rFonts w:ascii="Arial" w:eastAsia="Arial" w:hAnsi="Arial" w:cs="Arial"/>
+          <w:color w:val="000000"/>
+          <w:sz w:val="20"/>
+          <w:szCs w:val="20"/>
+          <w:lang w:val="en-AU"/>
+        </w:rPr>
+      </w:pPr>
+      <w:r>
+        <w:rPr>
+          <w:rFonts w:ascii="Arial" w:eastAsia="Arial" w:hAnsi="Arial" w:cs="Arial"/>
+          <w:color w:val="000000"/>
+          <w:sz w:val="20"/>
+          <w:szCs w:val="20"/>
+          <w:lang w:val="en-AU"/>
+        </w:rPr>
+        <w:t>Monitor internet usage across the team's systems and report any breaches or security concerns to the CEO.</w:t>
       </w:r>
     </w:p>
     <w:p>
       <w:pPr>
         <w:numPr>
           <w:ilvl w:val="0"/>
-          <w:numId w:val="3"/>
+          <w:numId w:val="14"/>
         </w:numPr>
-      </w:pPr>
-      <w:r>
-        <w:t xml:space="preserve">Employees must not use the internet in any way that could compromise the organisation's cybersecurity posture, as outlined in the </w:t>
-      </w:r>
-      <w:r>
-        <w:rPr>
-          <w:b/>
-          <w:bCs/>
-        </w:rPr>
-        <w:t>Cybercrime Act 2001</w:t>
-      </w:r>
-      <w:r>
-        <w:t>.</w:t>
+        <w:pBdr>
+          <w:top w:val="nil"/>
+          <w:left w:val="nil"/>
+          <w:bottom w:val="nil"/>
+          <w:right w:val="nil"/>
+          <w:between w:val="nil"/>
+        </w:pBdr>
+        <w:spacing w:before="120" w:line="288" w:lineRule="auto"/>
+        <w:rPr>
+          <w:rFonts w:ascii="Arial" w:eastAsia="Arial" w:hAnsi="Arial" w:cs="Arial"/>
+          <w:color w:val="000000"/>
+          <w:sz w:val="20"/>
+          <w:szCs w:val="20"/>
+          <w:lang w:val="en-AU"/>
+        </w:rPr>
+      </w:pPr>
+      <w:r>
+        <w:rPr>
+          <w:rFonts w:ascii="Arial" w:eastAsia="Arial" w:hAnsi="Arial" w:cs="Arial"/>
+          <w:color w:val="000000"/>
+          <w:sz w:val="20"/>
+          <w:szCs w:val="20"/>
+          <w:lang w:val="en-AU"/>
+        </w:rPr>
+        <w:t>Implement and maintain technical controls such as firewalls, content filters, and access management systems to enforce the policy.</w:t>
       </w:r>
     </w:p>
     <w:p>
       <w:pPr>
         <w:numPr>
           <w:ilvl w:val="0"/>
-          <w:numId w:val="3"/>
+          <w:numId w:val="14"/>
         </w:numPr>
-      </w:pPr>
-      <w:r>
-        <w:t>Any suspected security breach or inappropriate use must be reported immediately to the IT Manager I+D.</w:t>
-      </w:r>
-    </w:p>
-    <w:p>
-      <w:r>
-        <w:rPr>
-          <w:b/>
-          <w:bCs/>
-        </w:rPr>
-        <w:t>Consequences of Breach</w:t>
+        <w:pBdr>
+          <w:top w:val="nil"/>
+          <w:left w:val="nil"/>
+          <w:bottom w:val="nil"/>
+          <w:right w:val="nil"/>
+          <w:between w:val="nil"/>
+        </w:pBdr>
+        <w:spacing w:before="120" w:line="288" w:lineRule="auto"/>
+        <w:rPr>
+          <w:rFonts w:ascii="Arial" w:eastAsia="Arial" w:hAnsi="Arial" w:cs="Arial"/>
+          <w:color w:val="000000"/>
+          <w:sz w:val="20"/>
+          <w:szCs w:val="20"/>
+          <w:lang w:val="en-AU"/>
+        </w:rPr>
+      </w:pPr>
+      <w:r>
+        <w:rPr>
+          <w:rFonts w:ascii="Arial" w:eastAsia="Arial" w:hAnsi="Arial" w:cs="Arial"/>
+          <w:color w:val="000000"/>
+          <w:sz w:val="20"/>
+          <w:szCs w:val="20"/>
+          <w:lang w:val="en-AU"/>
+        </w:rPr>
+        <w:t>Conduct regular cybersecurity awareness sessions to ensure all team members understand their obligations under this policy.</w:t>
       </w:r>
     </w:p>
     <w:p>
       <w:pPr>
         <w:numPr>
           <w:ilvl w:val="0"/>
-          <w:numId w:val="4"/>
+          <w:numId w:val="14"/>
         </w:numPr>
-      </w:pPr>
-      <w:r>
-        <w:t xml:space="preserve">Violations of this policy will be managed in accordance with </w:t>
-      </w:r>
-      <w:proofErr w:type="spellStart"/>
-      <w:r>
-        <w:t>Worlducation's</w:t>
-      </w:r>
-      <w:proofErr w:type="spellEnd"/>
-      <w:r>
-        <w:t xml:space="preserve"> Staff Code of Conduct and Performance Management Policy.</w:t>
+        <w:pBdr>
+          <w:top w:val="nil"/>
+          <w:left w:val="nil"/>
+          <w:bottom w:val="nil"/>
+          <w:right w:val="nil"/>
+          <w:between w:val="nil"/>
+        </w:pBdr>
+        <w:spacing w:before="120" w:line="288" w:lineRule="auto"/>
+        <w:rPr>
+          <w:rFonts w:ascii="Arial" w:eastAsia="Arial" w:hAnsi="Arial" w:cs="Arial"/>
+          <w:color w:val="000000"/>
+          <w:sz w:val="20"/>
+          <w:szCs w:val="20"/>
+          <w:lang w:val="en-AU"/>
+        </w:rPr>
+      </w:pPr>
+      <w:r>
+        <w:rPr>
+          <w:rFonts w:ascii="Arial" w:eastAsia="Arial" w:hAnsi="Arial" w:cs="Arial"/>
+          <w:color w:val="000000"/>
+          <w:sz w:val="20"/>
+          <w:szCs w:val="20"/>
+          <w:lang w:val="en-AU"/>
+        </w:rPr>
+        <w:t>Escalate serious breaches to the CEO and, where required, to the relevant Australian authorities in accordance with the Cybercrime Act 2001.</w:t>
+      </w:r>
+    </w:p>
+    <w:p>
+      <w:pPr>
+        <w:pBdr>
+          <w:top w:val="nil"/>
+          <w:left w:val="nil"/>
+          <w:bottom w:val="nil"/>
+          <w:right w:val="nil"/>
+          <w:between w:val="nil"/>
+        </w:pBdr>
+        <w:spacing w:before="120" w:line="288" w:lineRule="auto"/>
+        <w:rPr>
+          <w:rFonts w:ascii="Arial" w:eastAsia="Arial" w:hAnsi="Arial" w:cs="Arial"/>
+          <w:color w:val="000000"/>
+          <w:sz w:val="20"/>
+          <w:szCs w:val="20"/>
+          <w:lang w:val="en-AU"/>
+        </w:rPr>
+      </w:pPr>
+      <w:r>
+        <w:rPr>
+          <w:rFonts w:ascii="Arial" w:eastAsia="Arial" w:hAnsi="Arial" w:cs="Arial"/>
+          <w:b/>
+          <w:bCs/>
+          <w:color w:val="000000"/>
+          <w:sz w:val="20"/>
+          <w:szCs w:val="20"/>
+          <w:lang w:val="en-AU"/>
+        </w:rPr>
+        <w:t xml:space="preserve">IT Manager </w:t>
+      </w:r>
+      <w:r>
+        <w:rPr>
+          <w:rFonts w:ascii="Arial" w:eastAsia="Arial" w:hAnsi="Arial" w:cs="Arial"/>
+          <w:b/>
+          <w:bCs/>
+          <w:color w:val="000000"/>
+          <w:sz w:val="20"/>
+          <w:szCs w:val="20"/>
+          <w:lang w:val="en-AU"/>
+        </w:rPr>
+        <w:t>-</w:t>
+      </w:r>
+      <w:r>
+        <w:rPr>
+          <w:rFonts w:ascii="Arial" w:eastAsia="Arial" w:hAnsi="Arial" w:cs="Arial"/>
+          <w:b/>
+          <w:bCs/>
+          <w:color w:val="000000"/>
+          <w:sz w:val="20"/>
+          <w:szCs w:val="20"/>
+          <w:lang w:val="en-AU"/>
+        </w:rPr>
+        <w:t xml:space="preserve"> Hal Hyland</w:t>
       </w:r>
     </w:p>
     <w:p>
       <w:pPr>
         <w:numPr>
           <w:ilvl w:val="0"/>
-          <w:numId w:val="4"/>
+          <w:numId w:val="15"/>
         </w:numPr>
-      </w:pPr>
-      <w:r>
-        <w:t>Depending on the severity of the breach, consequences may range from a formal warning to termination of employment.</w:t>
+        <w:pBdr>
+          <w:top w:val="nil"/>
+          <w:left w:val="nil"/>
+          <w:bottom w:val="nil"/>
+          <w:right w:val="nil"/>
+          <w:between w:val="nil"/>
+        </w:pBdr>
+        <w:spacing w:before="120" w:line="288" w:lineRule="auto"/>
+        <w:rPr>
+          <w:rFonts w:ascii="Arial" w:eastAsia="Arial" w:hAnsi="Arial" w:cs="Arial"/>
+          <w:color w:val="000000"/>
+          <w:sz w:val="20"/>
+          <w:szCs w:val="20"/>
+          <w:lang w:val="en-AU"/>
+        </w:rPr>
+      </w:pPr>
+      <w:r>
+        <w:rPr>
+          <w:rFonts w:ascii="Arial" w:eastAsia="Arial" w:hAnsi="Arial" w:cs="Arial"/>
+          <w:color w:val="000000"/>
+          <w:sz w:val="20"/>
+          <w:szCs w:val="20"/>
+          <w:lang w:val="en-AU"/>
+        </w:rPr>
+        <w:t>Ensure that cloud infrastructure and network systems are configured to support the monitoring and enforcement of this policy.</w:t>
       </w:r>
     </w:p>
     <w:p>
       <w:pPr>
         <w:numPr>
           <w:ilvl w:val="0"/>
-          <w:numId w:val="4"/>
+          <w:numId w:val="15"/>
         </w:numPr>
-      </w:pPr>
-      <w:r>
-        <w:t>Serious breaches involving illegal activity will be referred to the relevant Australian authorities.</w:t>
-      </w:r>
-    </w:p>
-    <w:p>
-      <w:r>
-        <w:rPr>
+        <w:pBdr>
+          <w:top w:val="nil"/>
+          <w:left w:val="nil"/>
+          <w:bottom w:val="nil"/>
+          <w:right w:val="nil"/>
+          <w:between w:val="nil"/>
+        </w:pBdr>
+        <w:spacing w:before="120" w:line="288" w:lineRule="auto"/>
+        <w:rPr>
+          <w:rFonts w:ascii="Arial" w:eastAsia="Arial" w:hAnsi="Arial" w:cs="Arial"/>
+          <w:color w:val="000000"/>
+          <w:sz w:val="20"/>
+          <w:szCs w:val="20"/>
+          <w:lang w:val="en-AU"/>
+        </w:rPr>
+      </w:pPr>
+      <w:r>
+        <w:rPr>
+          <w:rFonts w:ascii="Arial" w:eastAsia="Arial" w:hAnsi="Arial" w:cs="Arial"/>
+          <w:color w:val="000000"/>
+          <w:sz w:val="20"/>
+          <w:szCs w:val="20"/>
+          <w:lang w:val="en-AU"/>
+        </w:rPr>
+        <w:t>Advise the IT Manager I+D on technical controls and cybersecurity measures required to maintain compliance with the Privacy Act 1988 and Cybercrime Act 2001.</w:t>
+      </w:r>
+    </w:p>
+    <w:p>
+      <w:pPr>
+        <w:numPr>
+          <w:ilvl w:val="0"/>
+          <w:numId w:val="15"/>
+        </w:numPr>
+        <w:pBdr>
+          <w:top w:val="nil"/>
+          <w:left w:val="nil"/>
+          <w:bottom w:val="nil"/>
+          <w:right w:val="nil"/>
+          <w:between w:val="nil"/>
+        </w:pBdr>
+        <w:spacing w:before="120" w:line="288" w:lineRule="auto"/>
+        <w:rPr>
+          <w:rFonts w:ascii="Arial" w:eastAsia="Arial" w:hAnsi="Arial" w:cs="Arial"/>
+          <w:color w:val="000000"/>
+          <w:sz w:val="20"/>
+          <w:szCs w:val="20"/>
+          <w:lang w:val="en-AU"/>
+        </w:rPr>
+      </w:pPr>
+      <w:r>
+        <w:rPr>
+          <w:rFonts w:ascii="Arial" w:eastAsia="Arial" w:hAnsi="Arial" w:cs="Arial"/>
+          <w:color w:val="000000"/>
+          <w:sz w:val="20"/>
+          <w:szCs w:val="20"/>
+          <w:lang w:val="en-AU"/>
+        </w:rPr>
+        <w:t>Support the investigation of any suspected security breaches related to internet misuse.</w:t>
+      </w:r>
+    </w:p>
+    <w:p>
+      <w:pPr>
+        <w:pBdr>
+          <w:top w:val="nil"/>
+          <w:left w:val="nil"/>
+          <w:bottom w:val="nil"/>
+          <w:right w:val="nil"/>
+          <w:between w:val="nil"/>
+        </w:pBdr>
+        <w:spacing w:before="120" w:line="288" w:lineRule="auto"/>
+        <w:rPr>
+          <w:rFonts w:ascii="Arial" w:eastAsia="Arial" w:hAnsi="Arial" w:cs="Arial"/>
+          <w:color w:val="000000"/>
+          <w:sz w:val="20"/>
+          <w:szCs w:val="20"/>
+          <w:lang w:val="en-AU"/>
+        </w:rPr>
+      </w:pPr>
+      <w:r>
+        <w:rPr>
+          <w:rFonts w:ascii="Arial" w:eastAsia="Arial" w:hAnsi="Arial" w:cs="Arial"/>
           <w:b/>
           <w:bCs/>
-        </w:rPr>
-        <w:t>Review</w:t>
-      </w:r>
-      <w:r>
-        <w:t xml:space="preserve"> This policy will be reviewed annually or following any significant change in technology, legislation, or organisational requirements.</w:t>
-      </w:r>
-    </w:p>
-    <w:p/>
+          <w:color w:val="000000"/>
+          <w:sz w:val="20"/>
+          <w:szCs w:val="20"/>
+          <w:lang w:val="en-AU"/>
+        </w:rPr>
+        <w:t xml:space="preserve">IT Support Officer </w:t>
+      </w:r>
+      <w:r>
+        <w:rPr>
+          <w:rFonts w:ascii="Arial" w:eastAsia="Arial" w:hAnsi="Arial" w:cs="Arial"/>
+          <w:b/>
+          <w:bCs/>
+          <w:color w:val="000000"/>
+          <w:sz w:val="20"/>
+          <w:szCs w:val="20"/>
+          <w:lang w:val="en-AU"/>
+        </w:rPr>
+        <w:t>-</w:t>
+      </w:r>
+      <w:r>
+        <w:rPr>
+          <w:rFonts w:ascii="Arial" w:eastAsia="Arial" w:hAnsi="Arial" w:cs="Arial"/>
+          <w:b/>
+          <w:bCs/>
+          <w:color w:val="000000"/>
+          <w:sz w:val="20"/>
+          <w:szCs w:val="20"/>
+          <w:lang w:val="en-AU"/>
+        </w:rPr>
+        <w:t xml:space="preserve"> Helen Hunt</w:t>
+      </w:r>
+    </w:p>
+    <w:p>
+      <w:pPr>
+        <w:numPr>
+          <w:ilvl w:val="0"/>
+          <w:numId w:val="16"/>
+        </w:numPr>
+        <w:pBdr>
+          <w:top w:val="nil"/>
+          <w:left w:val="nil"/>
+          <w:bottom w:val="nil"/>
+          <w:right w:val="nil"/>
+          <w:between w:val="nil"/>
+        </w:pBdr>
+        <w:spacing w:before="120" w:line="288" w:lineRule="auto"/>
+        <w:rPr>
+          <w:rFonts w:ascii="Arial" w:eastAsia="Arial" w:hAnsi="Arial" w:cs="Arial"/>
+          <w:color w:val="000000"/>
+          <w:sz w:val="20"/>
+          <w:szCs w:val="20"/>
+          <w:lang w:val="en-AU"/>
+        </w:rPr>
+      </w:pPr>
+      <w:r>
+        <w:rPr>
+          <w:rFonts w:ascii="Arial" w:eastAsia="Arial" w:hAnsi="Arial" w:cs="Arial"/>
+          <w:color w:val="000000"/>
+          <w:sz w:val="20"/>
+          <w:szCs w:val="20"/>
+          <w:lang w:val="en-AU"/>
+        </w:rPr>
+        <w:t>Report any suspected policy breaches or unusual network activity to the IT Manager I+D immediately.</w:t>
+      </w:r>
+    </w:p>
+    <w:p>
+      <w:pPr>
+        <w:numPr>
+          <w:ilvl w:val="0"/>
+          <w:numId w:val="16"/>
+        </w:numPr>
+        <w:pBdr>
+          <w:top w:val="nil"/>
+          <w:left w:val="nil"/>
+          <w:bottom w:val="nil"/>
+          <w:right w:val="nil"/>
+          <w:between w:val="nil"/>
+        </w:pBdr>
+        <w:spacing w:before="120" w:line="288" w:lineRule="auto"/>
+        <w:rPr>
+          <w:rFonts w:ascii="Arial" w:eastAsia="Arial" w:hAnsi="Arial" w:cs="Arial"/>
+          <w:color w:val="000000"/>
+          <w:sz w:val="20"/>
+          <w:szCs w:val="20"/>
+          <w:lang w:val="en-AU"/>
+        </w:rPr>
+      </w:pPr>
+      <w:r>
+        <w:rPr>
+          <w:rFonts w:ascii="Arial" w:eastAsia="Arial" w:hAnsi="Arial" w:cs="Arial"/>
+          <w:color w:val="000000"/>
+          <w:sz w:val="20"/>
+          <w:szCs w:val="20"/>
+          <w:lang w:val="en-AU"/>
+        </w:rPr>
+        <w:t>Assist in the technical implementation of internet monitoring tools and access controls as directed by the IT Manager I+D.</w:t>
+      </w:r>
+    </w:p>
+    <w:p>
+      <w:pPr>
+        <w:numPr>
+          <w:ilvl w:val="0"/>
+          <w:numId w:val="16"/>
+        </w:numPr>
+        <w:pBdr>
+          <w:top w:val="nil"/>
+          <w:left w:val="nil"/>
+          <w:bottom w:val="nil"/>
+          <w:right w:val="nil"/>
+          <w:between w:val="nil"/>
+        </w:pBdr>
+        <w:spacing w:before="120" w:line="288" w:lineRule="auto"/>
+        <w:rPr>
+          <w:rFonts w:ascii="Arial" w:eastAsia="Arial" w:hAnsi="Arial" w:cs="Arial"/>
+          <w:color w:val="000000"/>
+          <w:sz w:val="20"/>
+          <w:szCs w:val="20"/>
+          <w:lang w:val="en-AU"/>
+        </w:rPr>
+      </w:pPr>
+      <w:r>
+        <w:rPr>
+          <w:rFonts w:ascii="Arial" w:eastAsia="Arial" w:hAnsi="Arial" w:cs="Arial"/>
+          <w:color w:val="000000"/>
+          <w:sz w:val="20"/>
+          <w:szCs w:val="20"/>
+          <w:lang w:val="en-AU"/>
+        </w:rPr>
+        <w:t>Ensure that all cloud platform environments comply with the security requirements outlined in this policy.</w:t>
+      </w:r>
+    </w:p>
+    <w:p>
+      <w:pPr>
+        <w:pBdr>
+          <w:top w:val="nil"/>
+          <w:left w:val="nil"/>
+          <w:bottom w:val="nil"/>
+          <w:right w:val="nil"/>
+          <w:between w:val="nil"/>
+        </w:pBdr>
+        <w:spacing w:before="120" w:line="288" w:lineRule="auto"/>
+        <w:rPr>
+          <w:rFonts w:ascii="Arial" w:eastAsia="Arial" w:hAnsi="Arial" w:cs="Arial"/>
+          <w:color w:val="000000"/>
+          <w:sz w:val="20"/>
+          <w:szCs w:val="20"/>
+          <w:lang w:val="en-AU"/>
+        </w:rPr>
+      </w:pPr>
+      <w:r>
+        <w:rPr>
+          <w:rFonts w:ascii="Arial" w:eastAsia="Arial" w:hAnsi="Arial" w:cs="Arial"/>
+          <w:b/>
+          <w:bCs/>
+          <w:color w:val="000000"/>
+          <w:sz w:val="20"/>
+          <w:szCs w:val="20"/>
+          <w:lang w:val="en-AU"/>
+        </w:rPr>
+        <w:t xml:space="preserve">Help Desk Officer </w:t>
+      </w:r>
+      <w:r>
+        <w:rPr>
+          <w:rFonts w:ascii="Arial" w:eastAsia="Arial" w:hAnsi="Arial" w:cs="Arial"/>
+          <w:b/>
+          <w:bCs/>
+          <w:color w:val="000000"/>
+          <w:sz w:val="20"/>
+          <w:szCs w:val="20"/>
+          <w:lang w:val="en-AU"/>
+        </w:rPr>
+        <w:t>-</w:t>
+      </w:r>
+      <w:r>
+        <w:rPr>
+          <w:rFonts w:ascii="Arial" w:eastAsia="Arial" w:hAnsi="Arial" w:cs="Arial"/>
+          <w:b/>
+          <w:bCs/>
+          <w:color w:val="000000"/>
+          <w:sz w:val="20"/>
+          <w:szCs w:val="20"/>
+          <w:lang w:val="en-AU"/>
+        </w:rPr>
+        <w:t xml:space="preserve"> Hayley Hill</w:t>
+      </w:r>
+    </w:p>
+    <w:p>
+      <w:pPr>
+        <w:numPr>
+          <w:ilvl w:val="0"/>
+          <w:numId w:val="17"/>
+        </w:numPr>
+        <w:pBdr>
+          <w:top w:val="nil"/>
+          <w:left w:val="nil"/>
+          <w:bottom w:val="nil"/>
+          <w:right w:val="nil"/>
+          <w:between w:val="nil"/>
+        </w:pBdr>
+        <w:spacing w:before="120" w:line="288" w:lineRule="auto"/>
+        <w:rPr>
+          <w:rFonts w:ascii="Arial" w:eastAsia="Arial" w:hAnsi="Arial" w:cs="Arial"/>
+          <w:color w:val="000000"/>
+          <w:sz w:val="20"/>
+          <w:szCs w:val="20"/>
+          <w:lang w:val="en-AU"/>
+        </w:rPr>
+      </w:pPr>
+      <w:r>
+        <w:rPr>
+          <w:rFonts w:ascii="Arial" w:eastAsia="Arial" w:hAnsi="Arial" w:cs="Arial"/>
+          <w:color w:val="000000"/>
+          <w:sz w:val="20"/>
+          <w:szCs w:val="20"/>
+          <w:lang w:val="en-AU"/>
+        </w:rPr>
+        <w:t>Ensure that all end-user communications and support interactions comply with the acceptable use requirements of this policy.</w:t>
+      </w:r>
+    </w:p>
+    <w:p>
+      <w:pPr>
+        <w:numPr>
+          <w:ilvl w:val="0"/>
+          <w:numId w:val="17"/>
+        </w:numPr>
+        <w:pBdr>
+          <w:top w:val="nil"/>
+          <w:left w:val="nil"/>
+          <w:bottom w:val="nil"/>
+          <w:right w:val="nil"/>
+          <w:between w:val="nil"/>
+        </w:pBdr>
+        <w:spacing w:before="120" w:line="288" w:lineRule="auto"/>
+        <w:rPr>
+          <w:rFonts w:ascii="Arial" w:eastAsia="Arial" w:hAnsi="Arial" w:cs="Arial"/>
+          <w:color w:val="000000"/>
+          <w:sz w:val="20"/>
+          <w:szCs w:val="20"/>
+          <w:lang w:val="en-AU"/>
+        </w:rPr>
+      </w:pPr>
+      <w:r>
+        <w:rPr>
+          <w:rFonts w:ascii="Arial" w:eastAsia="Arial" w:hAnsi="Arial" w:cs="Arial"/>
+          <w:color w:val="000000"/>
+          <w:sz w:val="20"/>
+          <w:szCs w:val="20"/>
+          <w:lang w:val="en-AU"/>
+        </w:rPr>
+        <w:t>Report any internet misuse identified through helpdesk interactions to the IT Manager I+D promptly.</w:t>
+      </w:r>
+    </w:p>
+    <w:p>
+      <w:pPr>
+        <w:numPr>
+          <w:ilvl w:val="0"/>
+          <w:numId w:val="17"/>
+        </w:numPr>
+        <w:pBdr>
+          <w:top w:val="nil"/>
+          <w:left w:val="nil"/>
+          <w:bottom w:val="nil"/>
+          <w:right w:val="nil"/>
+          <w:between w:val="nil"/>
+        </w:pBdr>
+        <w:spacing w:before="120" w:line="288" w:lineRule="auto"/>
+        <w:rPr>
+          <w:rFonts w:ascii="Arial" w:eastAsia="Arial" w:hAnsi="Arial" w:cs="Arial"/>
+          <w:color w:val="000000"/>
+          <w:sz w:val="20"/>
+          <w:szCs w:val="20"/>
+          <w:lang w:val="en-AU"/>
+        </w:rPr>
+      </w:pPr>
+      <w:r>
+        <w:rPr>
+          <w:rFonts w:ascii="Arial" w:eastAsia="Arial" w:hAnsi="Arial" w:cs="Arial"/>
+          <w:color w:val="000000"/>
+          <w:sz w:val="20"/>
+          <w:szCs w:val="20"/>
+          <w:lang w:val="en-AU"/>
+        </w:rPr>
+        <w:t>Support staff in understanding the policy requirements when raising related helpdesk queries.</w:t>
+      </w:r>
+    </w:p>
+    <w:p>
+      <w:pPr>
+        <w:pBdr>
+          <w:top w:val="nil"/>
+          <w:left w:val="nil"/>
+          <w:bottom w:val="nil"/>
+          <w:right w:val="nil"/>
+          <w:between w:val="nil"/>
+        </w:pBdr>
+        <w:spacing w:before="120" w:line="288" w:lineRule="auto"/>
+        <w:rPr>
+          <w:rFonts w:ascii="Arial" w:eastAsia="Arial" w:hAnsi="Arial" w:cs="Arial"/>
+          <w:color w:val="000000"/>
+          <w:sz w:val="20"/>
+          <w:szCs w:val="20"/>
+          <w:lang w:val="en-AU"/>
+        </w:rPr>
+      </w:pPr>
+      <w:r>
+        <w:rPr>
+          <w:rFonts w:ascii="Arial" w:eastAsia="Arial" w:hAnsi="Arial" w:cs="Arial"/>
+          <w:b/>
+          <w:bCs/>
+          <w:color w:val="000000"/>
+          <w:sz w:val="20"/>
+          <w:szCs w:val="20"/>
+          <w:lang w:val="en-AU"/>
+        </w:rPr>
+        <w:t>All Team Members</w:t>
+      </w:r>
+    </w:p>
+    <w:p>
+      <w:pPr>
+        <w:numPr>
+          <w:ilvl w:val="0"/>
+          <w:numId w:val="18"/>
+        </w:numPr>
+        <w:pBdr>
+          <w:top w:val="nil"/>
+          <w:left w:val="nil"/>
+          <w:bottom w:val="nil"/>
+          <w:right w:val="nil"/>
+          <w:between w:val="nil"/>
+        </w:pBdr>
+        <w:spacing w:before="120" w:line="288" w:lineRule="auto"/>
+        <w:rPr>
+          <w:rFonts w:ascii="Arial" w:eastAsia="Arial" w:hAnsi="Arial" w:cs="Arial"/>
+          <w:color w:val="000000"/>
+          <w:sz w:val="20"/>
+          <w:szCs w:val="20"/>
+          <w:lang w:val="en-AU"/>
+        </w:rPr>
+      </w:pPr>
+      <w:r>
+        <w:rPr>
+          <w:rFonts w:ascii="Arial" w:eastAsia="Arial" w:hAnsi="Arial" w:cs="Arial"/>
+          <w:color w:val="000000"/>
+          <w:sz w:val="20"/>
+          <w:szCs w:val="20"/>
+          <w:lang w:val="en-AU"/>
+        </w:rPr>
+        <w:t>Read, understand, and comply with this policy at all times.</w:t>
+      </w:r>
+    </w:p>
+    <w:p>
+      <w:pPr>
+        <w:numPr>
+          <w:ilvl w:val="0"/>
+          <w:numId w:val="18"/>
+        </w:numPr>
+        <w:pBdr>
+          <w:top w:val="nil"/>
+          <w:left w:val="nil"/>
+          <w:bottom w:val="nil"/>
+          <w:right w:val="nil"/>
+          <w:between w:val="nil"/>
+        </w:pBdr>
+        <w:spacing w:before="120" w:line="288" w:lineRule="auto"/>
+        <w:rPr>
+          <w:rFonts w:ascii="Arial" w:eastAsia="Arial" w:hAnsi="Arial" w:cs="Arial"/>
+          <w:color w:val="000000"/>
+          <w:sz w:val="20"/>
+          <w:szCs w:val="20"/>
+          <w:lang w:val="en-AU"/>
+        </w:rPr>
+      </w:pPr>
+      <w:r>
+        <w:rPr>
+          <w:rFonts w:ascii="Arial" w:eastAsia="Arial" w:hAnsi="Arial" w:cs="Arial"/>
+          <w:color w:val="000000"/>
+          <w:sz w:val="20"/>
+          <w:szCs w:val="20"/>
+          <w:lang w:val="en-AU"/>
+        </w:rPr>
+        <w:t>Use Worlducation's internet resources responsibly and exclusively for work-related purposes during work hours.</w:t>
+      </w:r>
+    </w:p>
+    <w:p>
+      <w:pPr>
+        <w:numPr>
+          <w:ilvl w:val="0"/>
+          <w:numId w:val="18"/>
+        </w:numPr>
+        <w:pBdr>
+          <w:top w:val="nil"/>
+          <w:left w:val="nil"/>
+          <w:bottom w:val="nil"/>
+          <w:right w:val="nil"/>
+          <w:between w:val="nil"/>
+        </w:pBdr>
+        <w:spacing w:before="120" w:line="288" w:lineRule="auto"/>
+        <w:rPr>
+          <w:rFonts w:ascii="Arial" w:eastAsia="Arial" w:hAnsi="Arial" w:cs="Arial"/>
+          <w:color w:val="000000"/>
+          <w:sz w:val="20"/>
+          <w:szCs w:val="20"/>
+          <w:lang w:val="en-AU"/>
+        </w:rPr>
+      </w:pPr>
+      <w:r>
+        <w:rPr>
+          <w:rFonts w:ascii="Arial" w:eastAsia="Arial" w:hAnsi="Arial" w:cs="Arial"/>
+          <w:color w:val="000000"/>
+          <w:sz w:val="20"/>
+          <w:szCs w:val="20"/>
+          <w:lang w:val="en-AU"/>
+        </w:rPr>
+        <w:lastRenderedPageBreak/>
+        <w:t>Report any suspected security breaches, inappropriate usage by colleagues, or policy violations to the IT Manager I+D within 24 hours of becoming aware of the issue.</w:t>
+      </w:r>
+    </w:p>
+    <w:p>
+      <w:pPr>
+        <w:numPr>
+          <w:ilvl w:val="0"/>
+          <w:numId w:val="18"/>
+        </w:numPr>
+        <w:pBdr>
+          <w:top w:val="nil"/>
+          <w:left w:val="nil"/>
+          <w:bottom w:val="nil"/>
+          <w:right w:val="nil"/>
+          <w:between w:val="nil"/>
+        </w:pBdr>
+        <w:spacing w:before="120" w:line="288" w:lineRule="auto"/>
+        <w:rPr>
+          <w:rFonts w:ascii="Arial" w:eastAsia="Arial" w:hAnsi="Arial" w:cs="Arial"/>
+          <w:color w:val="000000"/>
+          <w:sz w:val="20"/>
+          <w:szCs w:val="20"/>
+          <w:lang w:val="en-AU"/>
+        </w:rPr>
+      </w:pPr>
+      <w:r>
+        <w:rPr>
+          <w:rFonts w:ascii="Arial" w:eastAsia="Arial" w:hAnsi="Arial" w:cs="Arial"/>
+          <w:color w:val="000000"/>
+          <w:sz w:val="20"/>
+          <w:szCs w:val="20"/>
+          <w:lang w:val="en-AU"/>
+        </w:rPr>
+        <w:t>Complete all cybersecurity and internet use awareness training as required.</w:t>
+      </w:r>
+    </w:p>
+    <w:p>
+      <w:pPr>
+        <w:numPr>
+          <w:ilvl w:val="0"/>
+          <w:numId w:val="18"/>
+        </w:numPr>
+        <w:pBdr>
+          <w:top w:val="nil"/>
+          <w:left w:val="nil"/>
+          <w:bottom w:val="nil"/>
+          <w:right w:val="nil"/>
+          <w:between w:val="nil"/>
+        </w:pBdr>
+        <w:spacing w:before="120" w:line="288" w:lineRule="auto"/>
+        <w:rPr>
+          <w:rFonts w:ascii="Arial" w:eastAsia="Arial" w:hAnsi="Arial" w:cs="Arial"/>
+          <w:color w:val="000000"/>
+          <w:sz w:val="20"/>
+          <w:szCs w:val="20"/>
+          <w:lang w:val="en-AU"/>
+        </w:rPr>
+      </w:pPr>
+      <w:r>
+        <w:rPr>
+          <w:rFonts w:ascii="Arial" w:eastAsia="Arial" w:hAnsi="Arial" w:cs="Arial"/>
+          <w:color w:val="000000"/>
+          <w:sz w:val="20"/>
+          <w:szCs w:val="20"/>
+          <w:lang w:val="en-AU"/>
+        </w:rPr>
+        <w:t>Never share login credentials, access tokens, or network access with unauthorised individuals.</w:t>
+      </w:r>
+    </w:p>
+    <w:p>
+      <w:pPr>
+        <w:pBdr>
+          <w:top w:val="nil"/>
+          <w:left w:val="nil"/>
+          <w:bottom w:val="nil"/>
+          <w:right w:val="nil"/>
+          <w:between w:val="nil"/>
+        </w:pBdr>
+        <w:spacing w:before="120" w:line="288" w:lineRule="auto"/>
+        <w:rPr>
+          <w:rFonts w:ascii="Arial" w:eastAsia="Arial" w:hAnsi="Arial" w:cs="Arial"/>
+          <w:color w:val="000000"/>
+          <w:sz w:val="20"/>
+          <w:szCs w:val="20"/>
+          <w:lang w:val="en-AU"/>
+        </w:rPr>
+      </w:pPr>
+      <w:r>
+        <w:rPr>
+          <w:rFonts w:ascii="Arial" w:eastAsia="Arial" w:hAnsi="Arial" w:cs="Arial"/>
+          <w:b/>
+          <w:bCs/>
+          <w:color w:val="000000"/>
+          <w:sz w:val="20"/>
+          <w:szCs w:val="20"/>
+          <w:lang w:val="en-AU"/>
+        </w:rPr>
+        <w:t xml:space="preserve">CEO </w:t>
+      </w:r>
+      <w:r>
+        <w:rPr>
+          <w:rFonts w:ascii="Arial" w:eastAsia="Arial" w:hAnsi="Arial" w:cs="Arial"/>
+          <w:b/>
+          <w:bCs/>
+          <w:color w:val="000000"/>
+          <w:sz w:val="20"/>
+          <w:szCs w:val="20"/>
+          <w:lang w:val="en-AU"/>
+        </w:rPr>
+        <w:t>-</w:t>
+      </w:r>
+      <w:r>
+        <w:rPr>
+          <w:rFonts w:ascii="Arial" w:eastAsia="Arial" w:hAnsi="Arial" w:cs="Arial"/>
+          <w:b/>
+          <w:bCs/>
+          <w:color w:val="000000"/>
+          <w:sz w:val="20"/>
+          <w:szCs w:val="20"/>
+          <w:lang w:val="en-AU"/>
+        </w:rPr>
+        <w:t xml:space="preserve"> Lucas Lopez</w:t>
+      </w:r>
+    </w:p>
+    <w:p>
+      <w:pPr>
+        <w:numPr>
+          <w:ilvl w:val="0"/>
+          <w:numId w:val="19"/>
+        </w:numPr>
+        <w:pBdr>
+          <w:top w:val="nil"/>
+          <w:left w:val="nil"/>
+          <w:bottom w:val="nil"/>
+          <w:right w:val="nil"/>
+          <w:between w:val="nil"/>
+        </w:pBdr>
+        <w:spacing w:before="120" w:line="288" w:lineRule="auto"/>
+        <w:rPr>
+          <w:rFonts w:ascii="Arial" w:eastAsia="Arial" w:hAnsi="Arial" w:cs="Arial"/>
+          <w:color w:val="000000"/>
+          <w:sz w:val="20"/>
+          <w:szCs w:val="20"/>
+          <w:lang w:val="en-AU"/>
+        </w:rPr>
+      </w:pPr>
+      <w:r>
+        <w:rPr>
+          <w:rFonts w:ascii="Arial" w:eastAsia="Arial" w:hAnsi="Arial" w:cs="Arial"/>
+          <w:color w:val="000000"/>
+          <w:sz w:val="20"/>
+          <w:szCs w:val="20"/>
+          <w:lang w:val="en-AU"/>
+        </w:rPr>
+        <w:t>Formally approve and endorse the Internet Use Policy and any subsequent updates.</w:t>
+      </w:r>
+    </w:p>
+    <w:p>
+      <w:pPr>
+        <w:numPr>
+          <w:ilvl w:val="0"/>
+          <w:numId w:val="19"/>
+        </w:numPr>
+        <w:pBdr>
+          <w:top w:val="nil"/>
+          <w:left w:val="nil"/>
+          <w:bottom w:val="nil"/>
+          <w:right w:val="nil"/>
+          <w:between w:val="nil"/>
+        </w:pBdr>
+        <w:spacing w:before="120" w:line="288" w:lineRule="auto"/>
+        <w:rPr>
+          <w:rFonts w:ascii="Arial" w:eastAsia="Arial" w:hAnsi="Arial" w:cs="Arial"/>
+          <w:color w:val="000000"/>
+          <w:sz w:val="20"/>
+          <w:szCs w:val="20"/>
+          <w:lang w:val="en-AU"/>
+        </w:rPr>
+      </w:pPr>
+      <w:r>
+        <w:rPr>
+          <w:rFonts w:ascii="Arial" w:eastAsia="Arial" w:hAnsi="Arial" w:cs="Arial"/>
+          <w:color w:val="000000"/>
+          <w:sz w:val="20"/>
+          <w:szCs w:val="20"/>
+          <w:lang w:val="en-AU"/>
+        </w:rPr>
+        <w:t>Support the IT Manager I+D in enforcing the policy consistently across the organisation.</w:t>
+      </w:r>
+    </w:p>
+    <w:p>
+      <w:pPr>
+        <w:numPr>
+          <w:ilvl w:val="0"/>
+          <w:numId w:val="19"/>
+        </w:numPr>
+        <w:pBdr>
+          <w:top w:val="nil"/>
+          <w:left w:val="nil"/>
+          <w:bottom w:val="nil"/>
+          <w:right w:val="nil"/>
+          <w:between w:val="nil"/>
+        </w:pBdr>
+        <w:spacing w:before="120" w:line="288" w:lineRule="auto"/>
+        <w:rPr>
+          <w:rFonts w:ascii="Arial" w:eastAsia="Arial" w:hAnsi="Arial" w:cs="Arial"/>
+          <w:color w:val="000000"/>
+          <w:sz w:val="20"/>
+          <w:szCs w:val="20"/>
+          <w:lang w:val="en-AU"/>
+        </w:rPr>
+      </w:pPr>
+      <w:r>
+        <w:rPr>
+          <w:rFonts w:ascii="Arial" w:eastAsia="Arial" w:hAnsi="Arial" w:cs="Arial"/>
+          <w:color w:val="000000"/>
+          <w:sz w:val="20"/>
+          <w:szCs w:val="20"/>
+          <w:lang w:val="en-AU"/>
+        </w:rPr>
+        <w:t>Make final decisions on disciplinary action in cases of serious or repeated policy breaches, in accordance with Worlducation's Performance Management Policy.</w:t>
+      </w:r>
+    </w:p>
+    <w:p>
+      <w:pPr>
+        <w:pBdr>
+          <w:top w:val="nil"/>
+          <w:left w:val="nil"/>
+          <w:bottom w:val="nil"/>
+          <w:right w:val="nil"/>
+          <w:between w:val="nil"/>
+        </w:pBdr>
+        <w:spacing w:before="120" w:line="288" w:lineRule="auto"/>
+        <w:rPr>
+          <w:rFonts w:ascii="Arial" w:eastAsia="Arial" w:hAnsi="Arial" w:cs="Arial"/>
+          <w:color w:val="000000"/>
+          <w:sz w:val="20"/>
+          <w:szCs w:val="20"/>
+          <w:lang w:val="en-AU"/>
+        </w:rPr>
+      </w:pPr>
+    </w:p>
+    <w:p>
+      <w:pPr>
+        <w:rPr>
+          <w:rFonts w:ascii="Arial" w:eastAsia="Arial" w:hAnsi="Arial" w:cs="Arial"/>
+          <w:b/>
+          <w:color w:val="000000"/>
+          <w:sz w:val="24"/>
+        </w:rPr>
+      </w:pPr>
+      <w:r>
+        <w:rPr>
+          <w:rFonts w:ascii="Arial" w:eastAsia="Arial" w:hAnsi="Arial" w:cs="Arial"/>
+          <w:b/>
+          <w:color w:val="000000"/>
+          <w:sz w:val="24"/>
+        </w:rPr>
+        <w:br w:type="page"/>
+      </w:r>
+    </w:p>
+    <w:p>
+      <w:pPr>
+        <w:pBdr>
+          <w:top w:val="nil"/>
+          <w:left w:val="nil"/>
+          <w:bottom w:val="nil"/>
+          <w:right w:val="nil"/>
+          <w:between w:val="nil"/>
+        </w:pBdr>
+        <w:spacing w:before="360" w:line="276" w:lineRule="auto"/>
+        <w:rPr>
+          <w:rFonts w:ascii="Arial" w:eastAsia="Arial" w:hAnsi="Arial" w:cs="Arial"/>
+          <w:b/>
+          <w:color w:val="000000"/>
+          <w:sz w:val="24"/>
+        </w:rPr>
+      </w:pPr>
+      <w:r>
+        <w:rPr>
+          <w:rFonts w:ascii="Arial" w:eastAsia="Arial" w:hAnsi="Arial" w:cs="Arial"/>
+          <w:b/>
+          <w:color w:val="000000"/>
+          <w:sz w:val="24"/>
+        </w:rPr>
+        <w:lastRenderedPageBreak/>
+        <w:t>Procedures</w:t>
+      </w:r>
+    </w:p>
+    <w:p>
+      <w:pPr>
+        <w:pBdr>
+          <w:top w:val="nil"/>
+          <w:left w:val="nil"/>
+          <w:bottom w:val="nil"/>
+          <w:right w:val="nil"/>
+          <w:between w:val="nil"/>
+        </w:pBdr>
+        <w:spacing w:before="360" w:line="276" w:lineRule="auto"/>
+        <w:rPr>
+          <w:rFonts w:ascii="Arial" w:eastAsia="Arial" w:hAnsi="Arial" w:cs="Arial"/>
+          <w:b/>
+          <w:color w:val="000000"/>
+          <w:szCs w:val="22"/>
+          <w:lang w:val="en-AU"/>
+        </w:rPr>
+      </w:pPr>
+      <w:r>
+        <w:rPr>
+          <w:rFonts w:ascii="Arial" w:eastAsia="Arial" w:hAnsi="Arial" w:cs="Arial"/>
+          <w:b/>
+          <w:bCs/>
+          <w:color w:val="000000"/>
+          <w:szCs w:val="22"/>
+          <w:lang w:val="en-AU"/>
+        </w:rPr>
+        <w:t>Procedure 1</w:t>
+      </w:r>
+      <w:r>
+        <w:rPr>
+          <w:rFonts w:ascii="Arial" w:eastAsia="Arial" w:hAnsi="Arial" w:cs="Arial"/>
+          <w:b/>
+          <w:bCs/>
+          <w:color w:val="000000"/>
+          <w:szCs w:val="22"/>
+          <w:lang w:val="en-AU"/>
+        </w:rPr>
+        <w:t xml:space="preserve">: </w:t>
+      </w:r>
+      <w:r>
+        <w:rPr>
+          <w:rFonts w:ascii="Arial" w:eastAsia="Arial" w:hAnsi="Arial" w:cs="Arial"/>
+          <w:b/>
+          <w:bCs/>
+          <w:color w:val="000000"/>
+          <w:szCs w:val="22"/>
+          <w:lang w:val="en-AU"/>
+        </w:rPr>
+        <w:t>Internet Access Management</w:t>
+      </w:r>
+    </w:p>
+    <w:p>
+      <w:pPr>
+        <w:pBdr>
+          <w:top w:val="nil"/>
+          <w:left w:val="nil"/>
+          <w:bottom w:val="nil"/>
+          <w:right w:val="nil"/>
+          <w:between w:val="nil"/>
+        </w:pBdr>
+        <w:spacing w:before="360" w:line="276" w:lineRule="auto"/>
+        <w:rPr>
+          <w:rFonts w:ascii="Arial" w:eastAsia="Arial" w:hAnsi="Arial" w:cs="Arial"/>
+          <w:bCs/>
+          <w:color w:val="000000"/>
+          <w:szCs w:val="22"/>
+          <w:lang w:val="en-AU"/>
+        </w:rPr>
+      </w:pPr>
+      <w:r>
+        <w:rPr>
+          <w:rFonts w:ascii="Arial" w:eastAsia="Arial" w:hAnsi="Arial" w:cs="Arial"/>
+          <w:bCs/>
+          <w:color w:val="000000"/>
+          <w:szCs w:val="22"/>
+          <w:lang w:val="en-AU"/>
+        </w:rPr>
+        <w:t>All internet access within Worlducation's network is managed through the IT department. The following steps apply:</w:t>
+      </w:r>
+    </w:p>
+    <w:p>
+      <w:pPr>
+        <w:numPr>
+          <w:ilvl w:val="0"/>
+          <w:numId w:val="20"/>
+        </w:numPr>
+        <w:pBdr>
+          <w:top w:val="nil"/>
+          <w:left w:val="nil"/>
+          <w:bottom w:val="nil"/>
+          <w:right w:val="nil"/>
+          <w:between w:val="nil"/>
+        </w:pBdr>
+        <w:spacing w:before="360" w:line="276" w:lineRule="auto"/>
+        <w:rPr>
+          <w:rFonts w:ascii="Arial" w:eastAsia="Arial" w:hAnsi="Arial" w:cs="Arial"/>
+          <w:bCs/>
+          <w:color w:val="000000"/>
+          <w:szCs w:val="22"/>
+          <w:lang w:val="en-AU"/>
+        </w:rPr>
+      </w:pPr>
+      <w:r>
+        <w:rPr>
+          <w:rFonts w:ascii="Arial" w:eastAsia="Arial" w:hAnsi="Arial" w:cs="Arial"/>
+          <w:bCs/>
+          <w:color w:val="000000"/>
+          <w:szCs w:val="22"/>
+          <w:lang w:val="en-AU"/>
+        </w:rPr>
+        <w:t>The IT Manager I+D is responsible for configuring and maintaining content filtering and firewall systems that restrict access to inappropriate or non-work-related websites during work hours.</w:t>
+      </w:r>
+    </w:p>
+    <w:p>
+      <w:pPr>
+        <w:numPr>
+          <w:ilvl w:val="0"/>
+          <w:numId w:val="20"/>
+        </w:numPr>
+        <w:pBdr>
+          <w:top w:val="nil"/>
+          <w:left w:val="nil"/>
+          <w:bottom w:val="nil"/>
+          <w:right w:val="nil"/>
+          <w:between w:val="nil"/>
+        </w:pBdr>
+        <w:spacing w:before="360" w:line="276" w:lineRule="auto"/>
+        <w:rPr>
+          <w:rFonts w:ascii="Arial" w:eastAsia="Arial" w:hAnsi="Arial" w:cs="Arial"/>
+          <w:bCs/>
+          <w:color w:val="000000"/>
+          <w:szCs w:val="22"/>
+          <w:lang w:val="en-AU"/>
+        </w:rPr>
+      </w:pPr>
+      <w:r>
+        <w:rPr>
+          <w:rFonts w:ascii="Arial" w:eastAsia="Arial" w:hAnsi="Arial" w:cs="Arial"/>
+          <w:bCs/>
+          <w:color w:val="000000"/>
+          <w:szCs w:val="22"/>
+          <w:lang w:val="en-AU"/>
+        </w:rPr>
+        <w:t>Access to specific websites or platforms required for legitimate business purposes must be requested through a formal IT access request, reviewed and approved by the IT Manager I+D within 48 hours.</w:t>
+      </w:r>
+    </w:p>
+    <w:p>
+      <w:pPr>
+        <w:numPr>
+          <w:ilvl w:val="0"/>
+          <w:numId w:val="20"/>
+        </w:numPr>
+        <w:pBdr>
+          <w:top w:val="nil"/>
+          <w:left w:val="nil"/>
+          <w:bottom w:val="nil"/>
+          <w:right w:val="nil"/>
+          <w:between w:val="nil"/>
+        </w:pBdr>
+        <w:spacing w:before="360" w:line="276" w:lineRule="auto"/>
+        <w:rPr>
+          <w:rFonts w:ascii="Arial" w:eastAsia="Arial" w:hAnsi="Arial" w:cs="Arial"/>
+          <w:bCs/>
+          <w:color w:val="000000"/>
+          <w:szCs w:val="22"/>
+          <w:lang w:val="en-AU"/>
+        </w:rPr>
+      </w:pPr>
+      <w:r>
+        <w:rPr>
+          <w:rFonts w:ascii="Arial" w:eastAsia="Arial" w:hAnsi="Arial" w:cs="Arial"/>
+          <w:bCs/>
+          <w:color w:val="000000"/>
+          <w:szCs w:val="22"/>
+          <w:lang w:val="en-AU"/>
+        </w:rPr>
+        <w:t>Remote team members must connect to Worlducation's systems via an approved VPN at all times, ensuring that internet monitoring controls apply equally to on-site and remote workers.</w:t>
+      </w:r>
+    </w:p>
+    <w:p>
+      <w:pPr>
+        <w:numPr>
+          <w:ilvl w:val="0"/>
+          <w:numId w:val="20"/>
+        </w:numPr>
+        <w:pBdr>
+          <w:top w:val="nil"/>
+          <w:left w:val="nil"/>
+          <w:bottom w:val="nil"/>
+          <w:right w:val="nil"/>
+          <w:between w:val="nil"/>
+        </w:pBdr>
+        <w:spacing w:before="360" w:line="276" w:lineRule="auto"/>
+        <w:rPr>
+          <w:rFonts w:ascii="Arial" w:eastAsia="Arial" w:hAnsi="Arial" w:cs="Arial"/>
+          <w:bCs/>
+          <w:color w:val="000000"/>
+          <w:szCs w:val="22"/>
+          <w:lang w:val="en-AU"/>
+        </w:rPr>
+      </w:pPr>
+      <w:r>
+        <w:rPr>
+          <w:rFonts w:ascii="Arial" w:eastAsia="Arial" w:hAnsi="Arial" w:cs="Arial"/>
+          <w:bCs/>
+          <w:color w:val="000000"/>
+          <w:szCs w:val="22"/>
+          <w:lang w:val="en-AU"/>
+        </w:rPr>
+        <w:t>Cloud-based tools and platforms</w:t>
+      </w:r>
+      <w:r>
+        <w:rPr>
+          <w:rFonts w:ascii="Arial" w:eastAsia="Arial" w:hAnsi="Arial" w:cs="Arial"/>
+          <w:bCs/>
+          <w:color w:val="000000"/>
+          <w:szCs w:val="22"/>
+          <w:lang w:val="en-AU"/>
+        </w:rPr>
+        <w:t xml:space="preserve">, </w:t>
+      </w:r>
+      <w:r>
+        <w:rPr>
+          <w:rFonts w:ascii="Arial" w:eastAsia="Arial" w:hAnsi="Arial" w:cs="Arial"/>
+          <w:bCs/>
+          <w:color w:val="000000"/>
+          <w:szCs w:val="22"/>
+          <w:lang w:val="en-AU"/>
+        </w:rPr>
+        <w:t>such as Microsoft Teams and Trello</w:t>
+      </w:r>
+      <w:r>
+        <w:rPr>
+          <w:rFonts w:ascii="Arial" w:eastAsia="Arial" w:hAnsi="Arial" w:cs="Arial"/>
+          <w:bCs/>
+          <w:color w:val="000000"/>
+          <w:szCs w:val="22"/>
+          <w:lang w:val="en-AU"/>
+        </w:rPr>
+        <w:t xml:space="preserve">, </w:t>
+      </w:r>
+      <w:r>
+        <w:rPr>
+          <w:rFonts w:ascii="Arial" w:eastAsia="Arial" w:hAnsi="Arial" w:cs="Arial"/>
+          <w:bCs/>
+          <w:color w:val="000000"/>
+          <w:szCs w:val="22"/>
+          <w:lang w:val="en-AU"/>
+        </w:rPr>
+        <w:t>are pre-approved for business use and do not require individual access requests.</w:t>
+      </w:r>
+    </w:p>
+    <w:p>
+      <w:pPr>
+        <w:pBdr>
+          <w:top w:val="nil"/>
+          <w:left w:val="nil"/>
+          <w:bottom w:val="nil"/>
+          <w:right w:val="nil"/>
+          <w:between w:val="nil"/>
+        </w:pBdr>
+        <w:spacing w:before="360" w:line="276" w:lineRule="auto"/>
+        <w:rPr>
+          <w:rFonts w:ascii="Arial" w:eastAsia="Arial" w:hAnsi="Arial" w:cs="Arial"/>
+          <w:b/>
+          <w:color w:val="000000"/>
+          <w:szCs w:val="22"/>
+          <w:lang w:val="en-AU"/>
+        </w:rPr>
+      </w:pPr>
+      <w:r>
+        <w:rPr>
+          <w:rFonts w:ascii="Arial" w:eastAsia="Arial" w:hAnsi="Arial" w:cs="Arial"/>
+          <w:b/>
+          <w:bCs/>
+          <w:color w:val="000000"/>
+          <w:szCs w:val="22"/>
+          <w:lang w:val="en-AU"/>
+        </w:rPr>
+        <w:t>Procedure 2</w:t>
+      </w:r>
+      <w:r>
+        <w:rPr>
+          <w:rFonts w:ascii="Arial" w:eastAsia="Arial" w:hAnsi="Arial" w:cs="Arial"/>
+          <w:b/>
+          <w:bCs/>
+          <w:color w:val="000000"/>
+          <w:szCs w:val="22"/>
+          <w:lang w:val="en-AU"/>
+        </w:rPr>
+        <w:t xml:space="preserve">: </w:t>
+      </w:r>
+      <w:r>
+        <w:rPr>
+          <w:rFonts w:ascii="Arial" w:eastAsia="Arial" w:hAnsi="Arial" w:cs="Arial"/>
+          <w:b/>
+          <w:bCs/>
+          <w:color w:val="000000"/>
+          <w:szCs w:val="22"/>
+          <w:lang w:val="en-AU"/>
+        </w:rPr>
+        <w:t>Monitoring and Logging</w:t>
+      </w:r>
+    </w:p>
+    <w:p>
+      <w:pPr>
+        <w:numPr>
+          <w:ilvl w:val="0"/>
+          <w:numId w:val="21"/>
+        </w:numPr>
+        <w:pBdr>
+          <w:top w:val="nil"/>
+          <w:left w:val="nil"/>
+          <w:bottom w:val="nil"/>
+          <w:right w:val="nil"/>
+          <w:between w:val="nil"/>
+        </w:pBdr>
+        <w:spacing w:before="360" w:line="276" w:lineRule="auto"/>
+        <w:rPr>
+          <w:rFonts w:ascii="Arial" w:eastAsia="Arial" w:hAnsi="Arial" w:cs="Arial"/>
+          <w:bCs/>
+          <w:color w:val="000000"/>
+          <w:szCs w:val="22"/>
+          <w:lang w:val="en-AU"/>
+        </w:rPr>
+      </w:pPr>
+      <w:r>
+        <w:rPr>
+          <w:rFonts w:ascii="Arial" w:eastAsia="Arial" w:hAnsi="Arial" w:cs="Arial"/>
+          <w:bCs/>
+          <w:color w:val="000000"/>
+          <w:szCs w:val="22"/>
+          <w:lang w:val="en-AU"/>
+        </w:rPr>
+        <w:t>All internet activity conducted on Worlducation's network is logged automatically by the IT department's monitoring systems.</w:t>
+      </w:r>
+    </w:p>
+    <w:p>
+      <w:pPr>
+        <w:numPr>
+          <w:ilvl w:val="0"/>
+          <w:numId w:val="21"/>
+        </w:numPr>
+        <w:pBdr>
+          <w:top w:val="nil"/>
+          <w:left w:val="nil"/>
+          <w:bottom w:val="nil"/>
+          <w:right w:val="nil"/>
+          <w:between w:val="nil"/>
+        </w:pBdr>
+        <w:spacing w:before="360" w:line="276" w:lineRule="auto"/>
+        <w:rPr>
+          <w:rFonts w:ascii="Arial" w:eastAsia="Arial" w:hAnsi="Arial" w:cs="Arial"/>
+          <w:bCs/>
+          <w:color w:val="000000"/>
+          <w:szCs w:val="22"/>
+          <w:lang w:val="en-AU"/>
+        </w:rPr>
+      </w:pPr>
+      <w:r>
+        <w:rPr>
+          <w:rFonts w:ascii="Arial" w:eastAsia="Arial" w:hAnsi="Arial" w:cs="Arial"/>
+          <w:bCs/>
+          <w:color w:val="000000"/>
+          <w:szCs w:val="22"/>
+          <w:lang w:val="en-AU"/>
+        </w:rPr>
+        <w:t>Logs are reviewed weekly by the IT Manager I+D as part of routine network management.</w:t>
+      </w:r>
+    </w:p>
+    <w:p>
+      <w:pPr>
+        <w:numPr>
+          <w:ilvl w:val="0"/>
+          <w:numId w:val="21"/>
+        </w:numPr>
+        <w:pBdr>
+          <w:top w:val="nil"/>
+          <w:left w:val="nil"/>
+          <w:bottom w:val="nil"/>
+          <w:right w:val="nil"/>
+          <w:between w:val="nil"/>
+        </w:pBdr>
+        <w:spacing w:before="360" w:line="276" w:lineRule="auto"/>
+        <w:rPr>
+          <w:rFonts w:ascii="Arial" w:eastAsia="Arial" w:hAnsi="Arial" w:cs="Arial"/>
+          <w:bCs/>
+          <w:color w:val="000000"/>
+          <w:szCs w:val="22"/>
+          <w:lang w:val="en-AU"/>
+        </w:rPr>
+      </w:pPr>
+      <w:r>
+        <w:rPr>
+          <w:rFonts w:ascii="Arial" w:eastAsia="Arial" w:hAnsi="Arial" w:cs="Arial"/>
+          <w:bCs/>
+          <w:color w:val="000000"/>
+          <w:szCs w:val="22"/>
+          <w:lang w:val="en-AU"/>
+        </w:rPr>
+        <w:t>Employees are notified of this monitoring through this policy and through the onboarding process, in accordance with the Privacy Act 1988 and Australian Privacy Principles.</w:t>
+      </w:r>
+    </w:p>
+    <w:p>
+      <w:pPr>
+        <w:numPr>
+          <w:ilvl w:val="0"/>
+          <w:numId w:val="21"/>
+        </w:numPr>
+        <w:pBdr>
+          <w:top w:val="nil"/>
+          <w:left w:val="nil"/>
+          <w:bottom w:val="nil"/>
+          <w:right w:val="nil"/>
+          <w:between w:val="nil"/>
+        </w:pBdr>
+        <w:spacing w:before="360" w:line="276" w:lineRule="auto"/>
+        <w:rPr>
+          <w:rFonts w:ascii="Arial" w:eastAsia="Arial" w:hAnsi="Arial" w:cs="Arial"/>
+          <w:bCs/>
+          <w:color w:val="000000"/>
+          <w:szCs w:val="22"/>
+          <w:lang w:val="en-AU"/>
+        </w:rPr>
+      </w:pPr>
+      <w:r>
+        <w:rPr>
+          <w:rFonts w:ascii="Arial" w:eastAsia="Arial" w:hAnsi="Arial" w:cs="Arial"/>
+          <w:bCs/>
+          <w:color w:val="000000"/>
+          <w:szCs w:val="22"/>
+          <w:lang w:val="en-AU"/>
+        </w:rPr>
+        <w:t>Monitoring data is stored securely for a minimum of 90 days and is only accessed for the purpose of policy enforcement, security investigations, or compliance requirements.</w:t>
+      </w:r>
+    </w:p>
+    <w:p>
+      <w:pPr>
+        <w:pBdr>
+          <w:top w:val="nil"/>
+          <w:left w:val="nil"/>
+          <w:bottom w:val="nil"/>
+          <w:right w:val="nil"/>
+          <w:between w:val="nil"/>
+        </w:pBdr>
+        <w:spacing w:before="360" w:line="276" w:lineRule="auto"/>
+        <w:rPr>
+          <w:rFonts w:ascii="Arial" w:eastAsia="Arial" w:hAnsi="Arial" w:cs="Arial"/>
+          <w:b/>
+          <w:color w:val="000000"/>
+          <w:szCs w:val="22"/>
+          <w:lang w:val="en-AU"/>
+        </w:rPr>
+      </w:pPr>
+      <w:r>
+        <w:rPr>
+          <w:rFonts w:ascii="Arial" w:eastAsia="Arial" w:hAnsi="Arial" w:cs="Arial"/>
+          <w:b/>
+          <w:bCs/>
+          <w:color w:val="000000"/>
+          <w:szCs w:val="22"/>
+          <w:lang w:val="en-AU"/>
+        </w:rPr>
+        <w:t>Procedure 3</w:t>
+      </w:r>
+      <w:r>
+        <w:rPr>
+          <w:rFonts w:ascii="Arial" w:eastAsia="Arial" w:hAnsi="Arial" w:cs="Arial"/>
+          <w:b/>
+          <w:bCs/>
+          <w:color w:val="000000"/>
+          <w:szCs w:val="22"/>
+          <w:lang w:val="en-AU"/>
+        </w:rPr>
+        <w:t xml:space="preserve">: </w:t>
+      </w:r>
+      <w:r>
+        <w:rPr>
+          <w:rFonts w:ascii="Arial" w:eastAsia="Arial" w:hAnsi="Arial" w:cs="Arial"/>
+          <w:b/>
+          <w:bCs/>
+          <w:color w:val="000000"/>
+          <w:szCs w:val="22"/>
+          <w:lang w:val="en-AU"/>
+        </w:rPr>
+        <w:t>Reporting a Breach</w:t>
+      </w:r>
+    </w:p>
+    <w:p>
+      <w:pPr>
+        <w:pBdr>
+          <w:top w:val="nil"/>
+          <w:left w:val="nil"/>
+          <w:bottom w:val="nil"/>
+          <w:right w:val="nil"/>
+          <w:between w:val="nil"/>
+        </w:pBdr>
+        <w:spacing w:before="360" w:line="276" w:lineRule="auto"/>
+        <w:rPr>
+          <w:rFonts w:ascii="Arial" w:eastAsia="Arial" w:hAnsi="Arial" w:cs="Arial"/>
+          <w:bCs/>
+          <w:color w:val="000000"/>
+          <w:szCs w:val="22"/>
+          <w:lang w:val="en-AU"/>
+        </w:rPr>
+      </w:pPr>
+      <w:r>
+        <w:rPr>
+          <w:rFonts w:ascii="Arial" w:eastAsia="Arial" w:hAnsi="Arial" w:cs="Arial"/>
+          <w:bCs/>
+          <w:color w:val="000000"/>
+          <w:szCs w:val="22"/>
+          <w:lang w:val="en-AU"/>
+        </w:rPr>
+        <w:t>Any team member who suspects a breach of this policy</w:t>
+      </w:r>
+      <w:r>
+        <w:rPr>
+          <w:rFonts w:ascii="Arial" w:eastAsia="Arial" w:hAnsi="Arial" w:cs="Arial"/>
+          <w:bCs/>
+          <w:color w:val="000000"/>
+          <w:szCs w:val="22"/>
+          <w:lang w:val="en-AU"/>
+        </w:rPr>
+        <w:t xml:space="preserve">, </w:t>
+      </w:r>
+      <w:r>
+        <w:rPr>
+          <w:rFonts w:ascii="Arial" w:eastAsia="Arial" w:hAnsi="Arial" w:cs="Arial"/>
+          <w:bCs/>
+          <w:color w:val="000000"/>
+          <w:szCs w:val="22"/>
+          <w:lang w:val="en-AU"/>
+        </w:rPr>
+        <w:t>whether by themselves or a colleague</w:t>
+      </w:r>
+      <w:r>
+        <w:rPr>
+          <w:rFonts w:ascii="Arial" w:eastAsia="Arial" w:hAnsi="Arial" w:cs="Arial"/>
+          <w:bCs/>
+          <w:color w:val="000000"/>
+          <w:szCs w:val="22"/>
+          <w:lang w:val="en-AU"/>
+        </w:rPr>
+        <w:t xml:space="preserve">, </w:t>
+      </w:r>
+      <w:r>
+        <w:rPr>
+          <w:rFonts w:ascii="Arial" w:eastAsia="Arial" w:hAnsi="Arial" w:cs="Arial"/>
+          <w:bCs/>
+          <w:color w:val="000000"/>
+          <w:szCs w:val="22"/>
+          <w:lang w:val="en-AU"/>
+        </w:rPr>
+        <w:t>must follow these steps:</w:t>
+      </w:r>
+    </w:p>
+    <w:p>
+      <w:pPr>
+        <w:numPr>
+          <w:ilvl w:val="0"/>
+          <w:numId w:val="22"/>
+        </w:numPr>
+        <w:pBdr>
+          <w:top w:val="nil"/>
+          <w:left w:val="nil"/>
+          <w:bottom w:val="nil"/>
+          <w:right w:val="nil"/>
+          <w:between w:val="nil"/>
+        </w:pBdr>
+        <w:spacing w:before="360" w:line="276" w:lineRule="auto"/>
+        <w:rPr>
+          <w:rFonts w:ascii="Arial" w:eastAsia="Arial" w:hAnsi="Arial" w:cs="Arial"/>
+          <w:bCs/>
+          <w:color w:val="000000"/>
+          <w:szCs w:val="22"/>
+          <w:lang w:val="en-AU"/>
+        </w:rPr>
+      </w:pPr>
+      <w:r>
+        <w:rPr>
+          <w:rFonts w:ascii="Arial" w:eastAsia="Arial" w:hAnsi="Arial" w:cs="Arial"/>
+          <w:bCs/>
+          <w:color w:val="000000"/>
+          <w:szCs w:val="22"/>
+          <w:lang w:val="en-AU"/>
+        </w:rPr>
+        <w:lastRenderedPageBreak/>
+        <w:t>Report the concern to the IT Manager I+D within 24 hours, either verbally during a standup or in writing via Microsoft Teams or email.</w:t>
+      </w:r>
+    </w:p>
+    <w:p>
+      <w:pPr>
+        <w:numPr>
+          <w:ilvl w:val="0"/>
+          <w:numId w:val="22"/>
+        </w:numPr>
+        <w:pBdr>
+          <w:top w:val="nil"/>
+          <w:left w:val="nil"/>
+          <w:bottom w:val="nil"/>
+          <w:right w:val="nil"/>
+          <w:between w:val="nil"/>
+        </w:pBdr>
+        <w:spacing w:before="360" w:line="276" w:lineRule="auto"/>
+        <w:rPr>
+          <w:rFonts w:ascii="Arial" w:eastAsia="Arial" w:hAnsi="Arial" w:cs="Arial"/>
+          <w:bCs/>
+          <w:color w:val="000000"/>
+          <w:szCs w:val="22"/>
+          <w:lang w:val="en-AU"/>
+        </w:rPr>
+      </w:pPr>
+      <w:r>
+        <w:rPr>
+          <w:rFonts w:ascii="Arial" w:eastAsia="Arial" w:hAnsi="Arial" w:cs="Arial"/>
+          <w:bCs/>
+          <w:color w:val="000000"/>
+          <w:szCs w:val="22"/>
+          <w:lang w:val="en-AU"/>
+        </w:rPr>
+        <w:t>The IT Manager I+D will acknowledge the report within 24 hours and log it in the team's Concern Register on Trello.</w:t>
+      </w:r>
+    </w:p>
+    <w:p>
+      <w:pPr>
+        <w:numPr>
+          <w:ilvl w:val="0"/>
+          <w:numId w:val="22"/>
+        </w:numPr>
+        <w:pBdr>
+          <w:top w:val="nil"/>
+          <w:left w:val="nil"/>
+          <w:bottom w:val="nil"/>
+          <w:right w:val="nil"/>
+          <w:between w:val="nil"/>
+        </w:pBdr>
+        <w:spacing w:before="360" w:line="276" w:lineRule="auto"/>
+        <w:rPr>
+          <w:rFonts w:ascii="Arial" w:eastAsia="Arial" w:hAnsi="Arial" w:cs="Arial"/>
+          <w:bCs/>
+          <w:color w:val="000000"/>
+          <w:szCs w:val="22"/>
+          <w:lang w:val="en-AU"/>
+        </w:rPr>
+      </w:pPr>
+      <w:r>
+        <w:rPr>
+          <w:rFonts w:ascii="Arial" w:eastAsia="Arial" w:hAnsi="Arial" w:cs="Arial"/>
+          <w:bCs/>
+          <w:color w:val="000000"/>
+          <w:szCs w:val="22"/>
+          <w:lang w:val="en-AU"/>
+        </w:rPr>
+        <w:t>If the breach involves a potential cybersecurity incident, the IT Manager and Hal Hyland will be notified immediately to assess the risk and implement containment measures.</w:t>
+      </w:r>
+    </w:p>
+    <w:p>
+      <w:pPr>
+        <w:numPr>
+          <w:ilvl w:val="0"/>
+          <w:numId w:val="22"/>
+        </w:numPr>
+        <w:pBdr>
+          <w:top w:val="nil"/>
+          <w:left w:val="nil"/>
+          <w:bottom w:val="nil"/>
+          <w:right w:val="nil"/>
+          <w:between w:val="nil"/>
+        </w:pBdr>
+        <w:spacing w:before="360" w:line="276" w:lineRule="auto"/>
+        <w:rPr>
+          <w:rFonts w:ascii="Arial" w:eastAsia="Arial" w:hAnsi="Arial" w:cs="Arial"/>
+          <w:bCs/>
+          <w:color w:val="000000"/>
+          <w:szCs w:val="22"/>
+          <w:lang w:val="en-AU"/>
+        </w:rPr>
+      </w:pPr>
+      <w:r>
+        <w:rPr>
+          <w:rFonts w:ascii="Arial" w:eastAsia="Arial" w:hAnsi="Arial" w:cs="Arial"/>
+          <w:bCs/>
+          <w:color w:val="000000"/>
+          <w:szCs w:val="22"/>
+          <w:lang w:val="en-AU"/>
+        </w:rPr>
+        <w:t>The IT Manager I+D will conduct a preliminary review of monitoring logs within 48 hours to determine the nature and severity of the breach.</w:t>
+      </w:r>
+    </w:p>
+    <w:p>
+      <w:pPr>
+        <w:pBdr>
+          <w:top w:val="nil"/>
+          <w:left w:val="nil"/>
+          <w:bottom w:val="nil"/>
+          <w:right w:val="nil"/>
+          <w:between w:val="nil"/>
+        </w:pBdr>
+        <w:spacing w:before="360" w:line="276" w:lineRule="auto"/>
+        <w:rPr>
+          <w:rFonts w:ascii="Arial" w:eastAsia="Arial" w:hAnsi="Arial" w:cs="Arial"/>
+          <w:b/>
+          <w:color w:val="000000"/>
+          <w:szCs w:val="22"/>
+          <w:lang w:val="en-AU"/>
+        </w:rPr>
+      </w:pPr>
+      <w:r>
+        <w:rPr>
+          <w:rFonts w:ascii="Arial" w:eastAsia="Arial" w:hAnsi="Arial" w:cs="Arial"/>
+          <w:b/>
+          <w:bCs/>
+          <w:color w:val="000000"/>
+          <w:szCs w:val="22"/>
+          <w:lang w:val="en-AU"/>
+        </w:rPr>
+        <w:t>Procedure 4</w:t>
+      </w:r>
+      <w:r>
+        <w:rPr>
+          <w:rFonts w:ascii="Arial" w:eastAsia="Arial" w:hAnsi="Arial" w:cs="Arial"/>
+          <w:b/>
+          <w:bCs/>
+          <w:color w:val="000000"/>
+          <w:szCs w:val="22"/>
+          <w:lang w:val="en-AU"/>
+        </w:rPr>
+        <w:t>:</w:t>
+      </w:r>
+      <w:r>
+        <w:rPr>
+          <w:rFonts w:ascii="Arial" w:eastAsia="Arial" w:hAnsi="Arial" w:cs="Arial"/>
+          <w:b/>
+          <w:bCs/>
+          <w:color w:val="000000"/>
+          <w:szCs w:val="22"/>
+          <w:lang w:val="en-AU"/>
+        </w:rPr>
+        <w:t xml:space="preserve"> Managing a Breach</w:t>
+      </w:r>
+    </w:p>
+    <w:p>
+      <w:pPr>
+        <w:pBdr>
+          <w:top w:val="nil"/>
+          <w:left w:val="nil"/>
+          <w:bottom w:val="nil"/>
+          <w:right w:val="nil"/>
+          <w:between w:val="nil"/>
+        </w:pBdr>
+        <w:spacing w:before="360" w:line="276" w:lineRule="auto"/>
+        <w:rPr>
+          <w:rFonts w:ascii="Arial" w:eastAsia="Arial" w:hAnsi="Arial" w:cs="Arial"/>
+          <w:bCs/>
+          <w:color w:val="000000"/>
+          <w:szCs w:val="22"/>
+          <w:lang w:val="en-AU"/>
+        </w:rPr>
+      </w:pPr>
+      <w:r>
+        <w:rPr>
+          <w:rFonts w:ascii="Arial" w:eastAsia="Arial" w:hAnsi="Arial" w:cs="Arial"/>
+          <w:bCs/>
+          <w:color w:val="000000"/>
+          <w:szCs w:val="22"/>
+          <w:lang w:val="en-AU"/>
+        </w:rPr>
+        <w:t>Once a breach has been identified and confirmed, the following procedure applies:</w:t>
+      </w:r>
+    </w:p>
+    <w:p>
+      <w:pPr>
+        <w:numPr>
+          <w:ilvl w:val="0"/>
+          <w:numId w:val="23"/>
+        </w:numPr>
+        <w:pBdr>
+          <w:top w:val="nil"/>
+          <w:left w:val="nil"/>
+          <w:bottom w:val="nil"/>
+          <w:right w:val="nil"/>
+          <w:between w:val="nil"/>
+        </w:pBdr>
+        <w:spacing w:before="360" w:line="276" w:lineRule="auto"/>
+        <w:rPr>
+          <w:rFonts w:ascii="Arial" w:eastAsia="Arial" w:hAnsi="Arial" w:cs="Arial"/>
+          <w:bCs/>
+          <w:color w:val="000000"/>
+          <w:szCs w:val="22"/>
+          <w:lang w:val="en-AU"/>
+        </w:rPr>
+      </w:pPr>
+      <w:r>
+        <w:rPr>
+          <w:rFonts w:ascii="Arial" w:eastAsia="Arial" w:hAnsi="Arial" w:cs="Arial"/>
+          <w:bCs/>
+          <w:color w:val="000000"/>
+          <w:szCs w:val="22"/>
+          <w:lang w:val="en-AU"/>
+        </w:rPr>
+        <w:t>Minor Breach (first occurrence, unintentional, low impact): The IT Manager I+D will meet privately with the team member to discuss the issue, clarify the policy requirements, and document the conversation. A formal written warning is issued and placed on file.</w:t>
+      </w:r>
+    </w:p>
+    <w:p>
+      <w:pPr>
+        <w:numPr>
+          <w:ilvl w:val="0"/>
+          <w:numId w:val="23"/>
+        </w:numPr>
+        <w:pBdr>
+          <w:top w:val="nil"/>
+          <w:left w:val="nil"/>
+          <w:bottom w:val="nil"/>
+          <w:right w:val="nil"/>
+          <w:between w:val="nil"/>
+        </w:pBdr>
+        <w:spacing w:before="360" w:line="276" w:lineRule="auto"/>
+        <w:rPr>
+          <w:rFonts w:ascii="Arial" w:eastAsia="Arial" w:hAnsi="Arial" w:cs="Arial"/>
+          <w:bCs/>
+          <w:color w:val="000000"/>
+          <w:szCs w:val="22"/>
+          <w:lang w:val="en-AU"/>
+        </w:rPr>
+      </w:pPr>
+      <w:r>
+        <w:rPr>
+          <w:rFonts w:ascii="Arial" w:eastAsia="Arial" w:hAnsi="Arial" w:cs="Arial"/>
+          <w:bCs/>
+          <w:color w:val="000000"/>
+          <w:szCs w:val="22"/>
+          <w:lang w:val="en-AU"/>
+        </w:rPr>
+        <w:t>Moderate Breach (repeated occurrence or intentional misuse): The IT Manager I+D escalates the matter to the CEO. A formal disciplinary meeting is held in accordance with Worlducation's Performance Management Policy. Outcomes may include a final written warning, temporary suspension of internet access privileges, or additional mandatory training.</w:t>
+      </w:r>
+    </w:p>
+    <w:p>
+      <w:pPr>
+        <w:numPr>
+          <w:ilvl w:val="0"/>
+          <w:numId w:val="23"/>
+        </w:numPr>
+        <w:pBdr>
+          <w:top w:val="nil"/>
+          <w:left w:val="nil"/>
+          <w:bottom w:val="nil"/>
+          <w:right w:val="nil"/>
+          <w:between w:val="nil"/>
+        </w:pBdr>
+        <w:spacing w:before="360" w:line="276" w:lineRule="auto"/>
+        <w:rPr>
+          <w:rFonts w:ascii="Arial" w:eastAsia="Arial" w:hAnsi="Arial" w:cs="Arial"/>
+          <w:bCs/>
+          <w:color w:val="000000"/>
+          <w:szCs w:val="22"/>
+          <w:lang w:val="en-AU"/>
+        </w:rPr>
+      </w:pPr>
+      <w:r>
+        <w:rPr>
+          <w:rFonts w:ascii="Arial" w:eastAsia="Arial" w:hAnsi="Arial" w:cs="Arial"/>
+          <w:bCs/>
+          <w:color w:val="000000"/>
+          <w:szCs w:val="22"/>
+          <w:lang w:val="en-AU"/>
+        </w:rPr>
+        <w:t>Serious Breach (illegal activity, data breach, or deliberate security violation): The IT Manager I+D immediately notifies the CEO. Worlducation's legal obligations under the Cybercrime Act 2001 and Privacy Act 1988 are assessed. The matter may be referred to the Australian Cyber Security Centre (ACSC) or relevant law enforcement authorities. Employment may be terminated in accordance with the Fair Work Act 2009.</w:t>
+      </w:r>
+    </w:p>
+    <w:p>
+      <w:pPr>
+        <w:pBdr>
+          <w:top w:val="nil"/>
+          <w:left w:val="nil"/>
+          <w:bottom w:val="nil"/>
+          <w:right w:val="nil"/>
+          <w:between w:val="nil"/>
+        </w:pBdr>
+        <w:spacing w:before="360" w:line="276" w:lineRule="auto"/>
+        <w:rPr>
+          <w:rFonts w:ascii="Arial" w:eastAsia="Arial" w:hAnsi="Arial" w:cs="Arial"/>
+          <w:b/>
+          <w:color w:val="000000"/>
+          <w:szCs w:val="22"/>
+          <w:lang w:val="en-AU"/>
+        </w:rPr>
+      </w:pPr>
+      <w:r>
+        <w:rPr>
+          <w:rFonts w:ascii="Arial" w:eastAsia="Arial" w:hAnsi="Arial" w:cs="Arial"/>
+          <w:b/>
+          <w:bCs/>
+          <w:color w:val="000000"/>
+          <w:szCs w:val="22"/>
+          <w:lang w:val="en-AU"/>
+        </w:rPr>
+        <w:t>Procedure 5</w:t>
+      </w:r>
+      <w:r>
+        <w:rPr>
+          <w:rFonts w:ascii="Arial" w:eastAsia="Arial" w:hAnsi="Arial" w:cs="Arial"/>
+          <w:b/>
+          <w:bCs/>
+          <w:color w:val="000000"/>
+          <w:szCs w:val="22"/>
+          <w:lang w:val="en-AU"/>
+        </w:rPr>
+        <w:t xml:space="preserve">: </w:t>
+      </w:r>
+      <w:r>
+        <w:rPr>
+          <w:rFonts w:ascii="Arial" w:eastAsia="Arial" w:hAnsi="Arial" w:cs="Arial"/>
+          <w:b/>
+          <w:bCs/>
+          <w:color w:val="000000"/>
+          <w:szCs w:val="22"/>
+          <w:lang w:val="en-AU"/>
+        </w:rPr>
+        <w:t>Policy Review</w:t>
+      </w:r>
+    </w:p>
+    <w:p>
+      <w:pPr>
+        <w:numPr>
+          <w:ilvl w:val="0"/>
+          <w:numId w:val="24"/>
+        </w:numPr>
+        <w:pBdr>
+          <w:top w:val="nil"/>
+          <w:left w:val="nil"/>
+          <w:bottom w:val="nil"/>
+          <w:right w:val="nil"/>
+          <w:between w:val="nil"/>
+        </w:pBdr>
+        <w:spacing w:before="360" w:line="276" w:lineRule="auto"/>
+        <w:rPr>
+          <w:rFonts w:ascii="Arial" w:eastAsia="Arial" w:hAnsi="Arial" w:cs="Arial"/>
+          <w:bCs/>
+          <w:color w:val="000000"/>
+          <w:szCs w:val="22"/>
+          <w:lang w:val="en-AU"/>
+        </w:rPr>
+      </w:pPr>
+      <w:r>
+        <w:rPr>
+          <w:rFonts w:ascii="Arial" w:eastAsia="Arial" w:hAnsi="Arial" w:cs="Arial"/>
+          <w:bCs/>
+          <w:color w:val="000000"/>
+          <w:szCs w:val="22"/>
+          <w:lang w:val="en-AU"/>
+        </w:rPr>
+        <w:t>This policy will be formally reviewed by the IT Manager I+D on an annual basis, or following any significant change in technology, legislation, or organisational requirements.</w:t>
+      </w:r>
+    </w:p>
+    <w:p>
+      <w:pPr>
+        <w:numPr>
+          <w:ilvl w:val="0"/>
+          <w:numId w:val="24"/>
+        </w:numPr>
+        <w:pBdr>
+          <w:top w:val="nil"/>
+          <w:left w:val="nil"/>
+          <w:bottom w:val="nil"/>
+          <w:right w:val="nil"/>
+          <w:between w:val="nil"/>
+        </w:pBdr>
+        <w:spacing w:before="360" w:line="276" w:lineRule="auto"/>
+        <w:rPr>
+          <w:rFonts w:ascii="Arial" w:eastAsia="Arial" w:hAnsi="Arial" w:cs="Arial"/>
+          <w:bCs/>
+          <w:color w:val="000000"/>
+          <w:szCs w:val="22"/>
+          <w:lang w:val="en-AU"/>
+        </w:rPr>
+      </w:pPr>
+      <w:r>
+        <w:rPr>
+          <w:rFonts w:ascii="Arial" w:eastAsia="Arial" w:hAnsi="Arial" w:cs="Arial"/>
+          <w:bCs/>
+          <w:color w:val="000000"/>
+          <w:szCs w:val="22"/>
+          <w:lang w:val="en-AU"/>
+        </w:rPr>
+        <w:t>Proposed updates will be submitted to the CEO for approval before being communicated to all team members.</w:t>
+      </w:r>
+    </w:p>
+    <w:p>
+      <w:pPr>
+        <w:numPr>
+          <w:ilvl w:val="0"/>
+          <w:numId w:val="24"/>
+        </w:numPr>
+        <w:pBdr>
+          <w:top w:val="nil"/>
+          <w:left w:val="nil"/>
+          <w:bottom w:val="nil"/>
+          <w:right w:val="nil"/>
+          <w:between w:val="nil"/>
+        </w:pBdr>
+        <w:spacing w:before="360" w:line="276" w:lineRule="auto"/>
+        <w:rPr>
+          <w:rFonts w:ascii="Arial" w:eastAsia="Arial" w:hAnsi="Arial" w:cs="Arial"/>
+          <w:bCs/>
+          <w:color w:val="000000"/>
+          <w:szCs w:val="22"/>
+          <w:lang w:val="en-AU"/>
+        </w:rPr>
+      </w:pPr>
+      <w:r>
+        <w:rPr>
+          <w:rFonts w:ascii="Arial" w:eastAsia="Arial" w:hAnsi="Arial" w:cs="Arial"/>
+          <w:bCs/>
+          <w:color w:val="000000"/>
+          <w:szCs w:val="22"/>
+          <w:lang w:val="en-AU"/>
+        </w:rPr>
+        <w:lastRenderedPageBreak/>
+        <w:t>All employees must acknowledge receipt of any updated policy version in writing, consistent with Worlducation's Documentation Policy naming convention: IT_Policy_InternetUsage_v</w:t>
+      </w:r>
+      <w:r>
+        <w:rPr>
+          <w:rFonts w:ascii="Arial" w:eastAsia="Arial" w:hAnsi="Arial" w:cs="Arial"/>
+          <w:bCs/>
+          <w:color w:val="000000"/>
+          <w:szCs w:val="22"/>
+          <w:lang w:val="en-AU"/>
+        </w:rPr>
+        <w:t>XX</w:t>
+      </w:r>
+      <w:r>
+        <w:rPr>
+          <w:rFonts w:ascii="Arial" w:eastAsia="Arial" w:hAnsi="Arial" w:cs="Arial"/>
+          <w:bCs/>
+          <w:color w:val="000000"/>
+          <w:szCs w:val="22"/>
+          <w:lang w:val="en-AU"/>
+        </w:rPr>
+        <w:t>.</w:t>
+      </w:r>
+    </w:p>
+    <w:p>
+      <w:pPr>
+        <w:pBdr>
+          <w:top w:val="nil"/>
+          <w:left w:val="nil"/>
+          <w:bottom w:val="nil"/>
+          <w:right w:val="nil"/>
+          <w:between w:val="nil"/>
+        </w:pBdr>
+        <w:spacing w:before="360" w:line="276" w:lineRule="auto"/>
+        <w:rPr>
+          <w:rFonts w:ascii="Arial" w:eastAsia="Arial" w:hAnsi="Arial" w:cs="Arial"/>
+          <w:b/>
+          <w:color w:val="000000"/>
+          <w:szCs w:val="22"/>
+          <w:lang w:val="en-AU"/>
+        </w:rPr>
+      </w:pPr>
+    </w:p>
     <w:sectPr>
-      <w:pgSz w:w="11906" w:h="16838"/>
-      <w:pgMar w:top="1440" w:right="1440" w:bottom="1440" w:left="1440" w:header="708" w:footer="708" w:gutter="0"/>
-      <w:cols w:space="708"/>
-      <w:docGrid w:linePitch="360"/>
+      <w:headerReference w:type="default" r:id="rId9"/>
+      <w:footerReference w:type="even" r:id="rId10"/>
+      <w:footerReference w:type="default" r:id="rId11"/>
+      <w:headerReference w:type="first" r:id="rId12"/>
+      <w:footerReference w:type="first" r:id="rId13"/>
+      <w:pgSz w:w="11900" w:h="16840"/>
+      <w:pgMar w:top="1440" w:right="1361" w:bottom="1247" w:left="1361" w:header="709" w:footer="709" w:gutter="0"/>
+      <w:pgNumType w:start="1"/>
+      <w:cols w:space="720"/>
     </w:sectPr>
   </w:body>
 </w:document>
 </file>
 
+<file path=word/endnotes.xml><?xml version="1.0" encoding="utf-8"?>
+<w:endnotes xmlns:wpc="http://schemas.microsoft.com/office/word/2010/wordprocessingCanvas" xmlns:cx="http://schemas.microsoft.com/office/drawing/2014/chartex" xmlns:cx1="http://schemas.microsoft.com/office/drawing/2015/9/8/chartex" xmlns:cx2="http://schemas.microsoft.com/office/drawing/2015/10/21/chartex" xmlns:cx3="http://schemas.microsoft.com/office/drawing/2016/5/9/chartex" xmlns:cx4="http://schemas.microsoft.com/office/drawing/2016/5/10/chartex" xmlns:cx5="http://schemas.microsoft.com/office/drawing/2016/5/11/chartex" xmlns:cx6="http://schemas.microsoft.com/office/drawing/2016/5/12/chartex" xmlns:cx7="http://schemas.microsoft.com/office/drawing/2016/5/13/chartex" xmlns:cx8="http://schemas.microsoft.com/office/drawing/2016/5/14/chartex" xmlns:mc="http://schemas.openxmlformats.org/markup-compatibility/2006" xmlns:aink="http://schemas.microsoft.com/office/drawing/2016/ink" xmlns:am3d="http://schemas.microsoft.com/office/drawing/2017/model3d" xmlns:o="urn:schemas-microsoft-com:office:office" xmlns:oel="http://schemas.microsoft.com/office/2019/extlst" xmlns:r="http://schemas.openxmlformats.org/officeDocument/2006/relationships" xmlns:m="http://schemas.openxmlformats.org/officeDocument/2006/math" xmlns:v="urn:schemas-microsoft-com:vml" xmlns:wp14="http://schemas.microsoft.com/office/word/2010/wordprocessingDrawing" xmlns:wp="http://schemas.openxmlformats.org/drawingml/2006/wordprocessingDrawing" xmlns:w10="urn:schemas-microsoft-com:office:word" xmlns:w="http://schemas.openxmlformats.org/wordprocessingml/2006/main" xmlns:w14="http://schemas.microsoft.com/office/word/2010/wordml" xmlns:w15="http://schemas.microsoft.com/office/word/2012/wordml" xmlns:w16cex="http://schemas.microsoft.com/office/word/2018/wordml/cex" xmlns:w16cid="http://schemas.microsoft.com/office/word/2016/wordml/cid" xmlns:w16="http://schemas.microsoft.com/office/word/2018/wordml" xmlns:w16du="http://schemas.microsoft.com/office/word/2023/wordml/word16du" xmlns:w16sdtdh="http://schemas.microsoft.com/office/word/2020/wordml/sdtdatahash" xmlns:w16sdtfl="http://schemas.microsoft.com/office/word/2024/wordml/sdtformatlock" xmlns:w16se="http://schemas.microsoft.com/office/word/2015/wordml/symex" xmlns:wpg="http://schemas.microsoft.com/office/word/2010/wordprocessingGroup" xmlns:wpi="http://schemas.microsoft.com/office/word/2010/wordprocessingInk" xmlns:wne="http://schemas.microsoft.com/office/word/2006/wordml" xmlns:wps="http://schemas.microsoft.com/office/word/2010/wordprocessingShape" mc:Ignorable="w14 w15 w16se w16cid w16 w16cex w16sdtdh w16sdtfl w16du wp14">
+  <w:endnote w:type="separator" w:id="-1">
+    <w:p>
+      <w:pPr>
+        <w:spacing w:before="0" w:after="0"/>
+      </w:pPr>
+      <w:r>
+        <w:separator/>
+      </w:r>
+    </w:p>
+  </w:endnote>
+  <w:endnote w:type="continuationSeparator" w:id="0">
+    <w:p>
+      <w:pPr>
+        <w:spacing w:before="0" w:after="0"/>
+      </w:pPr>
+      <w:r>
+        <w:continuationSeparator/>
+      </w:r>
+    </w:p>
+  </w:endnote>
+</w:endnotes>
+</file>
+
+<file path=word/footer1.xml><?xml version="1.0" encoding="utf-8"?>
+<w:ftr xmlns:wpc="http://schemas.microsoft.com/office/word/2010/wordprocessingCanvas" xmlns:cx="http://schemas.microsoft.com/office/drawing/2014/chartex" xmlns:cx1="http://schemas.microsoft.com/office/drawing/2015/9/8/chartex" xmlns:cx2="http://schemas.microsoft.com/office/drawing/2015/10/21/chartex" xmlns:cx3="http://schemas.microsoft.com/office/drawing/2016/5/9/chartex" xmlns:cx4="http://schemas.microsoft.com/office/drawing/2016/5/10/chartex" xmlns:cx5="http://schemas.microsoft.com/office/drawing/2016/5/11/chartex" xmlns:cx6="http://schemas.microsoft.com/office/drawing/2016/5/12/chartex" xmlns:cx7="http://schemas.microsoft.com/office/drawing/2016/5/13/chartex" xmlns:cx8="http://schemas.microsoft.com/office/drawing/2016/5/14/chartex" xmlns:mc="http://schemas.openxmlformats.org/markup-compatibility/2006" xmlns:aink="http://schemas.microsoft.com/office/drawing/2016/ink" xmlns:am3d="http://schemas.microsoft.com/office/drawing/2017/model3d" xmlns:o="urn:schemas-microsoft-com:office:office" xmlns:oel="http://schemas.microsoft.com/office/2019/extlst" xmlns:r="http://schemas.openxmlformats.org/officeDocument/2006/relationships" xmlns:m="http://schemas.openxmlformats.org/officeDocument/2006/math" xmlns:v="urn:schemas-microsoft-com:vml" xmlns:wp14="http://schemas.microsoft.com/office/word/2010/wordprocessingDrawing" xmlns:wp="http://schemas.openxmlformats.org/drawingml/2006/wordprocessingDrawing" xmlns:w10="urn:schemas-microsoft-com:office:word" xmlns:w="http://schemas.openxmlformats.org/wordprocessingml/2006/main" xmlns:w14="http://schemas.microsoft.com/office/word/2010/wordml" xmlns:w15="http://schemas.microsoft.com/office/word/2012/wordml" xmlns:w16cex="http://schemas.microsoft.com/office/word/2018/wordml/cex" xmlns:w16cid="http://schemas.microsoft.com/office/word/2016/wordml/cid" xmlns:w16="http://schemas.microsoft.com/office/word/2018/wordml" xmlns:w16du="http://schemas.microsoft.com/office/word/2023/wordml/word16du" xmlns:w16sdtdh="http://schemas.microsoft.com/office/word/2020/wordml/sdtdatahash" xmlns:w16sdtfl="http://schemas.microsoft.com/office/word/2024/wordml/sdtformatlock" xmlns:w16se="http://schemas.microsoft.com/office/word/2015/wordml/symex" xmlns:wpg="http://schemas.microsoft.com/office/word/2010/wordprocessingGroup" xmlns:wpi="http://schemas.microsoft.com/office/word/2010/wordprocessingInk" xmlns:wne="http://schemas.microsoft.com/office/word/2006/wordml" xmlns:wps="http://schemas.microsoft.com/office/word/2010/wordprocessingShape" mc:Ignorable="w14 w15 w16se w16cid w16 w16cex w16sdtdh w16sdtfl w16du wp14">
+  <w:p>
+    <w:pPr>
+      <w:pBdr>
+        <w:top w:val="nil"/>
+        <w:left w:val="nil"/>
+        <w:bottom w:val="nil"/>
+        <w:right w:val="nil"/>
+        <w:between w:val="nil"/>
+      </w:pBdr>
+      <w:tabs>
+        <w:tab w:val="center" w:pos="4320"/>
+        <w:tab w:val="right" w:pos="8640"/>
+      </w:tabs>
+      <w:spacing w:before="0" w:after="0"/>
+      <w:jc w:val="right"/>
+      <w:rPr>
+        <w:color w:val="000000"/>
+        <w:szCs w:val="22"/>
+      </w:rPr>
+    </w:pPr>
+    <w:r>
+      <w:rPr>
+        <w:color w:val="000000"/>
+        <w:szCs w:val="22"/>
+      </w:rPr>
+      <w:fldChar w:fldCharType="begin"/>
+    </w:r>
+    <w:r>
+      <w:rPr>
+        <w:color w:val="000000"/>
+        <w:szCs w:val="22"/>
+      </w:rPr>
+      <w:instrText>PAGE</w:instrText>
+    </w:r>
+    <w:r>
+      <w:rPr>
+        <w:color w:val="000000"/>
+        <w:szCs w:val="22"/>
+      </w:rPr>
+      <w:fldChar w:fldCharType="separate"/>
+    </w:r>
+    <w:r>
+      <w:rPr>
+        <w:color w:val="000000"/>
+        <w:szCs w:val="22"/>
+      </w:rPr>
+      <w:fldChar w:fldCharType="end"/>
+    </w:r>
+  </w:p>
+  <w:p>
+    <w:pPr>
+      <w:pBdr>
+        <w:top w:val="nil"/>
+        <w:left w:val="nil"/>
+        <w:bottom w:val="nil"/>
+        <w:right w:val="nil"/>
+        <w:between w:val="nil"/>
+      </w:pBdr>
+      <w:tabs>
+        <w:tab w:val="center" w:pos="4320"/>
+        <w:tab w:val="right" w:pos="8640"/>
+      </w:tabs>
+      <w:spacing w:before="0" w:after="0"/>
+      <w:ind w:right="360"/>
+      <w:rPr>
+        <w:color w:val="000000"/>
+        <w:szCs w:val="22"/>
+      </w:rPr>
+    </w:pPr>
+  </w:p>
+</w:ftr>
+</file>
+
+<file path=word/footer2.xml><?xml version="1.0" encoding="utf-8"?>
+<w:ftr xmlns:wpc="http://schemas.microsoft.com/office/word/2010/wordprocessingCanvas" xmlns:cx="http://schemas.microsoft.com/office/drawing/2014/chartex" xmlns:cx1="http://schemas.microsoft.com/office/drawing/2015/9/8/chartex" xmlns:cx2="http://schemas.microsoft.com/office/drawing/2015/10/21/chartex" xmlns:cx3="http://schemas.microsoft.com/office/drawing/2016/5/9/chartex" xmlns:cx4="http://schemas.microsoft.com/office/drawing/2016/5/10/chartex" xmlns:cx5="http://schemas.microsoft.com/office/drawing/2016/5/11/chartex" xmlns:cx6="http://schemas.microsoft.com/office/drawing/2016/5/12/chartex" xmlns:cx7="http://schemas.microsoft.com/office/drawing/2016/5/13/chartex" xmlns:cx8="http://schemas.microsoft.com/office/drawing/2016/5/14/chartex" xmlns:mc="http://schemas.openxmlformats.org/markup-compatibility/2006" xmlns:aink="http://schemas.microsoft.com/office/drawing/2016/ink" xmlns:am3d="http://schemas.microsoft.com/office/drawing/2017/model3d" xmlns:o="urn:schemas-microsoft-com:office:office" xmlns:oel="http://schemas.microsoft.com/office/2019/extlst" xmlns:r="http://schemas.openxmlformats.org/officeDocument/2006/relationships" xmlns:m="http://schemas.openxmlformats.org/officeDocument/2006/math" xmlns:v="urn:schemas-microsoft-com:vml" xmlns:wp14="http://schemas.microsoft.com/office/word/2010/wordprocessingDrawing" xmlns:wp="http://schemas.openxmlformats.org/drawingml/2006/wordprocessingDrawing" xmlns:w10="urn:schemas-microsoft-com:office:word" xmlns:w="http://schemas.openxmlformats.org/wordprocessingml/2006/main" xmlns:w14="http://schemas.microsoft.com/office/word/2010/wordml" xmlns:w15="http://schemas.microsoft.com/office/word/2012/wordml" xmlns:w16cex="http://schemas.microsoft.com/office/word/2018/wordml/cex" xmlns:w16cid="http://schemas.microsoft.com/office/word/2016/wordml/cid" xmlns:w16="http://schemas.microsoft.com/office/word/2018/wordml" xmlns:w16du="http://schemas.microsoft.com/office/word/2023/wordml/word16du" xmlns:w16sdtdh="http://schemas.microsoft.com/office/word/2020/wordml/sdtdatahash" xmlns:w16sdtfl="http://schemas.microsoft.com/office/word/2024/wordml/sdtformatlock" xmlns:w16se="http://schemas.microsoft.com/office/word/2015/wordml/symex" xmlns:wpg="http://schemas.microsoft.com/office/word/2010/wordprocessingGroup" xmlns:wpi="http://schemas.microsoft.com/office/word/2010/wordprocessingInk" xmlns:wne="http://schemas.microsoft.com/office/word/2006/wordml" xmlns:wps="http://schemas.microsoft.com/office/word/2010/wordprocessingShape" mc:Ignorable="w14 w15 w16se w16cid w16 w16cex w16sdtdh w16sdtfl w16du wp14">
+  <w:p>
+    <w:pPr>
+      <w:pBdr>
+        <w:bottom w:val="single" w:sz="12" w:space="4" w:color="000000"/>
+      </w:pBdr>
+      <w:tabs>
+        <w:tab w:val="right" w:pos="8565"/>
+      </w:tabs>
+      <w:spacing w:before="0" w:after="0"/>
+      <w:rPr>
+        <w:sz w:val="16"/>
+        <w:szCs w:val="16"/>
+      </w:rPr>
+    </w:pPr>
+  </w:p>
+  <w:p>
+    <w:pPr>
+      <w:tabs>
+        <w:tab w:val="right" w:pos="8565"/>
+      </w:tabs>
+      <w:spacing w:before="0"/>
+      <w:ind w:right="-2"/>
+      <w:rPr>
+        <w:sz w:val="16"/>
+        <w:szCs w:val="16"/>
+      </w:rPr>
+    </w:pPr>
+    <w:r>
+      <w:rPr>
+        <w:sz w:val="16"/>
+        <w:szCs w:val="16"/>
+      </w:rPr>
+      <w:t>[BSBTWK502] Policy and Procedures|</w:t>
+    </w:r>
+  </w:p>
+  <w:p>
+    <w:pPr>
+      <w:tabs>
+        <w:tab w:val="right" w:pos="8565"/>
+      </w:tabs>
+      <w:spacing w:before="0"/>
+      <w:ind w:right="-2"/>
+      <w:rPr>
+        <w:sz w:val="16"/>
+        <w:szCs w:val="16"/>
+      </w:rPr>
+    </w:pPr>
+    <w:r>
+      <w:rPr>
+        <w:sz w:val="16"/>
+        <w:szCs w:val="16"/>
+      </w:rPr>
+      <w:t xml:space="preserve">| Trident Education Pty Ltd trading as Milestones International College | TOID 45323|CRICOS 03877M| Level </w:t>
+    </w:r>
+    <w:r>
+      <w:rPr>
+        <w:sz w:val="16"/>
+        <w:szCs w:val="16"/>
+      </w:rPr>
+      <w:t>3, 252</w:t>
+    </w:r>
+    <w:r>
+      <w:rPr>
+        <w:sz w:val="16"/>
+        <w:szCs w:val="16"/>
+      </w:rPr>
+      <w:t xml:space="preserve"> Lygon Street Carlton VIC 3053 | 1300 991 716 | </w:t>
+    </w:r>
+    <w:hyperlink r:id="rId1">
+      <w:r>
+        <w:rPr>
+          <w:color w:val="0563C1"/>
+          <w:sz w:val="16"/>
+          <w:szCs w:val="16"/>
+          <w:u w:val="single"/>
+        </w:rPr>
+        <w:t>info@milestones.vic.edu.au</w:t>
+      </w:r>
+    </w:hyperlink>
+    <w:r>
+      <w:rPr>
+        <w:color w:val="0563C1"/>
+        <w:sz w:val="16"/>
+        <w:szCs w:val="16"/>
+        <w:u w:val="single"/>
+      </w:rPr>
+      <w:t xml:space="preserve"> </w:t>
+    </w:r>
+    <w:r>
+      <w:rPr>
+        <w:sz w:val="16"/>
+        <w:szCs w:val="16"/>
+      </w:rPr>
+      <w:t>|</w:t>
+    </w:r>
+  </w:p>
+  <w:p>
+    <w:pPr>
+      <w:tabs>
+        <w:tab w:val="center" w:pos="4513"/>
+        <w:tab w:val="right" w:pos="9026"/>
+        <w:tab w:val="right" w:pos="9356"/>
+      </w:tabs>
+      <w:spacing w:before="0" w:after="0"/>
+      <w:jc w:val="right"/>
+      <w:rPr>
+        <w:rFonts w:ascii="Arial" w:eastAsia="Arial" w:hAnsi="Arial" w:cs="Arial"/>
+        <w:sz w:val="16"/>
+        <w:szCs w:val="16"/>
+      </w:rPr>
+    </w:pPr>
+    <w:r>
+      <w:rPr>
+        <w:rFonts w:ascii="Arial" w:eastAsia="Arial" w:hAnsi="Arial" w:cs="Arial"/>
+        <w:b/>
+        <w:sz w:val="16"/>
+        <w:szCs w:val="16"/>
+      </w:rPr>
+      <w:t>|</w:t>
+    </w:r>
+    <w:r>
+      <w:rPr>
+        <w:rFonts w:ascii="Arial" w:eastAsia="Arial" w:hAnsi="Arial" w:cs="Arial"/>
+        <w:sz w:val="16"/>
+        <w:szCs w:val="16"/>
+      </w:rPr>
+      <w:t xml:space="preserve"> Page: </w:t>
+    </w:r>
+    <w:r>
+      <w:rPr>
+        <w:rFonts w:ascii="Arial" w:eastAsia="Arial" w:hAnsi="Arial" w:cs="Arial"/>
+        <w:sz w:val="16"/>
+        <w:szCs w:val="16"/>
+      </w:rPr>
+      <w:fldChar w:fldCharType="begin"/>
+    </w:r>
+    <w:r>
+      <w:rPr>
+        <w:rFonts w:ascii="Arial" w:eastAsia="Arial" w:hAnsi="Arial" w:cs="Arial"/>
+        <w:sz w:val="16"/>
+        <w:szCs w:val="16"/>
+      </w:rPr>
+      <w:instrText>PAGE</w:instrText>
+    </w:r>
+    <w:r>
+      <w:rPr>
+        <w:rFonts w:ascii="Arial" w:eastAsia="Arial" w:hAnsi="Arial" w:cs="Arial"/>
+        <w:sz w:val="16"/>
+        <w:szCs w:val="16"/>
+      </w:rPr>
+      <w:fldChar w:fldCharType="separate"/>
+    </w:r>
+    <w:r>
+      <w:rPr>
+        <w:rFonts w:ascii="Arial" w:eastAsia="Arial" w:hAnsi="Arial" w:cs="Arial"/>
+        <w:noProof/>
+        <w:sz w:val="16"/>
+        <w:szCs w:val="16"/>
+      </w:rPr>
+      <w:t>1</w:t>
+    </w:r>
+    <w:r>
+      <w:rPr>
+        <w:rFonts w:ascii="Arial" w:eastAsia="Arial" w:hAnsi="Arial" w:cs="Arial"/>
+        <w:sz w:val="16"/>
+        <w:szCs w:val="16"/>
+      </w:rPr>
+      <w:fldChar w:fldCharType="end"/>
+    </w:r>
+  </w:p>
+</w:ftr>
+</file>
+
+<file path=word/footer3.xml><?xml version="1.0" encoding="utf-8"?>
+<w:ftr xmlns:wpc="http://schemas.microsoft.com/office/word/2010/wordprocessingCanvas" xmlns:cx="http://schemas.microsoft.com/office/drawing/2014/chartex" xmlns:cx1="http://schemas.microsoft.com/office/drawing/2015/9/8/chartex" xmlns:cx2="http://schemas.microsoft.com/office/drawing/2015/10/21/chartex" xmlns:cx3="http://schemas.microsoft.com/office/drawing/2016/5/9/chartex" xmlns:cx4="http://schemas.microsoft.com/office/drawing/2016/5/10/chartex" xmlns:cx5="http://schemas.microsoft.com/office/drawing/2016/5/11/chartex" xmlns:cx6="http://schemas.microsoft.com/office/drawing/2016/5/12/chartex" xmlns:cx7="http://schemas.microsoft.com/office/drawing/2016/5/13/chartex" xmlns:cx8="http://schemas.microsoft.com/office/drawing/2016/5/14/chartex" xmlns:mc="http://schemas.openxmlformats.org/markup-compatibility/2006" xmlns:aink="http://schemas.microsoft.com/office/drawing/2016/ink" xmlns:am3d="http://schemas.microsoft.com/office/drawing/2017/model3d" xmlns:o="urn:schemas-microsoft-com:office:office" xmlns:oel="http://schemas.microsoft.com/office/2019/extlst" xmlns:r="http://schemas.openxmlformats.org/officeDocument/2006/relationships" xmlns:m="http://schemas.openxmlformats.org/officeDocument/2006/math" xmlns:v="urn:schemas-microsoft-com:vml" xmlns:wp14="http://schemas.microsoft.com/office/word/2010/wordprocessingDrawing" xmlns:wp="http://schemas.openxmlformats.org/drawingml/2006/wordprocessingDrawing" xmlns:w10="urn:schemas-microsoft-com:office:word" xmlns:w="http://schemas.openxmlformats.org/wordprocessingml/2006/main" xmlns:w14="http://schemas.microsoft.com/office/word/2010/wordml" xmlns:w15="http://schemas.microsoft.com/office/word/2012/wordml" xmlns:w16cex="http://schemas.microsoft.com/office/word/2018/wordml/cex" xmlns:w16cid="http://schemas.microsoft.com/office/word/2016/wordml/cid" xmlns:w16="http://schemas.microsoft.com/office/word/2018/wordml" xmlns:w16du="http://schemas.microsoft.com/office/word/2023/wordml/word16du" xmlns:w16sdtdh="http://schemas.microsoft.com/office/word/2020/wordml/sdtdatahash" xmlns:w16sdtfl="http://schemas.microsoft.com/office/word/2024/wordml/sdtformatlock" xmlns:w16se="http://schemas.microsoft.com/office/word/2015/wordml/symex" xmlns:wpg="http://schemas.microsoft.com/office/word/2010/wordprocessingGroup" xmlns:wpi="http://schemas.microsoft.com/office/word/2010/wordprocessingInk" xmlns:wne="http://schemas.microsoft.com/office/word/2006/wordml" xmlns:wps="http://schemas.microsoft.com/office/word/2010/wordprocessingShape" mc:Ignorable="w14 w15 w16se w16cid w16 w16cex w16sdtdh w16sdtfl w16du wp14">
+  <w:p>
+    <w:pPr>
+      <w:pBdr>
+        <w:top w:val="nil"/>
+        <w:left w:val="nil"/>
+        <w:bottom w:val="nil"/>
+        <w:right w:val="nil"/>
+        <w:between w:val="nil"/>
+      </w:pBdr>
+      <w:tabs>
+        <w:tab w:val="center" w:pos="4320"/>
+        <w:tab w:val="right" w:pos="8640"/>
+      </w:tabs>
+      <w:spacing w:before="0" w:after="0"/>
+      <w:rPr>
+        <w:rFonts w:ascii="Arial" w:eastAsia="Arial" w:hAnsi="Arial" w:cs="Arial"/>
+        <w:color w:val="000000"/>
+        <w:sz w:val="16"/>
+        <w:szCs w:val="16"/>
+      </w:rPr>
+    </w:pPr>
+    <w:r>
+      <w:rPr>
+        <w:rFonts w:ascii="Arial" w:eastAsia="Arial" w:hAnsi="Arial" w:cs="Arial"/>
+        <w:color w:val="000000"/>
+        <w:sz w:val="16"/>
+        <w:szCs w:val="16"/>
+      </w:rPr>
+      <w:t>J+S Learningwork 2017</w:t>
+    </w:r>
+  </w:p>
+</w:ftr>
+</file>
+
+<file path=word/footnotes.xml><?xml version="1.0" encoding="utf-8"?>
+<w:footnotes xmlns:wpc="http://schemas.microsoft.com/office/word/2010/wordprocessingCanvas" xmlns:cx="http://schemas.microsoft.com/office/drawing/2014/chartex" xmlns:cx1="http://schemas.microsoft.com/office/drawing/2015/9/8/chartex" xmlns:cx2="http://schemas.microsoft.com/office/drawing/2015/10/21/chartex" xmlns:cx3="http://schemas.microsoft.com/office/drawing/2016/5/9/chartex" xmlns:cx4="http://schemas.microsoft.com/office/drawing/2016/5/10/chartex" xmlns:cx5="http://schemas.microsoft.com/office/drawing/2016/5/11/chartex" xmlns:cx6="http://schemas.microsoft.com/office/drawing/2016/5/12/chartex" xmlns:cx7="http://schemas.microsoft.com/office/drawing/2016/5/13/chartex" xmlns:cx8="http://schemas.microsoft.com/office/drawing/2016/5/14/chartex" xmlns:mc="http://schemas.openxmlformats.org/markup-compatibility/2006" xmlns:aink="http://schemas.microsoft.com/office/drawing/2016/ink" xmlns:am3d="http://schemas.microsoft.com/office/drawing/2017/model3d" xmlns:o="urn:schemas-microsoft-com:office:office" xmlns:oel="http://schemas.microsoft.com/office/2019/extlst" xmlns:r="http://schemas.openxmlformats.org/officeDocument/2006/relationships" xmlns:m="http://schemas.openxmlformats.org/officeDocument/2006/math" xmlns:v="urn:schemas-microsoft-com:vml" xmlns:wp14="http://schemas.microsoft.com/office/word/2010/wordprocessingDrawing" xmlns:wp="http://schemas.openxmlformats.org/drawingml/2006/wordprocessingDrawing" xmlns:w10="urn:schemas-microsoft-com:office:word" xmlns:w="http://schemas.openxmlformats.org/wordprocessingml/2006/main" xmlns:w14="http://schemas.microsoft.com/office/word/2010/wordml" xmlns:w15="http://schemas.microsoft.com/office/word/2012/wordml" xmlns:w16cex="http://schemas.microsoft.com/office/word/2018/wordml/cex" xmlns:w16cid="http://schemas.microsoft.com/office/word/2016/wordml/cid" xmlns:w16="http://schemas.microsoft.com/office/word/2018/wordml" xmlns:w16du="http://schemas.microsoft.com/office/word/2023/wordml/word16du" xmlns:w16sdtdh="http://schemas.microsoft.com/office/word/2020/wordml/sdtdatahash" xmlns:w16sdtfl="http://schemas.microsoft.com/office/word/2024/wordml/sdtformatlock" xmlns:w16se="http://schemas.microsoft.com/office/word/2015/wordml/symex" xmlns:wpg="http://schemas.microsoft.com/office/word/2010/wordprocessingGroup" xmlns:wpi="http://schemas.microsoft.com/office/word/2010/wordprocessingInk" xmlns:wne="http://schemas.microsoft.com/office/word/2006/wordml" xmlns:wps="http://schemas.microsoft.com/office/word/2010/wordprocessingShape" mc:Ignorable="w14 w15 w16se w16cid w16 w16cex w16sdtdh w16sdtfl w16du wp14">
+  <w:footnote w:type="separator" w:id="-1">
+    <w:p>
+      <w:pPr>
+        <w:spacing w:before="0" w:after="0"/>
+      </w:pPr>
+      <w:r>
+        <w:separator/>
+      </w:r>
+    </w:p>
+  </w:footnote>
+  <w:footnote w:type="continuationSeparator" w:id="0">
+    <w:p>
+      <w:pPr>
+        <w:spacing w:before="0" w:after="0"/>
+      </w:pPr>
+      <w:r>
+        <w:continuationSeparator/>
+      </w:r>
+    </w:p>
+  </w:footnote>
+</w:footnotes>
+</file>
+
+<file path=word/header1.xml><?xml version="1.0" encoding="utf-8"?>
+<w:hdr xmlns:wpc="http://schemas.microsoft.com/office/word/2010/wordprocessingCanvas" xmlns:cx="http://schemas.microsoft.com/office/drawing/2014/chartex" xmlns:cx1="http://schemas.microsoft.com/office/drawing/2015/9/8/chartex" xmlns:cx2="http://schemas.microsoft.com/office/drawing/2015/10/21/chartex" xmlns:cx3="http://schemas.microsoft.com/office/drawing/2016/5/9/chartex" xmlns:cx4="http://schemas.microsoft.com/office/drawing/2016/5/10/chartex" xmlns:cx5="http://schemas.microsoft.com/office/drawing/2016/5/11/chartex" xmlns:cx6="http://schemas.microsoft.com/office/drawing/2016/5/12/chartex" xmlns:cx7="http://schemas.microsoft.com/office/drawing/2016/5/13/chartex" xmlns:cx8="http://schemas.microsoft.com/office/drawing/2016/5/14/chartex" xmlns:mc="http://schemas.openxmlformats.org/markup-compatibility/2006" xmlns:aink="http://schemas.microsoft.com/office/drawing/2016/ink" xmlns:am3d="http://schemas.microsoft.com/office/drawing/2017/model3d" xmlns:o="urn:schemas-microsoft-com:office:office" xmlns:oel="http://schemas.microsoft.com/office/2019/extlst" xmlns:r="http://schemas.openxmlformats.org/officeDocument/2006/relationships" xmlns:m="http://schemas.openxmlformats.org/officeDocument/2006/math" xmlns:v="urn:schemas-microsoft-com:vml" xmlns:wp14="http://schemas.microsoft.com/office/word/2010/wordprocessingDrawing" xmlns:wp="http://schemas.openxmlformats.org/drawingml/2006/wordprocessingDrawing" xmlns:w10="urn:schemas-microsoft-com:office:word" xmlns:w="http://schemas.openxmlformats.org/wordprocessingml/2006/main" xmlns:w14="http://schemas.microsoft.com/office/word/2010/wordml" xmlns:w15="http://schemas.microsoft.com/office/word/2012/wordml" xmlns:w16cex="http://schemas.microsoft.com/office/word/2018/wordml/cex" xmlns:w16cid="http://schemas.microsoft.com/office/word/2016/wordml/cid" xmlns:w16="http://schemas.microsoft.com/office/word/2018/wordml" xmlns:w16du="http://schemas.microsoft.com/office/word/2023/wordml/word16du" xmlns:w16sdtdh="http://schemas.microsoft.com/office/word/2020/wordml/sdtdatahash" xmlns:w16sdtfl="http://schemas.microsoft.com/office/word/2024/wordml/sdtformatlock" xmlns:w16se="http://schemas.microsoft.com/office/word/2015/wordml/symex" xmlns:wpg="http://schemas.microsoft.com/office/word/2010/wordprocessingGroup" xmlns:wpi="http://schemas.microsoft.com/office/word/2010/wordprocessingInk" xmlns:wne="http://schemas.microsoft.com/office/word/2006/wordml" xmlns:wps="http://schemas.microsoft.com/office/word/2010/wordprocessingShape" mc:Ignorable="w14 w15 w16se w16cid w16 w16cex w16sdtdh w16sdtfl w16du wp14">
+  <w:p>
+    <w:pPr>
+      <w:pBdr>
+        <w:top w:val="nil"/>
+        <w:left w:val="nil"/>
+        <w:bottom w:val="nil"/>
+        <w:right w:val="nil"/>
+        <w:between w:val="nil"/>
+      </w:pBdr>
+      <w:tabs>
+        <w:tab w:val="center" w:pos="4320"/>
+        <w:tab w:val="right" w:pos="8640"/>
+      </w:tabs>
+      <w:spacing w:before="0" w:after="0" w:line="276" w:lineRule="auto"/>
+      <w:rPr>
+        <w:color w:val="000000"/>
+        <w:szCs w:val="22"/>
+      </w:rPr>
+    </w:pPr>
+    <w:r>
+      <w:rPr>
+        <w:noProof/>
+      </w:rPr>
+      <w:drawing>
+        <wp:anchor distT="0" distB="0" distL="0" distR="0" simplePos="0" relativeHeight="251658240" behindDoc="1" locked="0" layoutInCell="1" hidden="0" allowOverlap="1" wp14:anchorId="7070E5B0" wp14:editId="36287AF6">
+          <wp:simplePos x="0" y="0"/>
+          <wp:positionH relativeFrom="column">
+            <wp:posOffset>4305300</wp:posOffset>
+          </wp:positionH>
+          <wp:positionV relativeFrom="paragraph">
+            <wp:posOffset>-238124</wp:posOffset>
+          </wp:positionV>
+          <wp:extent cx="1866900" cy="459422"/>
+          <wp:effectExtent l="0" t="0" r="0" b="0"/>
+          <wp:wrapNone/>
+          <wp:docPr id="2" name="image1.png" descr="A close up of a logo&#10;&#10;Description automatically generated"/>
+          <wp:cNvGraphicFramePr/>
+          <a:graphic xmlns:a="http://schemas.openxmlformats.org/drawingml/2006/main">
+            <a:graphicData uri="http://schemas.openxmlformats.org/drawingml/2006/picture">
+              <pic:pic xmlns:pic="http://schemas.openxmlformats.org/drawingml/2006/picture">
+                <pic:nvPicPr>
+                  <pic:cNvPr id="0" name="image1.png" descr="A close up of a logo&#10;&#10;Description automatically generated"/>
+                  <pic:cNvPicPr preferRelativeResize="0"/>
+                </pic:nvPicPr>
+                <pic:blipFill>
+                  <a:blip r:embed="rId1"/>
+                  <a:srcRect/>
+                  <a:stretch>
+                    <a:fillRect/>
+                  </a:stretch>
+                </pic:blipFill>
+                <pic:spPr>
+                  <a:xfrm>
+                    <a:off x="0" y="0"/>
+                    <a:ext cx="1866900" cy="459422"/>
+                  </a:xfrm>
+                  <a:prstGeom prst="rect">
+                    <a:avLst/>
+                  </a:prstGeom>
+                  <a:ln/>
+                </pic:spPr>
+              </pic:pic>
+            </a:graphicData>
+          </a:graphic>
+        </wp:anchor>
+      </w:drawing>
+    </w:r>
+  </w:p>
+</w:hdr>
+</file>
+
+<file path=word/header2.xml><?xml version="1.0" encoding="utf-8"?>
+<w:hdr xmlns:wpc="http://schemas.microsoft.com/office/word/2010/wordprocessingCanvas" xmlns:cx="http://schemas.microsoft.com/office/drawing/2014/chartex" xmlns:cx1="http://schemas.microsoft.com/office/drawing/2015/9/8/chartex" xmlns:cx2="http://schemas.microsoft.com/office/drawing/2015/10/21/chartex" xmlns:cx3="http://schemas.microsoft.com/office/drawing/2016/5/9/chartex" xmlns:cx4="http://schemas.microsoft.com/office/drawing/2016/5/10/chartex" xmlns:cx5="http://schemas.microsoft.com/office/drawing/2016/5/11/chartex" xmlns:cx6="http://schemas.microsoft.com/office/drawing/2016/5/12/chartex" xmlns:cx7="http://schemas.microsoft.com/office/drawing/2016/5/13/chartex" xmlns:cx8="http://schemas.microsoft.com/office/drawing/2016/5/14/chartex" xmlns:mc="http://schemas.openxmlformats.org/markup-compatibility/2006" xmlns:aink="http://schemas.microsoft.com/office/drawing/2016/ink" xmlns:am3d="http://schemas.microsoft.com/office/drawing/2017/model3d" xmlns:o="urn:schemas-microsoft-com:office:office" xmlns:oel="http://schemas.microsoft.com/office/2019/extlst" xmlns:r="http://schemas.openxmlformats.org/officeDocument/2006/relationships" xmlns:m="http://schemas.openxmlformats.org/officeDocument/2006/math" xmlns:v="urn:schemas-microsoft-com:vml" xmlns:wp14="http://schemas.microsoft.com/office/word/2010/wordprocessingDrawing" xmlns:wp="http://schemas.openxmlformats.org/drawingml/2006/wordprocessingDrawing" xmlns:w10="urn:schemas-microsoft-com:office:word" xmlns:w="http://schemas.openxmlformats.org/wordprocessingml/2006/main" xmlns:w14="http://schemas.microsoft.com/office/word/2010/wordml" xmlns:w15="http://schemas.microsoft.com/office/word/2012/wordml" xmlns:w16cex="http://schemas.microsoft.com/office/word/2018/wordml/cex" xmlns:w16cid="http://schemas.microsoft.com/office/word/2016/wordml/cid" xmlns:w16="http://schemas.microsoft.com/office/word/2018/wordml" xmlns:w16du="http://schemas.microsoft.com/office/word/2023/wordml/word16du" xmlns:w16sdtdh="http://schemas.microsoft.com/office/word/2020/wordml/sdtdatahash" xmlns:w16sdtfl="http://schemas.microsoft.com/office/word/2024/wordml/sdtformatlock" xmlns:w16se="http://schemas.microsoft.com/office/word/2015/wordml/symex" xmlns:wpg="http://schemas.microsoft.com/office/word/2010/wordprocessingGroup" xmlns:wpi="http://schemas.microsoft.com/office/word/2010/wordprocessingInk" xmlns:wne="http://schemas.microsoft.com/office/word/2006/wordml" xmlns:wps="http://schemas.microsoft.com/office/word/2010/wordprocessingShape" mc:Ignorable="w14 w15 w16se w16cid w16 w16cex w16sdtdh w16sdtfl w16du wp14">
+  <w:p>
+    <w:pPr>
+      <w:rPr>
+        <w:rFonts w:ascii="Arial" w:eastAsia="Arial" w:hAnsi="Arial" w:cs="Arial"/>
+        <w:b/>
+        <w:color w:val="000000"/>
+        <w:sz w:val="20"/>
+        <w:szCs w:val="20"/>
+      </w:rPr>
+    </w:pPr>
+    <w:r>
+      <w:rPr>
+        <w:rFonts w:ascii="Arial" w:eastAsia="Arial" w:hAnsi="Arial" w:cs="Arial"/>
+        <w:b/>
+        <w:color w:val="000000"/>
+        <w:sz w:val="20"/>
+        <w:szCs w:val="20"/>
+      </w:rPr>
+      <w:t xml:space="preserve">This document is Dispute Resolution Policy and Procedures. </w:t>
+    </w:r>
+  </w:p>
+  <w:p>
+    <w:pPr>
+      <w:pBdr>
+        <w:top w:val="nil"/>
+        <w:left w:val="nil"/>
+        <w:bottom w:val="nil"/>
+        <w:right w:val="nil"/>
+        <w:between w:val="nil"/>
+      </w:pBdr>
+      <w:tabs>
+        <w:tab w:val="center" w:pos="4320"/>
+        <w:tab w:val="right" w:pos="8640"/>
+      </w:tabs>
+      <w:spacing w:before="0" w:after="0"/>
+      <w:rPr>
+        <w:color w:val="000000"/>
+        <w:szCs w:val="22"/>
+      </w:rPr>
+    </w:pPr>
+    <w:r>
+      <w:rPr>
+        <w:rFonts w:ascii="Arial" w:eastAsia="Arial" w:hAnsi="Arial" w:cs="Arial"/>
+        <w:b/>
+        <w:color w:val="000000"/>
+        <w:sz w:val="20"/>
+        <w:szCs w:val="20"/>
+      </w:rPr>
+      <w:t>It is part of the supporting assessment resources for Assessment Task 2 of BSBWRK510.</w:t>
+    </w:r>
+  </w:p>
+</w:hdr>
+</file>
+
 <file path=word/numbering.xml><?xml version="1.0" encoding="utf-8"?>
 <w:numbering xmlns:wpc="http://schemas.microsoft.com/office/word/2010/wordprocessingCanvas" xmlns:cx="http://schemas.microsoft.com/office/drawing/2014/chartex" xmlns:cx1="http://schemas.microsoft.com/office/drawing/2015/9/8/chartex" xmlns:cx2="http://schemas.microsoft.com/office/drawing/2015/10/21/chartex" xmlns:cx3="http://schemas.microsoft.com/office/drawing/2016/5/9/chartex" xmlns:cx4="http://schemas.microsoft.com/office/drawing/2016/5/10/chartex" xmlns:cx5="http://schemas.microsoft.com/office/drawing/2016/5/11/chartex" xmlns:cx6="http://schemas.microsoft.com/office/drawing/2016/5/12/chartex" xmlns:cx7="http://schemas.microsoft.com/office/drawing/2016/5/13/chartex" xmlns:cx8="http://schemas.microsoft.com/office/drawing/2016/5/14/chartex" xmlns:mc="http://schemas.openxmlformats.org/markup-compatibility/2006" xmlns:aink="http://schemas.microsoft.com/office/drawing/2016/ink" xmlns:am3d="http://schemas.microsoft.com/office/drawing/2017/model3d" xmlns:o="urn:schemas-microsoft-com:office:office" xmlns:oel="http://schemas.microsoft.com/office/2019/extlst" xmlns:r="http://schemas.openxmlformats.org/officeDocument/2006/relationships" xmlns:m="http://schemas.openxmlformats.org/officeDocument/2006/math" xmlns:v="urn:schemas-microsoft-com:vml" xmlns:wp14="http://schemas.microsoft.com/office/word/2010/wordprocessingDrawing" xmlns:wp="http://schemas.openxmlformats.org/drawingml/2006/wordprocessingDrawing" xmlns:w10="urn:schemas-microsoft-com:office:word" xmlns:w="http://schemas.openxmlformats.org/wordprocessingml/2006/main" xmlns:w14="http://schemas.microsoft.com/office/word/2010/wordml" xmlns:w15="http://schemas.microsoft.com/office/word/2012/wordml" xmlns:w16cex="http://schemas.microsoft.com/office/word/2018/wordml/cex" xmlns:w16cid="http://schemas.microsoft.com/office/word/2016/wordml/cid" xmlns:w16="http://schemas.microsoft.com/office/word/2018/wordml" xmlns:w16du="http://schemas.microsoft.com/office/word/2023/wordml/word16du" xmlns:w16sdtdh="http://schemas.microsoft.com/office/word/2020/wordml/sdtdatahash" xmlns:w16sdtfl="http://schemas.microsoft.com/office/word/2024/wordml/sdtformatlock" xmlns:w16se="http://schemas.microsoft.com/office/word/2015/wordml/symex" xmlns:wpg="http://schemas.microsoft.com/office/word/2010/wordprocessingGroup" xmlns:wpi="http://schemas.microsoft.com/office/word/2010/wordprocessingInk" xmlns:wne="http://schemas.microsoft.com/office/word/2006/wordml" xmlns:wps="http://schemas.microsoft.com/office/word/2010/wordprocessingShape" mc:Ignorable="w14 w15 w16se w16cid w16 w16cex w16sdtdh w16sdtfl w16du wp14">
   <w:abstractNum w:abstractNumId="0" w15:restartNumberingAfterBreak="0">
-    <w:nsid w:val="36AF1EDF"/>
+    <w:nsid w:val="011F1E50"/>
     <w:multiLevelType w:val="multilevel"/>
-    <w:tmpl w:val="310AB3BA"/>
+    <w:tmpl w:val="1400C4C2"/>
     <w:lvl w:ilvl="0">
       <w:start w:val="1"/>
       <w:numFmt w:val="bullet"/>
@@ -522,162 +3636,103 @@
     </w:lvl>
   </w:abstractNum>
   <w:abstractNum w:abstractNumId="1" w15:restartNumberingAfterBreak="0">
-    <w:nsid w:val="450A465E"/>
-    <w:multiLevelType w:val="multilevel"/>
-    <w:tmpl w:val="83EEE2EE"/>
-    <w:lvl w:ilvl="0">
-      <w:start w:val="1"/>
-      <w:numFmt w:val="bullet"/>
-      <w:lvlText w:val=""/>
-      <w:lvlJc w:val="left"/>
-      <w:pPr>
-        <w:tabs>
-          <w:tab w:val="num" w:pos="720"/>
-        </w:tabs>
+    <w:nsid w:val="098A35C0"/>
+    <w:multiLevelType w:val="hybridMultilevel"/>
+    <w:tmpl w:val="AB5EE91C"/>
+    <w:lvl w:ilvl="0" w:tplc="0902FBBA">
+      <w:start w:val="1"/>
+      <w:numFmt w:val="decimal"/>
+      <w:lvlText w:val="%1."/>
+      <w:lvlJc w:val="left"/>
+      <w:pPr>
         <w:ind w:left="720" w:hanging="360"/>
       </w:pPr>
       <w:rPr>
-        <w:rFonts w:ascii="Symbol" w:hAnsi="Symbol" w:hint="default"/>
-        <w:sz w:val="20"/>
-      </w:rPr>
-    </w:lvl>
-    <w:lvl w:ilvl="1" w:tentative="1">
-      <w:start w:val="1"/>
-      <w:numFmt w:val="bullet"/>
-      <w:lvlText w:val="o"/>
-      <w:lvlJc w:val="left"/>
-      <w:pPr>
-        <w:tabs>
-          <w:tab w:val="num" w:pos="1440"/>
-        </w:tabs>
+        <w:rFonts w:hint="default"/>
+        <w:b/>
+      </w:rPr>
+    </w:lvl>
+    <w:lvl w:ilvl="1" w:tplc="08090019" w:tentative="1">
+      <w:start w:val="1"/>
+      <w:numFmt w:val="lowerLetter"/>
+      <w:lvlText w:val="%2."/>
+      <w:lvlJc w:val="left"/>
+      <w:pPr>
         <w:ind w:left="1440" w:hanging="360"/>
       </w:pPr>
-      <w:rPr>
-        <w:rFonts w:ascii="Courier New" w:hAnsi="Courier New" w:hint="default"/>
-        <w:sz w:val="20"/>
-      </w:rPr>
-    </w:lvl>
-    <w:lvl w:ilvl="2" w:tentative="1">
-      <w:start w:val="1"/>
-      <w:numFmt w:val="bullet"/>
-      <w:lvlText w:val=""/>
-      <w:lvlJc w:val="left"/>
-      <w:pPr>
-        <w:tabs>
-          <w:tab w:val="num" w:pos="2160"/>
-        </w:tabs>
-        <w:ind w:left="2160" w:hanging="360"/>
-      </w:pPr>
-      <w:rPr>
-        <w:rFonts w:ascii="Wingdings" w:hAnsi="Wingdings" w:hint="default"/>
-        <w:sz w:val="20"/>
-      </w:rPr>
-    </w:lvl>
-    <w:lvl w:ilvl="3" w:tentative="1">
-      <w:start w:val="1"/>
-      <w:numFmt w:val="bullet"/>
-      <w:lvlText w:val=""/>
-      <w:lvlJc w:val="left"/>
-      <w:pPr>
-        <w:tabs>
-          <w:tab w:val="num" w:pos="2880"/>
-        </w:tabs>
+    </w:lvl>
+    <w:lvl w:ilvl="2" w:tplc="0809001B" w:tentative="1">
+      <w:start w:val="1"/>
+      <w:numFmt w:val="lowerRoman"/>
+      <w:lvlText w:val="%3."/>
+      <w:lvlJc w:val="right"/>
+      <w:pPr>
+        <w:ind w:left="2160" w:hanging="180"/>
+      </w:pPr>
+    </w:lvl>
+    <w:lvl w:ilvl="3" w:tplc="0809000F" w:tentative="1">
+      <w:start w:val="1"/>
+      <w:numFmt w:val="decimal"/>
+      <w:lvlText w:val="%4."/>
+      <w:lvlJc w:val="left"/>
+      <w:pPr>
         <w:ind w:left="2880" w:hanging="360"/>
       </w:pPr>
-      <w:rPr>
-        <w:rFonts w:ascii="Wingdings" w:hAnsi="Wingdings" w:hint="default"/>
-        <w:sz w:val="20"/>
-      </w:rPr>
-    </w:lvl>
-    <w:lvl w:ilvl="4" w:tentative="1">
-      <w:start w:val="1"/>
-      <w:numFmt w:val="bullet"/>
-      <w:lvlText w:val=""/>
-      <w:lvlJc w:val="left"/>
-      <w:pPr>
-        <w:tabs>
-          <w:tab w:val="num" w:pos="3600"/>
-        </w:tabs>
+    </w:lvl>
+    <w:lvl w:ilvl="4" w:tplc="08090019" w:tentative="1">
+      <w:start w:val="1"/>
+      <w:numFmt w:val="lowerLetter"/>
+      <w:lvlText w:val="%5."/>
+      <w:lvlJc w:val="left"/>
+      <w:pPr>
         <w:ind w:left="3600" w:hanging="360"/>
       </w:pPr>
-      <w:rPr>
-        <w:rFonts w:ascii="Wingdings" w:hAnsi="Wingdings" w:hint="default"/>
-        <w:sz w:val="20"/>
-      </w:rPr>
-    </w:lvl>
-    <w:lvl w:ilvl="5" w:tentative="1">
-      <w:start w:val="1"/>
-      <w:numFmt w:val="bullet"/>
-      <w:lvlText w:val=""/>
-      <w:lvlJc w:val="left"/>
-      <w:pPr>
-        <w:tabs>
-          <w:tab w:val="num" w:pos="4320"/>
-        </w:tabs>
-        <w:ind w:left="4320" w:hanging="360"/>
-      </w:pPr>
-      <w:rPr>
-        <w:rFonts w:ascii="Wingdings" w:hAnsi="Wingdings" w:hint="default"/>
-        <w:sz w:val="20"/>
-      </w:rPr>
-    </w:lvl>
-    <w:lvl w:ilvl="6" w:tentative="1">
-      <w:start w:val="1"/>
-      <w:numFmt w:val="bullet"/>
-      <w:lvlText w:val=""/>
-      <w:lvlJc w:val="left"/>
-      <w:pPr>
-        <w:tabs>
-          <w:tab w:val="num" w:pos="5040"/>
-        </w:tabs>
+    </w:lvl>
+    <w:lvl w:ilvl="5" w:tplc="0809001B" w:tentative="1">
+      <w:start w:val="1"/>
+      <w:numFmt w:val="lowerRoman"/>
+      <w:lvlText w:val="%6."/>
+      <w:lvlJc w:val="right"/>
+      <w:pPr>
+        <w:ind w:left="4320" w:hanging="180"/>
+      </w:pPr>
+    </w:lvl>
+    <w:lvl w:ilvl="6" w:tplc="0809000F" w:tentative="1">
+      <w:start w:val="1"/>
+      <w:numFmt w:val="decimal"/>
+      <w:lvlText w:val="%7."/>
+      <w:lvlJc w:val="left"/>
+      <w:pPr>
         <w:ind w:left="5040" w:hanging="360"/>
       </w:pPr>
-      <w:rPr>
-        <w:rFonts w:ascii="Wingdings" w:hAnsi="Wingdings" w:hint="default"/>
-        <w:sz w:val="20"/>
-      </w:rPr>
-    </w:lvl>
-    <w:lvl w:ilvl="7" w:tentative="1">
-      <w:start w:val="1"/>
-      <w:numFmt w:val="bullet"/>
-      <w:lvlText w:val=""/>
-      <w:lvlJc w:val="left"/>
-      <w:pPr>
-        <w:tabs>
-          <w:tab w:val="num" w:pos="5760"/>
-        </w:tabs>
+    </w:lvl>
+    <w:lvl w:ilvl="7" w:tplc="08090019" w:tentative="1">
+      <w:start w:val="1"/>
+      <w:numFmt w:val="lowerLetter"/>
+      <w:lvlText w:val="%8."/>
+      <w:lvlJc w:val="left"/>
+      <w:pPr>
         <w:ind w:left="5760" w:hanging="360"/>
       </w:pPr>
-      <w:rPr>
-        <w:rFonts w:ascii="Wingdings" w:hAnsi="Wingdings" w:hint="default"/>
-        <w:sz w:val="20"/>
-      </w:rPr>
-    </w:lvl>
-    <w:lvl w:ilvl="8" w:tentative="1">
-      <w:start w:val="1"/>
-      <w:numFmt w:val="bullet"/>
-      <w:lvlText w:val=""/>
-      <w:lvlJc w:val="left"/>
-      <w:pPr>
-        <w:tabs>
-          <w:tab w:val="num" w:pos="6480"/>
-        </w:tabs>
-        <w:ind w:left="6480" w:hanging="360"/>
-      </w:pPr>
-      <w:rPr>
-        <w:rFonts w:ascii="Wingdings" w:hAnsi="Wingdings" w:hint="default"/>
-        <w:sz w:val="20"/>
-      </w:rPr>
+    </w:lvl>
+    <w:lvl w:ilvl="8" w:tplc="0809001B" w:tentative="1">
+      <w:start w:val="1"/>
+      <w:numFmt w:val="lowerRoman"/>
+      <w:lvlText w:val="%9."/>
+      <w:lvlJc w:val="right"/>
+      <w:pPr>
+        <w:ind w:left="6480" w:hanging="180"/>
+      </w:pPr>
     </w:lvl>
   </w:abstractNum>
   <w:abstractNum w:abstractNumId="2" w15:restartNumberingAfterBreak="0">
-    <w:nsid w:val="5F9A74AF"/>
+    <w:nsid w:val="124E6888"/>
     <w:multiLevelType w:val="multilevel"/>
-    <w:tmpl w:val="6B5032C4"/>
+    <w:tmpl w:val="FC1E9A9E"/>
     <w:lvl w:ilvl="0">
       <w:start w:val="1"/>
-      <w:numFmt w:val="bullet"/>
-      <w:lvlText w:val=""/>
+      <w:numFmt w:val="decimal"/>
+      <w:lvlText w:val="%1."/>
       <w:lvlJc w:val="left"/>
       <w:pPr>
         <w:tabs>
@@ -685,15 +3740,11 @@
         </w:tabs>
         <w:ind w:left="720" w:hanging="360"/>
       </w:pPr>
-      <w:rPr>
-        <w:rFonts w:ascii="Symbol" w:hAnsi="Symbol" w:hint="default"/>
-        <w:sz w:val="20"/>
-      </w:rPr>
     </w:lvl>
     <w:lvl w:ilvl="1" w:tentative="1">
       <w:start w:val="1"/>
-      <w:numFmt w:val="bullet"/>
-      <w:lvlText w:val="o"/>
+      <w:numFmt w:val="decimal"/>
+      <w:lvlText w:val="%2."/>
       <w:lvlJc w:val="left"/>
       <w:pPr>
         <w:tabs>
@@ -701,15 +3752,11 @@
         </w:tabs>
         <w:ind w:left="1440" w:hanging="360"/>
       </w:pPr>
-      <w:rPr>
-        <w:rFonts w:ascii="Courier New" w:hAnsi="Courier New" w:hint="default"/>
-        <w:sz w:val="20"/>
-      </w:rPr>
     </w:lvl>
     <w:lvl w:ilvl="2" w:tentative="1">
       <w:start w:val="1"/>
-      <w:numFmt w:val="bullet"/>
-      <w:lvlText w:val=""/>
+      <w:numFmt w:val="decimal"/>
+      <w:lvlText w:val="%3."/>
       <w:lvlJc w:val="left"/>
       <w:pPr>
         <w:tabs>
@@ -717,15 +3764,11 @@
         </w:tabs>
         <w:ind w:left="2160" w:hanging="360"/>
       </w:pPr>
-      <w:rPr>
-        <w:rFonts w:ascii="Wingdings" w:hAnsi="Wingdings" w:hint="default"/>
-        <w:sz w:val="20"/>
-      </w:rPr>
     </w:lvl>
     <w:lvl w:ilvl="3" w:tentative="1">
       <w:start w:val="1"/>
-      <w:numFmt w:val="bullet"/>
-      <w:lvlText w:val=""/>
+      <w:numFmt w:val="decimal"/>
+      <w:lvlText w:val="%4."/>
       <w:lvlJc w:val="left"/>
       <w:pPr>
         <w:tabs>
@@ -733,15 +3776,11 @@
         </w:tabs>
         <w:ind w:left="2880" w:hanging="360"/>
       </w:pPr>
-      <w:rPr>
-        <w:rFonts w:ascii="Wingdings" w:hAnsi="Wingdings" w:hint="default"/>
-        <w:sz w:val="20"/>
-      </w:rPr>
     </w:lvl>
     <w:lvl w:ilvl="4" w:tentative="1">
       <w:start w:val="1"/>
-      <w:numFmt w:val="bullet"/>
-      <w:lvlText w:val=""/>
+      <w:numFmt w:val="decimal"/>
+      <w:lvlText w:val="%5."/>
       <w:lvlJc w:val="left"/>
       <w:pPr>
         <w:tabs>
@@ -749,15 +3788,11 @@
         </w:tabs>
         <w:ind w:left="3600" w:hanging="360"/>
       </w:pPr>
-      <w:rPr>
-        <w:rFonts w:ascii="Wingdings" w:hAnsi="Wingdings" w:hint="default"/>
-        <w:sz w:val="20"/>
-      </w:rPr>
     </w:lvl>
     <w:lvl w:ilvl="5" w:tentative="1">
       <w:start w:val="1"/>
-      <w:numFmt w:val="bullet"/>
-      <w:lvlText w:val=""/>
+      <w:numFmt w:val="decimal"/>
+      <w:lvlText w:val="%6."/>
       <w:lvlJc w:val="left"/>
       <w:pPr>
         <w:tabs>
@@ -765,15 +3800,11 @@
         </w:tabs>
         <w:ind w:left="4320" w:hanging="360"/>
       </w:pPr>
-      <w:rPr>
-        <w:rFonts w:ascii="Wingdings" w:hAnsi="Wingdings" w:hint="default"/>
-        <w:sz w:val="20"/>
-      </w:rPr>
     </w:lvl>
     <w:lvl w:ilvl="6" w:tentative="1">
       <w:start w:val="1"/>
-      <w:numFmt w:val="bullet"/>
-      <w:lvlText w:val=""/>
+      <w:numFmt w:val="decimal"/>
+      <w:lvlText w:val="%7."/>
       <w:lvlJc w:val="left"/>
       <w:pPr>
         <w:tabs>
@@ -781,15 +3812,11 @@
         </w:tabs>
         <w:ind w:left="5040" w:hanging="360"/>
       </w:pPr>
-      <w:rPr>
-        <w:rFonts w:ascii="Wingdings" w:hAnsi="Wingdings" w:hint="default"/>
-        <w:sz w:val="20"/>
-      </w:rPr>
     </w:lvl>
     <w:lvl w:ilvl="7" w:tentative="1">
       <w:start w:val="1"/>
-      <w:numFmt w:val="bullet"/>
-      <w:lvlText w:val=""/>
+      <w:numFmt w:val="decimal"/>
+      <w:lvlText w:val="%8."/>
       <w:lvlJc w:val="left"/>
       <w:pPr>
         <w:tabs>
@@ -797,15 +3824,11 @@
         </w:tabs>
         <w:ind w:left="5760" w:hanging="360"/>
       </w:pPr>
-      <w:rPr>
-        <w:rFonts w:ascii="Wingdings" w:hAnsi="Wingdings" w:hint="default"/>
-        <w:sz w:val="20"/>
-      </w:rPr>
     </w:lvl>
     <w:lvl w:ilvl="8" w:tentative="1">
       <w:start w:val="1"/>
-      <w:numFmt w:val="bullet"/>
-      <w:lvlText w:val=""/>
+      <w:numFmt w:val="decimal"/>
+      <w:lvlText w:val="%9."/>
       <w:lvlJc w:val="left"/>
       <w:pPr>
         <w:tabs>
@@ -813,18 +3836,127 @@
         </w:tabs>
         <w:ind w:left="6480" w:hanging="360"/>
       </w:pPr>
-      <w:rPr>
-        <w:rFonts w:ascii="Wingdings" w:hAnsi="Wingdings" w:hint="default"/>
-        <w:sz w:val="20"/>
-      </w:rPr>
     </w:lvl>
   </w:abstractNum>
   <w:abstractNum w:abstractNumId="3" w15:restartNumberingAfterBreak="0">
-    <w:nsid w:val="7BB1117B"/>
+    <w:nsid w:val="16A14B38"/>
     <w:multiLevelType w:val="multilevel"/>
-    <w:tmpl w:val="C0925B60"/>
+    <w:tmpl w:val="D32E39D8"/>
     <w:lvl w:ilvl="0">
       <w:start w:val="1"/>
+      <w:numFmt w:val="decimal"/>
+      <w:lvlText w:val="%1."/>
+      <w:lvlJc w:val="left"/>
+      <w:pPr>
+        <w:tabs>
+          <w:tab w:val="num" w:pos="720"/>
+        </w:tabs>
+        <w:ind w:left="720" w:hanging="360"/>
+      </w:pPr>
+    </w:lvl>
+    <w:lvl w:ilvl="1" w:tentative="1">
+      <w:start w:val="1"/>
+      <w:numFmt w:val="decimal"/>
+      <w:lvlText w:val="%2."/>
+      <w:lvlJc w:val="left"/>
+      <w:pPr>
+        <w:tabs>
+          <w:tab w:val="num" w:pos="1440"/>
+        </w:tabs>
+        <w:ind w:left="1440" w:hanging="360"/>
+      </w:pPr>
+    </w:lvl>
+    <w:lvl w:ilvl="2" w:tentative="1">
+      <w:start w:val="1"/>
+      <w:numFmt w:val="decimal"/>
+      <w:lvlText w:val="%3."/>
+      <w:lvlJc w:val="left"/>
+      <w:pPr>
+        <w:tabs>
+          <w:tab w:val="num" w:pos="2160"/>
+        </w:tabs>
+        <w:ind w:left="2160" w:hanging="360"/>
+      </w:pPr>
+    </w:lvl>
+    <w:lvl w:ilvl="3" w:tentative="1">
+      <w:start w:val="1"/>
+      <w:numFmt w:val="decimal"/>
+      <w:lvlText w:val="%4."/>
+      <w:lvlJc w:val="left"/>
+      <w:pPr>
+        <w:tabs>
+          <w:tab w:val="num" w:pos="2880"/>
+        </w:tabs>
+        <w:ind w:left="2880" w:hanging="360"/>
+      </w:pPr>
+    </w:lvl>
+    <w:lvl w:ilvl="4" w:tentative="1">
+      <w:start w:val="1"/>
+      <w:numFmt w:val="decimal"/>
+      <w:lvlText w:val="%5."/>
+      <w:lvlJc w:val="left"/>
+      <w:pPr>
+        <w:tabs>
+          <w:tab w:val="num" w:pos="3600"/>
+        </w:tabs>
+        <w:ind w:left="3600" w:hanging="360"/>
+      </w:pPr>
+    </w:lvl>
+    <w:lvl w:ilvl="5" w:tentative="1">
+      <w:start w:val="1"/>
+      <w:numFmt w:val="decimal"/>
+      <w:lvlText w:val="%6."/>
+      <w:lvlJc w:val="left"/>
+      <w:pPr>
+        <w:tabs>
+          <w:tab w:val="num" w:pos="4320"/>
+        </w:tabs>
+        <w:ind w:left="4320" w:hanging="360"/>
+      </w:pPr>
+    </w:lvl>
+    <w:lvl w:ilvl="6" w:tentative="1">
+      <w:start w:val="1"/>
+      <w:numFmt w:val="decimal"/>
+      <w:lvlText w:val="%7."/>
+      <w:lvlJc w:val="left"/>
+      <w:pPr>
+        <w:tabs>
+          <w:tab w:val="num" w:pos="5040"/>
+        </w:tabs>
+        <w:ind w:left="5040" w:hanging="360"/>
+      </w:pPr>
+    </w:lvl>
+    <w:lvl w:ilvl="7" w:tentative="1">
+      <w:start w:val="1"/>
+      <w:numFmt w:val="decimal"/>
+      <w:lvlText w:val="%8."/>
+      <w:lvlJc w:val="left"/>
+      <w:pPr>
+        <w:tabs>
+          <w:tab w:val="num" w:pos="5760"/>
+        </w:tabs>
+        <w:ind w:left="5760" w:hanging="360"/>
+      </w:pPr>
+    </w:lvl>
+    <w:lvl w:ilvl="8" w:tentative="1">
+      <w:start w:val="1"/>
+      <w:numFmt w:val="decimal"/>
+      <w:lvlText w:val="%9."/>
+      <w:lvlJc w:val="left"/>
+      <w:pPr>
+        <w:tabs>
+          <w:tab w:val="num" w:pos="6480"/>
+        </w:tabs>
+        <w:ind w:left="6480" w:hanging="360"/>
+      </w:pPr>
+    </w:lvl>
+  </w:abstractNum>
+  <w:abstractNum w:abstractNumId="4" w15:restartNumberingAfterBreak="0">
+    <w:nsid w:val="23966550"/>
+    <w:multiLevelType w:val="multilevel"/>
+    <w:tmpl w:val="D15C6B96"/>
+    <w:lvl w:ilvl="0">
+      <w:start w:val="1"/>
       <w:numFmt w:val="bullet"/>
       <w:lvlText w:val=""/>
       <w:lvlJc w:val="left"/>
@@ -968,16 +4100,1649 @@
       </w:rPr>
     </w:lvl>
   </w:abstractNum>
-  <w:num w:numId="1" w16cid:durableId="50546851">
+  <w:abstractNum w:abstractNumId="5" w15:restartNumberingAfterBreak="0">
+    <w:nsid w:val="2DB245EB"/>
+    <w:multiLevelType w:val="multilevel"/>
+    <w:tmpl w:val="1A6632A8"/>
+    <w:lvl w:ilvl="0">
+      <w:start w:val="1"/>
+      <w:numFmt w:val="bullet"/>
+      <w:lvlText w:val=""/>
+      <w:lvlJc w:val="left"/>
+      <w:pPr>
+        <w:tabs>
+          <w:tab w:val="num" w:pos="720"/>
+        </w:tabs>
+        <w:ind w:left="720" w:hanging="360"/>
+      </w:pPr>
+      <w:rPr>
+        <w:rFonts w:ascii="Symbol" w:hAnsi="Symbol" w:hint="default"/>
+        <w:sz w:val="20"/>
+      </w:rPr>
+    </w:lvl>
+    <w:lvl w:ilvl="1" w:tentative="1">
+      <w:start w:val="1"/>
+      <w:numFmt w:val="bullet"/>
+      <w:lvlText w:val="o"/>
+      <w:lvlJc w:val="left"/>
+      <w:pPr>
+        <w:tabs>
+          <w:tab w:val="num" w:pos="1440"/>
+        </w:tabs>
+        <w:ind w:left="1440" w:hanging="360"/>
+      </w:pPr>
+      <w:rPr>
+        <w:rFonts w:ascii="Courier New" w:hAnsi="Courier New" w:hint="default"/>
+        <w:sz w:val="20"/>
+      </w:rPr>
+    </w:lvl>
+    <w:lvl w:ilvl="2" w:tentative="1">
+      <w:start w:val="1"/>
+      <w:numFmt w:val="bullet"/>
+      <w:lvlText w:val=""/>
+      <w:lvlJc w:val="left"/>
+      <w:pPr>
+        <w:tabs>
+          <w:tab w:val="num" w:pos="2160"/>
+        </w:tabs>
+        <w:ind w:left="2160" w:hanging="360"/>
+      </w:pPr>
+      <w:rPr>
+        <w:rFonts w:ascii="Wingdings" w:hAnsi="Wingdings" w:hint="default"/>
+        <w:sz w:val="20"/>
+      </w:rPr>
+    </w:lvl>
+    <w:lvl w:ilvl="3" w:tentative="1">
+      <w:start w:val="1"/>
+      <w:numFmt w:val="bullet"/>
+      <w:lvlText w:val=""/>
+      <w:lvlJc w:val="left"/>
+      <w:pPr>
+        <w:tabs>
+          <w:tab w:val="num" w:pos="2880"/>
+        </w:tabs>
+        <w:ind w:left="2880" w:hanging="360"/>
+      </w:pPr>
+      <w:rPr>
+        <w:rFonts w:ascii="Wingdings" w:hAnsi="Wingdings" w:hint="default"/>
+        <w:sz w:val="20"/>
+      </w:rPr>
+    </w:lvl>
+    <w:lvl w:ilvl="4" w:tentative="1">
+      <w:start w:val="1"/>
+      <w:numFmt w:val="bullet"/>
+      <w:lvlText w:val=""/>
+      <w:lvlJc w:val="left"/>
+      <w:pPr>
+        <w:tabs>
+          <w:tab w:val="num" w:pos="3600"/>
+        </w:tabs>
+        <w:ind w:left="3600" w:hanging="360"/>
+      </w:pPr>
+      <w:rPr>
+        <w:rFonts w:ascii="Wingdings" w:hAnsi="Wingdings" w:hint="default"/>
+        <w:sz w:val="20"/>
+      </w:rPr>
+    </w:lvl>
+    <w:lvl w:ilvl="5" w:tentative="1">
+      <w:start w:val="1"/>
+      <w:numFmt w:val="bullet"/>
+      <w:lvlText w:val=""/>
+      <w:lvlJc w:val="left"/>
+      <w:pPr>
+        <w:tabs>
+          <w:tab w:val="num" w:pos="4320"/>
+        </w:tabs>
+        <w:ind w:left="4320" w:hanging="360"/>
+      </w:pPr>
+      <w:rPr>
+        <w:rFonts w:ascii="Wingdings" w:hAnsi="Wingdings" w:hint="default"/>
+        <w:sz w:val="20"/>
+      </w:rPr>
+    </w:lvl>
+    <w:lvl w:ilvl="6" w:tentative="1">
+      <w:start w:val="1"/>
+      <w:numFmt w:val="bullet"/>
+      <w:lvlText w:val=""/>
+      <w:lvlJc w:val="left"/>
+      <w:pPr>
+        <w:tabs>
+          <w:tab w:val="num" w:pos="5040"/>
+        </w:tabs>
+        <w:ind w:left="5040" w:hanging="360"/>
+      </w:pPr>
+      <w:rPr>
+        <w:rFonts w:ascii="Wingdings" w:hAnsi="Wingdings" w:hint="default"/>
+        <w:sz w:val="20"/>
+      </w:rPr>
+    </w:lvl>
+    <w:lvl w:ilvl="7" w:tentative="1">
+      <w:start w:val="1"/>
+      <w:numFmt w:val="bullet"/>
+      <w:lvlText w:val=""/>
+      <w:lvlJc w:val="left"/>
+      <w:pPr>
+        <w:tabs>
+          <w:tab w:val="num" w:pos="5760"/>
+        </w:tabs>
+        <w:ind w:left="5760" w:hanging="360"/>
+      </w:pPr>
+      <w:rPr>
+        <w:rFonts w:ascii="Wingdings" w:hAnsi="Wingdings" w:hint="default"/>
+        <w:sz w:val="20"/>
+      </w:rPr>
+    </w:lvl>
+    <w:lvl w:ilvl="8" w:tentative="1">
+      <w:start w:val="1"/>
+      <w:numFmt w:val="bullet"/>
+      <w:lvlText w:val=""/>
+      <w:lvlJc w:val="left"/>
+      <w:pPr>
+        <w:tabs>
+          <w:tab w:val="num" w:pos="6480"/>
+        </w:tabs>
+        <w:ind w:left="6480" w:hanging="360"/>
+      </w:pPr>
+      <w:rPr>
+        <w:rFonts w:ascii="Wingdings" w:hAnsi="Wingdings" w:hint="default"/>
+        <w:sz w:val="20"/>
+      </w:rPr>
+    </w:lvl>
+  </w:abstractNum>
+  <w:abstractNum w:abstractNumId="6" w15:restartNumberingAfterBreak="0">
+    <w:nsid w:val="3A797822"/>
+    <w:multiLevelType w:val="hybridMultilevel"/>
+    <w:tmpl w:val="06B6B8EC"/>
+    <w:lvl w:ilvl="0" w:tplc="0809000F">
+      <w:start w:val="1"/>
+      <w:numFmt w:val="decimal"/>
+      <w:lvlText w:val="%1."/>
+      <w:lvlJc w:val="left"/>
+      <w:pPr>
+        <w:ind w:left="720" w:hanging="360"/>
+      </w:pPr>
+    </w:lvl>
+    <w:lvl w:ilvl="1" w:tplc="08090019" w:tentative="1">
+      <w:start w:val="1"/>
+      <w:numFmt w:val="lowerLetter"/>
+      <w:lvlText w:val="%2."/>
+      <w:lvlJc w:val="left"/>
+      <w:pPr>
+        <w:ind w:left="1440" w:hanging="360"/>
+      </w:pPr>
+    </w:lvl>
+    <w:lvl w:ilvl="2" w:tplc="0809001B" w:tentative="1">
+      <w:start w:val="1"/>
+      <w:numFmt w:val="lowerRoman"/>
+      <w:lvlText w:val="%3."/>
+      <w:lvlJc w:val="right"/>
+      <w:pPr>
+        <w:ind w:left="2160" w:hanging="180"/>
+      </w:pPr>
+    </w:lvl>
+    <w:lvl w:ilvl="3" w:tplc="0809000F" w:tentative="1">
+      <w:start w:val="1"/>
+      <w:numFmt w:val="decimal"/>
+      <w:lvlText w:val="%4."/>
+      <w:lvlJc w:val="left"/>
+      <w:pPr>
+        <w:ind w:left="2880" w:hanging="360"/>
+      </w:pPr>
+    </w:lvl>
+    <w:lvl w:ilvl="4" w:tplc="08090019" w:tentative="1">
+      <w:start w:val="1"/>
+      <w:numFmt w:val="lowerLetter"/>
+      <w:lvlText w:val="%5."/>
+      <w:lvlJc w:val="left"/>
+      <w:pPr>
+        <w:ind w:left="3600" w:hanging="360"/>
+      </w:pPr>
+    </w:lvl>
+    <w:lvl w:ilvl="5" w:tplc="0809001B" w:tentative="1">
+      <w:start w:val="1"/>
+      <w:numFmt w:val="lowerRoman"/>
+      <w:lvlText w:val="%6."/>
+      <w:lvlJc w:val="right"/>
+      <w:pPr>
+        <w:ind w:left="4320" w:hanging="180"/>
+      </w:pPr>
+    </w:lvl>
+    <w:lvl w:ilvl="6" w:tplc="0809000F" w:tentative="1">
+      <w:start w:val="1"/>
+      <w:numFmt w:val="decimal"/>
+      <w:lvlText w:val="%7."/>
+      <w:lvlJc w:val="left"/>
+      <w:pPr>
+        <w:ind w:left="5040" w:hanging="360"/>
+      </w:pPr>
+    </w:lvl>
+    <w:lvl w:ilvl="7" w:tplc="08090019" w:tentative="1">
+      <w:start w:val="1"/>
+      <w:numFmt w:val="lowerLetter"/>
+      <w:lvlText w:val="%8."/>
+      <w:lvlJc w:val="left"/>
+      <w:pPr>
+        <w:ind w:left="5760" w:hanging="360"/>
+      </w:pPr>
+    </w:lvl>
+    <w:lvl w:ilvl="8" w:tplc="0809001B" w:tentative="1">
+      <w:start w:val="1"/>
+      <w:numFmt w:val="lowerRoman"/>
+      <w:lvlText w:val="%9."/>
+      <w:lvlJc w:val="right"/>
+      <w:pPr>
+        <w:ind w:left="6480" w:hanging="180"/>
+      </w:pPr>
+    </w:lvl>
+  </w:abstractNum>
+  <w:abstractNum w:abstractNumId="7" w15:restartNumberingAfterBreak="0">
+    <w:nsid w:val="3B795DD0"/>
+    <w:multiLevelType w:val="multilevel"/>
+    <w:tmpl w:val="8522F624"/>
+    <w:lvl w:ilvl="0">
+      <w:start w:val="1"/>
+      <w:numFmt w:val="bullet"/>
+      <w:lvlText w:val=""/>
+      <w:lvlJc w:val="left"/>
+      <w:pPr>
+        <w:tabs>
+          <w:tab w:val="num" w:pos="720"/>
+        </w:tabs>
+        <w:ind w:left="720" w:hanging="360"/>
+      </w:pPr>
+      <w:rPr>
+        <w:rFonts w:ascii="Symbol" w:hAnsi="Symbol" w:hint="default"/>
+        <w:sz w:val="20"/>
+      </w:rPr>
+    </w:lvl>
+    <w:lvl w:ilvl="1" w:tentative="1">
+      <w:start w:val="1"/>
+      <w:numFmt w:val="bullet"/>
+      <w:lvlText w:val="o"/>
+      <w:lvlJc w:val="left"/>
+      <w:pPr>
+        <w:tabs>
+          <w:tab w:val="num" w:pos="1440"/>
+        </w:tabs>
+        <w:ind w:left="1440" w:hanging="360"/>
+      </w:pPr>
+      <w:rPr>
+        <w:rFonts w:ascii="Courier New" w:hAnsi="Courier New" w:hint="default"/>
+        <w:sz w:val="20"/>
+      </w:rPr>
+    </w:lvl>
+    <w:lvl w:ilvl="2" w:tentative="1">
+      <w:start w:val="1"/>
+      <w:numFmt w:val="bullet"/>
+      <w:lvlText w:val=""/>
+      <w:lvlJc w:val="left"/>
+      <w:pPr>
+        <w:tabs>
+          <w:tab w:val="num" w:pos="2160"/>
+        </w:tabs>
+        <w:ind w:left="2160" w:hanging="360"/>
+      </w:pPr>
+      <w:rPr>
+        <w:rFonts w:ascii="Wingdings" w:hAnsi="Wingdings" w:hint="default"/>
+        <w:sz w:val="20"/>
+      </w:rPr>
+    </w:lvl>
+    <w:lvl w:ilvl="3" w:tentative="1">
+      <w:start w:val="1"/>
+      <w:numFmt w:val="bullet"/>
+      <w:lvlText w:val=""/>
+      <w:lvlJc w:val="left"/>
+      <w:pPr>
+        <w:tabs>
+          <w:tab w:val="num" w:pos="2880"/>
+        </w:tabs>
+        <w:ind w:left="2880" w:hanging="360"/>
+      </w:pPr>
+      <w:rPr>
+        <w:rFonts w:ascii="Wingdings" w:hAnsi="Wingdings" w:hint="default"/>
+        <w:sz w:val="20"/>
+      </w:rPr>
+    </w:lvl>
+    <w:lvl w:ilvl="4" w:tentative="1">
+      <w:start w:val="1"/>
+      <w:numFmt w:val="bullet"/>
+      <w:lvlText w:val=""/>
+      <w:lvlJc w:val="left"/>
+      <w:pPr>
+        <w:tabs>
+          <w:tab w:val="num" w:pos="3600"/>
+        </w:tabs>
+        <w:ind w:left="3600" w:hanging="360"/>
+      </w:pPr>
+      <w:rPr>
+        <w:rFonts w:ascii="Wingdings" w:hAnsi="Wingdings" w:hint="default"/>
+        <w:sz w:val="20"/>
+      </w:rPr>
+    </w:lvl>
+    <w:lvl w:ilvl="5" w:tentative="1">
+      <w:start w:val="1"/>
+      <w:numFmt w:val="bullet"/>
+      <w:lvlText w:val=""/>
+      <w:lvlJc w:val="left"/>
+      <w:pPr>
+        <w:tabs>
+          <w:tab w:val="num" w:pos="4320"/>
+        </w:tabs>
+        <w:ind w:left="4320" w:hanging="360"/>
+      </w:pPr>
+      <w:rPr>
+        <w:rFonts w:ascii="Wingdings" w:hAnsi="Wingdings" w:hint="default"/>
+        <w:sz w:val="20"/>
+      </w:rPr>
+    </w:lvl>
+    <w:lvl w:ilvl="6" w:tentative="1">
+      <w:start w:val="1"/>
+      <w:numFmt w:val="bullet"/>
+      <w:lvlText w:val=""/>
+      <w:lvlJc w:val="left"/>
+      <w:pPr>
+        <w:tabs>
+          <w:tab w:val="num" w:pos="5040"/>
+        </w:tabs>
+        <w:ind w:left="5040" w:hanging="360"/>
+      </w:pPr>
+      <w:rPr>
+        <w:rFonts w:ascii="Wingdings" w:hAnsi="Wingdings" w:hint="default"/>
+        <w:sz w:val="20"/>
+      </w:rPr>
+    </w:lvl>
+    <w:lvl w:ilvl="7" w:tentative="1">
+      <w:start w:val="1"/>
+      <w:numFmt w:val="bullet"/>
+      <w:lvlText w:val=""/>
+      <w:lvlJc w:val="left"/>
+      <w:pPr>
+        <w:tabs>
+          <w:tab w:val="num" w:pos="5760"/>
+        </w:tabs>
+        <w:ind w:left="5760" w:hanging="360"/>
+      </w:pPr>
+      <w:rPr>
+        <w:rFonts w:ascii="Wingdings" w:hAnsi="Wingdings" w:hint="default"/>
+        <w:sz w:val="20"/>
+      </w:rPr>
+    </w:lvl>
+    <w:lvl w:ilvl="8" w:tentative="1">
+      <w:start w:val="1"/>
+      <w:numFmt w:val="bullet"/>
+      <w:lvlText w:val=""/>
+      <w:lvlJc w:val="left"/>
+      <w:pPr>
+        <w:tabs>
+          <w:tab w:val="num" w:pos="6480"/>
+        </w:tabs>
+        <w:ind w:left="6480" w:hanging="360"/>
+      </w:pPr>
+      <w:rPr>
+        <w:rFonts w:ascii="Wingdings" w:hAnsi="Wingdings" w:hint="default"/>
+        <w:sz w:val="20"/>
+      </w:rPr>
+    </w:lvl>
+  </w:abstractNum>
+  <w:abstractNum w:abstractNumId="8" w15:restartNumberingAfterBreak="0">
+    <w:nsid w:val="4549324B"/>
+    <w:multiLevelType w:val="multilevel"/>
+    <w:tmpl w:val="6300650A"/>
+    <w:lvl w:ilvl="0">
+      <w:start w:val="1"/>
+      <w:numFmt w:val="decimal"/>
+      <w:pStyle w:val="Responsebullets"/>
+      <w:lvlText w:val="%1."/>
+      <w:lvlJc w:val="left"/>
+      <w:pPr>
+        <w:tabs>
+          <w:tab w:val="num" w:pos="720"/>
+        </w:tabs>
+        <w:ind w:left="720" w:hanging="720"/>
+      </w:pPr>
+    </w:lvl>
+    <w:lvl w:ilvl="1">
+      <w:start w:val="1"/>
+      <w:numFmt w:val="decimal"/>
+      <w:lvlText w:val="%2."/>
+      <w:lvlJc w:val="left"/>
+      <w:pPr>
+        <w:tabs>
+          <w:tab w:val="num" w:pos="1440"/>
+        </w:tabs>
+        <w:ind w:left="1440" w:hanging="720"/>
+      </w:pPr>
+    </w:lvl>
+    <w:lvl w:ilvl="2">
+      <w:start w:val="1"/>
+      <w:numFmt w:val="decimal"/>
+      <w:lvlText w:val="%3."/>
+      <w:lvlJc w:val="left"/>
+      <w:pPr>
+        <w:tabs>
+          <w:tab w:val="num" w:pos="2160"/>
+        </w:tabs>
+        <w:ind w:left="2160" w:hanging="720"/>
+      </w:pPr>
+    </w:lvl>
+    <w:lvl w:ilvl="3">
+      <w:start w:val="1"/>
+      <w:numFmt w:val="decimal"/>
+      <w:lvlText w:val="%4."/>
+      <w:lvlJc w:val="left"/>
+      <w:pPr>
+        <w:tabs>
+          <w:tab w:val="num" w:pos="2880"/>
+        </w:tabs>
+        <w:ind w:left="2880" w:hanging="720"/>
+      </w:pPr>
+    </w:lvl>
+    <w:lvl w:ilvl="4">
+      <w:start w:val="1"/>
+      <w:numFmt w:val="decimal"/>
+      <w:lvlText w:val="%5."/>
+      <w:lvlJc w:val="left"/>
+      <w:pPr>
+        <w:tabs>
+          <w:tab w:val="num" w:pos="3600"/>
+        </w:tabs>
+        <w:ind w:left="3600" w:hanging="720"/>
+      </w:pPr>
+    </w:lvl>
+    <w:lvl w:ilvl="5">
+      <w:start w:val="1"/>
+      <w:numFmt w:val="decimal"/>
+      <w:lvlText w:val="%6."/>
+      <w:lvlJc w:val="left"/>
+      <w:pPr>
+        <w:tabs>
+          <w:tab w:val="num" w:pos="4320"/>
+        </w:tabs>
+        <w:ind w:left="4320" w:hanging="720"/>
+      </w:pPr>
+    </w:lvl>
+    <w:lvl w:ilvl="6">
+      <w:start w:val="1"/>
+      <w:numFmt w:val="decimal"/>
+      <w:lvlText w:val="%7."/>
+      <w:lvlJc w:val="left"/>
+      <w:pPr>
+        <w:tabs>
+          <w:tab w:val="num" w:pos="5040"/>
+        </w:tabs>
+        <w:ind w:left="5040" w:hanging="720"/>
+      </w:pPr>
+    </w:lvl>
+    <w:lvl w:ilvl="7">
+      <w:start w:val="1"/>
+      <w:numFmt w:val="decimal"/>
+      <w:lvlText w:val="%8."/>
+      <w:lvlJc w:val="left"/>
+      <w:pPr>
+        <w:tabs>
+          <w:tab w:val="num" w:pos="5760"/>
+        </w:tabs>
+        <w:ind w:left="5760" w:hanging="720"/>
+      </w:pPr>
+    </w:lvl>
+    <w:lvl w:ilvl="8">
+      <w:start w:val="1"/>
+      <w:numFmt w:val="decimal"/>
+      <w:lvlText w:val="%9."/>
+      <w:lvlJc w:val="left"/>
+      <w:pPr>
+        <w:tabs>
+          <w:tab w:val="num" w:pos="6480"/>
+        </w:tabs>
+        <w:ind w:left="6480" w:hanging="720"/>
+      </w:pPr>
+    </w:lvl>
+  </w:abstractNum>
+  <w:abstractNum w:abstractNumId="9" w15:restartNumberingAfterBreak="0">
+    <w:nsid w:val="4DB26C68"/>
+    <w:multiLevelType w:val="multilevel"/>
+    <w:tmpl w:val="480E93B8"/>
+    <w:lvl w:ilvl="0">
+      <w:start w:val="1"/>
+      <w:numFmt w:val="bullet"/>
+      <w:lvlText w:val=""/>
+      <w:lvlJc w:val="left"/>
+      <w:pPr>
+        <w:tabs>
+          <w:tab w:val="num" w:pos="720"/>
+        </w:tabs>
+        <w:ind w:left="720" w:hanging="360"/>
+      </w:pPr>
+      <w:rPr>
+        <w:rFonts w:ascii="Symbol" w:hAnsi="Symbol" w:hint="default"/>
+        <w:sz w:val="20"/>
+      </w:rPr>
+    </w:lvl>
+    <w:lvl w:ilvl="1" w:tentative="1">
+      <w:start w:val="1"/>
+      <w:numFmt w:val="bullet"/>
+      <w:lvlText w:val="o"/>
+      <w:lvlJc w:val="left"/>
+      <w:pPr>
+        <w:tabs>
+          <w:tab w:val="num" w:pos="1440"/>
+        </w:tabs>
+        <w:ind w:left="1440" w:hanging="360"/>
+      </w:pPr>
+      <w:rPr>
+        <w:rFonts w:ascii="Courier New" w:hAnsi="Courier New" w:hint="default"/>
+        <w:sz w:val="20"/>
+      </w:rPr>
+    </w:lvl>
+    <w:lvl w:ilvl="2" w:tentative="1">
+      <w:start w:val="1"/>
+      <w:numFmt w:val="bullet"/>
+      <w:lvlText w:val=""/>
+      <w:lvlJc w:val="left"/>
+      <w:pPr>
+        <w:tabs>
+          <w:tab w:val="num" w:pos="2160"/>
+        </w:tabs>
+        <w:ind w:left="2160" w:hanging="360"/>
+      </w:pPr>
+      <w:rPr>
+        <w:rFonts w:ascii="Wingdings" w:hAnsi="Wingdings" w:hint="default"/>
+        <w:sz w:val="20"/>
+      </w:rPr>
+    </w:lvl>
+    <w:lvl w:ilvl="3" w:tentative="1">
+      <w:start w:val="1"/>
+      <w:numFmt w:val="bullet"/>
+      <w:lvlText w:val=""/>
+      <w:lvlJc w:val="left"/>
+      <w:pPr>
+        <w:tabs>
+          <w:tab w:val="num" w:pos="2880"/>
+        </w:tabs>
+        <w:ind w:left="2880" w:hanging="360"/>
+      </w:pPr>
+      <w:rPr>
+        <w:rFonts w:ascii="Wingdings" w:hAnsi="Wingdings" w:hint="default"/>
+        <w:sz w:val="20"/>
+      </w:rPr>
+    </w:lvl>
+    <w:lvl w:ilvl="4" w:tentative="1">
+      <w:start w:val="1"/>
+      <w:numFmt w:val="bullet"/>
+      <w:lvlText w:val=""/>
+      <w:lvlJc w:val="left"/>
+      <w:pPr>
+        <w:tabs>
+          <w:tab w:val="num" w:pos="3600"/>
+        </w:tabs>
+        <w:ind w:left="3600" w:hanging="360"/>
+      </w:pPr>
+      <w:rPr>
+        <w:rFonts w:ascii="Wingdings" w:hAnsi="Wingdings" w:hint="default"/>
+        <w:sz w:val="20"/>
+      </w:rPr>
+    </w:lvl>
+    <w:lvl w:ilvl="5" w:tentative="1">
+      <w:start w:val="1"/>
+      <w:numFmt w:val="bullet"/>
+      <w:lvlText w:val=""/>
+      <w:lvlJc w:val="left"/>
+      <w:pPr>
+        <w:tabs>
+          <w:tab w:val="num" w:pos="4320"/>
+        </w:tabs>
+        <w:ind w:left="4320" w:hanging="360"/>
+      </w:pPr>
+      <w:rPr>
+        <w:rFonts w:ascii="Wingdings" w:hAnsi="Wingdings" w:hint="default"/>
+        <w:sz w:val="20"/>
+      </w:rPr>
+    </w:lvl>
+    <w:lvl w:ilvl="6" w:tentative="1">
+      <w:start w:val="1"/>
+      <w:numFmt w:val="bullet"/>
+      <w:lvlText w:val=""/>
+      <w:lvlJc w:val="left"/>
+      <w:pPr>
+        <w:tabs>
+          <w:tab w:val="num" w:pos="5040"/>
+        </w:tabs>
+        <w:ind w:left="5040" w:hanging="360"/>
+      </w:pPr>
+      <w:rPr>
+        <w:rFonts w:ascii="Wingdings" w:hAnsi="Wingdings" w:hint="default"/>
+        <w:sz w:val="20"/>
+      </w:rPr>
+    </w:lvl>
+    <w:lvl w:ilvl="7" w:tentative="1">
+      <w:start w:val="1"/>
+      <w:numFmt w:val="bullet"/>
+      <w:lvlText w:val=""/>
+      <w:lvlJc w:val="left"/>
+      <w:pPr>
+        <w:tabs>
+          <w:tab w:val="num" w:pos="5760"/>
+        </w:tabs>
+        <w:ind w:left="5760" w:hanging="360"/>
+      </w:pPr>
+      <w:rPr>
+        <w:rFonts w:ascii="Wingdings" w:hAnsi="Wingdings" w:hint="default"/>
+        <w:sz w:val="20"/>
+      </w:rPr>
+    </w:lvl>
+    <w:lvl w:ilvl="8" w:tentative="1">
+      <w:start w:val="1"/>
+      <w:numFmt w:val="bullet"/>
+      <w:lvlText w:val=""/>
+      <w:lvlJc w:val="left"/>
+      <w:pPr>
+        <w:tabs>
+          <w:tab w:val="num" w:pos="6480"/>
+        </w:tabs>
+        <w:ind w:left="6480" w:hanging="360"/>
+      </w:pPr>
+      <w:rPr>
+        <w:rFonts w:ascii="Wingdings" w:hAnsi="Wingdings" w:hint="default"/>
+        <w:sz w:val="20"/>
+      </w:rPr>
+    </w:lvl>
+  </w:abstractNum>
+  <w:abstractNum w:abstractNumId="10" w15:restartNumberingAfterBreak="0">
+    <w:nsid w:val="5BBE4FCA"/>
+    <w:multiLevelType w:val="multilevel"/>
+    <w:tmpl w:val="90769652"/>
+    <w:lvl w:ilvl="0">
+      <w:start w:val="1"/>
+      <w:numFmt w:val="bullet"/>
+      <w:lvlText w:val=""/>
+      <w:lvlJc w:val="left"/>
+      <w:pPr>
+        <w:tabs>
+          <w:tab w:val="num" w:pos="720"/>
+        </w:tabs>
+        <w:ind w:left="720" w:hanging="360"/>
+      </w:pPr>
+      <w:rPr>
+        <w:rFonts w:ascii="Symbol" w:hAnsi="Symbol" w:hint="default"/>
+        <w:sz w:val="20"/>
+      </w:rPr>
+    </w:lvl>
+    <w:lvl w:ilvl="1" w:tentative="1">
+      <w:start w:val="1"/>
+      <w:numFmt w:val="bullet"/>
+      <w:lvlText w:val="o"/>
+      <w:lvlJc w:val="left"/>
+      <w:pPr>
+        <w:tabs>
+          <w:tab w:val="num" w:pos="1440"/>
+        </w:tabs>
+        <w:ind w:left="1440" w:hanging="360"/>
+      </w:pPr>
+      <w:rPr>
+        <w:rFonts w:ascii="Courier New" w:hAnsi="Courier New" w:hint="default"/>
+        <w:sz w:val="20"/>
+      </w:rPr>
+    </w:lvl>
+    <w:lvl w:ilvl="2" w:tentative="1">
+      <w:start w:val="1"/>
+      <w:numFmt w:val="bullet"/>
+      <w:lvlText w:val=""/>
+      <w:lvlJc w:val="left"/>
+      <w:pPr>
+        <w:tabs>
+          <w:tab w:val="num" w:pos="2160"/>
+        </w:tabs>
+        <w:ind w:left="2160" w:hanging="360"/>
+      </w:pPr>
+      <w:rPr>
+        <w:rFonts w:ascii="Wingdings" w:hAnsi="Wingdings" w:hint="default"/>
+        <w:sz w:val="20"/>
+      </w:rPr>
+    </w:lvl>
+    <w:lvl w:ilvl="3" w:tentative="1">
+      <w:start w:val="1"/>
+      <w:numFmt w:val="bullet"/>
+      <w:lvlText w:val=""/>
+      <w:lvlJc w:val="left"/>
+      <w:pPr>
+        <w:tabs>
+          <w:tab w:val="num" w:pos="2880"/>
+        </w:tabs>
+        <w:ind w:left="2880" w:hanging="360"/>
+      </w:pPr>
+      <w:rPr>
+        <w:rFonts w:ascii="Wingdings" w:hAnsi="Wingdings" w:hint="default"/>
+        <w:sz w:val="20"/>
+      </w:rPr>
+    </w:lvl>
+    <w:lvl w:ilvl="4" w:tentative="1">
+      <w:start w:val="1"/>
+      <w:numFmt w:val="bullet"/>
+      <w:lvlText w:val=""/>
+      <w:lvlJc w:val="left"/>
+      <w:pPr>
+        <w:tabs>
+          <w:tab w:val="num" w:pos="3600"/>
+        </w:tabs>
+        <w:ind w:left="3600" w:hanging="360"/>
+      </w:pPr>
+      <w:rPr>
+        <w:rFonts w:ascii="Wingdings" w:hAnsi="Wingdings" w:hint="default"/>
+        <w:sz w:val="20"/>
+      </w:rPr>
+    </w:lvl>
+    <w:lvl w:ilvl="5" w:tentative="1">
+      <w:start w:val="1"/>
+      <w:numFmt w:val="bullet"/>
+      <w:lvlText w:val=""/>
+      <w:lvlJc w:val="left"/>
+      <w:pPr>
+        <w:tabs>
+          <w:tab w:val="num" w:pos="4320"/>
+        </w:tabs>
+        <w:ind w:left="4320" w:hanging="360"/>
+      </w:pPr>
+      <w:rPr>
+        <w:rFonts w:ascii="Wingdings" w:hAnsi="Wingdings" w:hint="default"/>
+        <w:sz w:val="20"/>
+      </w:rPr>
+    </w:lvl>
+    <w:lvl w:ilvl="6" w:tentative="1">
+      <w:start w:val="1"/>
+      <w:numFmt w:val="bullet"/>
+      <w:lvlText w:val=""/>
+      <w:lvlJc w:val="left"/>
+      <w:pPr>
+        <w:tabs>
+          <w:tab w:val="num" w:pos="5040"/>
+        </w:tabs>
+        <w:ind w:left="5040" w:hanging="360"/>
+      </w:pPr>
+      <w:rPr>
+        <w:rFonts w:ascii="Wingdings" w:hAnsi="Wingdings" w:hint="default"/>
+        <w:sz w:val="20"/>
+      </w:rPr>
+    </w:lvl>
+    <w:lvl w:ilvl="7" w:tentative="1">
+      <w:start w:val="1"/>
+      <w:numFmt w:val="bullet"/>
+      <w:lvlText w:val=""/>
+      <w:lvlJc w:val="left"/>
+      <w:pPr>
+        <w:tabs>
+          <w:tab w:val="num" w:pos="5760"/>
+        </w:tabs>
+        <w:ind w:left="5760" w:hanging="360"/>
+      </w:pPr>
+      <w:rPr>
+        <w:rFonts w:ascii="Wingdings" w:hAnsi="Wingdings" w:hint="default"/>
+        <w:sz w:val="20"/>
+      </w:rPr>
+    </w:lvl>
+    <w:lvl w:ilvl="8" w:tentative="1">
+      <w:start w:val="1"/>
+      <w:numFmt w:val="bullet"/>
+      <w:lvlText w:val=""/>
+      <w:lvlJc w:val="left"/>
+      <w:pPr>
+        <w:tabs>
+          <w:tab w:val="num" w:pos="6480"/>
+        </w:tabs>
+        <w:ind w:left="6480" w:hanging="360"/>
+      </w:pPr>
+      <w:rPr>
+        <w:rFonts w:ascii="Wingdings" w:hAnsi="Wingdings" w:hint="default"/>
+        <w:sz w:val="20"/>
+      </w:rPr>
+    </w:lvl>
+  </w:abstractNum>
+  <w:abstractNum w:abstractNumId="11" w15:restartNumberingAfterBreak="0">
+    <w:nsid w:val="5E744E41"/>
+    <w:multiLevelType w:val="multilevel"/>
+    <w:tmpl w:val="9F668F30"/>
+    <w:lvl w:ilvl="0">
+      <w:start w:val="1"/>
+      <w:numFmt w:val="bullet"/>
+      <w:lvlText w:val=""/>
+      <w:lvlJc w:val="left"/>
+      <w:pPr>
+        <w:tabs>
+          <w:tab w:val="num" w:pos="720"/>
+        </w:tabs>
+        <w:ind w:left="720" w:hanging="360"/>
+      </w:pPr>
+      <w:rPr>
+        <w:rFonts w:ascii="Symbol" w:hAnsi="Symbol" w:hint="default"/>
+        <w:sz w:val="20"/>
+      </w:rPr>
+    </w:lvl>
+    <w:lvl w:ilvl="1" w:tentative="1">
+      <w:start w:val="1"/>
+      <w:numFmt w:val="bullet"/>
+      <w:lvlText w:val="o"/>
+      <w:lvlJc w:val="left"/>
+      <w:pPr>
+        <w:tabs>
+          <w:tab w:val="num" w:pos="1440"/>
+        </w:tabs>
+        <w:ind w:left="1440" w:hanging="360"/>
+      </w:pPr>
+      <w:rPr>
+        <w:rFonts w:ascii="Courier New" w:hAnsi="Courier New" w:hint="default"/>
+        <w:sz w:val="20"/>
+      </w:rPr>
+    </w:lvl>
+    <w:lvl w:ilvl="2" w:tentative="1">
+      <w:start w:val="1"/>
+      <w:numFmt w:val="bullet"/>
+      <w:lvlText w:val=""/>
+      <w:lvlJc w:val="left"/>
+      <w:pPr>
+        <w:tabs>
+          <w:tab w:val="num" w:pos="2160"/>
+        </w:tabs>
+        <w:ind w:left="2160" w:hanging="360"/>
+      </w:pPr>
+      <w:rPr>
+        <w:rFonts w:ascii="Wingdings" w:hAnsi="Wingdings" w:hint="default"/>
+        <w:sz w:val="20"/>
+      </w:rPr>
+    </w:lvl>
+    <w:lvl w:ilvl="3" w:tentative="1">
+      <w:start w:val="1"/>
+      <w:numFmt w:val="bullet"/>
+      <w:lvlText w:val=""/>
+      <w:lvlJc w:val="left"/>
+      <w:pPr>
+        <w:tabs>
+          <w:tab w:val="num" w:pos="2880"/>
+        </w:tabs>
+        <w:ind w:left="2880" w:hanging="360"/>
+      </w:pPr>
+      <w:rPr>
+        <w:rFonts w:ascii="Wingdings" w:hAnsi="Wingdings" w:hint="default"/>
+        <w:sz w:val="20"/>
+      </w:rPr>
+    </w:lvl>
+    <w:lvl w:ilvl="4" w:tentative="1">
+      <w:start w:val="1"/>
+      <w:numFmt w:val="bullet"/>
+      <w:lvlText w:val=""/>
+      <w:lvlJc w:val="left"/>
+      <w:pPr>
+        <w:tabs>
+          <w:tab w:val="num" w:pos="3600"/>
+        </w:tabs>
+        <w:ind w:left="3600" w:hanging="360"/>
+      </w:pPr>
+      <w:rPr>
+        <w:rFonts w:ascii="Wingdings" w:hAnsi="Wingdings" w:hint="default"/>
+        <w:sz w:val="20"/>
+      </w:rPr>
+    </w:lvl>
+    <w:lvl w:ilvl="5" w:tentative="1">
+      <w:start w:val="1"/>
+      <w:numFmt w:val="bullet"/>
+      <w:lvlText w:val=""/>
+      <w:lvlJc w:val="left"/>
+      <w:pPr>
+        <w:tabs>
+          <w:tab w:val="num" w:pos="4320"/>
+        </w:tabs>
+        <w:ind w:left="4320" w:hanging="360"/>
+      </w:pPr>
+      <w:rPr>
+        <w:rFonts w:ascii="Wingdings" w:hAnsi="Wingdings" w:hint="default"/>
+        <w:sz w:val="20"/>
+      </w:rPr>
+    </w:lvl>
+    <w:lvl w:ilvl="6" w:tentative="1">
+      <w:start w:val="1"/>
+      <w:numFmt w:val="bullet"/>
+      <w:lvlText w:val=""/>
+      <w:lvlJc w:val="left"/>
+      <w:pPr>
+        <w:tabs>
+          <w:tab w:val="num" w:pos="5040"/>
+        </w:tabs>
+        <w:ind w:left="5040" w:hanging="360"/>
+      </w:pPr>
+      <w:rPr>
+        <w:rFonts w:ascii="Wingdings" w:hAnsi="Wingdings" w:hint="default"/>
+        <w:sz w:val="20"/>
+      </w:rPr>
+    </w:lvl>
+    <w:lvl w:ilvl="7" w:tentative="1">
+      <w:start w:val="1"/>
+      <w:numFmt w:val="bullet"/>
+      <w:lvlText w:val=""/>
+      <w:lvlJc w:val="left"/>
+      <w:pPr>
+        <w:tabs>
+          <w:tab w:val="num" w:pos="5760"/>
+        </w:tabs>
+        <w:ind w:left="5760" w:hanging="360"/>
+      </w:pPr>
+      <w:rPr>
+        <w:rFonts w:ascii="Wingdings" w:hAnsi="Wingdings" w:hint="default"/>
+        <w:sz w:val="20"/>
+      </w:rPr>
+    </w:lvl>
+    <w:lvl w:ilvl="8" w:tentative="1">
+      <w:start w:val="1"/>
+      <w:numFmt w:val="bullet"/>
+      <w:lvlText w:val=""/>
+      <w:lvlJc w:val="left"/>
+      <w:pPr>
+        <w:tabs>
+          <w:tab w:val="num" w:pos="6480"/>
+        </w:tabs>
+        <w:ind w:left="6480" w:hanging="360"/>
+      </w:pPr>
+      <w:rPr>
+        <w:rFonts w:ascii="Wingdings" w:hAnsi="Wingdings" w:hint="default"/>
+        <w:sz w:val="20"/>
+      </w:rPr>
+    </w:lvl>
+  </w:abstractNum>
+  <w:abstractNum w:abstractNumId="12" w15:restartNumberingAfterBreak="0">
+    <w:nsid w:val="622B53B6"/>
+    <w:multiLevelType w:val="multilevel"/>
+    <w:tmpl w:val="5E2E84C2"/>
+    <w:lvl w:ilvl="0">
+      <w:start w:val="1"/>
+      <w:numFmt w:val="bullet"/>
+      <w:lvlText w:val=""/>
+      <w:lvlJc w:val="left"/>
+      <w:pPr>
+        <w:tabs>
+          <w:tab w:val="num" w:pos="720"/>
+        </w:tabs>
+        <w:ind w:left="720" w:hanging="360"/>
+      </w:pPr>
+      <w:rPr>
+        <w:rFonts w:ascii="Symbol" w:hAnsi="Symbol" w:hint="default"/>
+        <w:sz w:val="20"/>
+      </w:rPr>
+    </w:lvl>
+    <w:lvl w:ilvl="1" w:tentative="1">
+      <w:start w:val="1"/>
+      <w:numFmt w:val="bullet"/>
+      <w:lvlText w:val="o"/>
+      <w:lvlJc w:val="left"/>
+      <w:pPr>
+        <w:tabs>
+          <w:tab w:val="num" w:pos="1440"/>
+        </w:tabs>
+        <w:ind w:left="1440" w:hanging="360"/>
+      </w:pPr>
+      <w:rPr>
+        <w:rFonts w:ascii="Courier New" w:hAnsi="Courier New" w:hint="default"/>
+        <w:sz w:val="20"/>
+      </w:rPr>
+    </w:lvl>
+    <w:lvl w:ilvl="2" w:tentative="1">
+      <w:start w:val="1"/>
+      <w:numFmt w:val="bullet"/>
+      <w:lvlText w:val=""/>
+      <w:lvlJc w:val="left"/>
+      <w:pPr>
+        <w:tabs>
+          <w:tab w:val="num" w:pos="2160"/>
+        </w:tabs>
+        <w:ind w:left="2160" w:hanging="360"/>
+      </w:pPr>
+      <w:rPr>
+        <w:rFonts w:ascii="Wingdings" w:hAnsi="Wingdings" w:hint="default"/>
+        <w:sz w:val="20"/>
+      </w:rPr>
+    </w:lvl>
+    <w:lvl w:ilvl="3" w:tentative="1">
+      <w:start w:val="1"/>
+      <w:numFmt w:val="bullet"/>
+      <w:lvlText w:val=""/>
+      <w:lvlJc w:val="left"/>
+      <w:pPr>
+        <w:tabs>
+          <w:tab w:val="num" w:pos="2880"/>
+        </w:tabs>
+        <w:ind w:left="2880" w:hanging="360"/>
+      </w:pPr>
+      <w:rPr>
+        <w:rFonts w:ascii="Wingdings" w:hAnsi="Wingdings" w:hint="default"/>
+        <w:sz w:val="20"/>
+      </w:rPr>
+    </w:lvl>
+    <w:lvl w:ilvl="4" w:tentative="1">
+      <w:start w:val="1"/>
+      <w:numFmt w:val="bullet"/>
+      <w:lvlText w:val=""/>
+      <w:lvlJc w:val="left"/>
+      <w:pPr>
+        <w:tabs>
+          <w:tab w:val="num" w:pos="3600"/>
+        </w:tabs>
+        <w:ind w:left="3600" w:hanging="360"/>
+      </w:pPr>
+      <w:rPr>
+        <w:rFonts w:ascii="Wingdings" w:hAnsi="Wingdings" w:hint="default"/>
+        <w:sz w:val="20"/>
+      </w:rPr>
+    </w:lvl>
+    <w:lvl w:ilvl="5" w:tentative="1">
+      <w:start w:val="1"/>
+      <w:numFmt w:val="bullet"/>
+      <w:lvlText w:val=""/>
+      <w:lvlJc w:val="left"/>
+      <w:pPr>
+        <w:tabs>
+          <w:tab w:val="num" w:pos="4320"/>
+        </w:tabs>
+        <w:ind w:left="4320" w:hanging="360"/>
+      </w:pPr>
+      <w:rPr>
+        <w:rFonts w:ascii="Wingdings" w:hAnsi="Wingdings" w:hint="default"/>
+        <w:sz w:val="20"/>
+      </w:rPr>
+    </w:lvl>
+    <w:lvl w:ilvl="6" w:tentative="1">
+      <w:start w:val="1"/>
+      <w:numFmt w:val="bullet"/>
+      <w:lvlText w:val=""/>
+      <w:lvlJc w:val="left"/>
+      <w:pPr>
+        <w:tabs>
+          <w:tab w:val="num" w:pos="5040"/>
+        </w:tabs>
+        <w:ind w:left="5040" w:hanging="360"/>
+      </w:pPr>
+      <w:rPr>
+        <w:rFonts w:ascii="Wingdings" w:hAnsi="Wingdings" w:hint="default"/>
+        <w:sz w:val="20"/>
+      </w:rPr>
+    </w:lvl>
+    <w:lvl w:ilvl="7" w:tentative="1">
+      <w:start w:val="1"/>
+      <w:numFmt w:val="bullet"/>
+      <w:lvlText w:val=""/>
+      <w:lvlJc w:val="left"/>
+      <w:pPr>
+        <w:tabs>
+          <w:tab w:val="num" w:pos="5760"/>
+        </w:tabs>
+        <w:ind w:left="5760" w:hanging="360"/>
+      </w:pPr>
+      <w:rPr>
+        <w:rFonts w:ascii="Wingdings" w:hAnsi="Wingdings" w:hint="default"/>
+        <w:sz w:val="20"/>
+      </w:rPr>
+    </w:lvl>
+    <w:lvl w:ilvl="8" w:tentative="1">
+      <w:start w:val="1"/>
+      <w:numFmt w:val="bullet"/>
+      <w:lvlText w:val=""/>
+      <w:lvlJc w:val="left"/>
+      <w:pPr>
+        <w:tabs>
+          <w:tab w:val="num" w:pos="6480"/>
+        </w:tabs>
+        <w:ind w:left="6480" w:hanging="360"/>
+      </w:pPr>
+      <w:rPr>
+        <w:rFonts w:ascii="Wingdings" w:hAnsi="Wingdings" w:hint="default"/>
+        <w:sz w:val="20"/>
+      </w:rPr>
+    </w:lvl>
+  </w:abstractNum>
+  <w:abstractNum w:abstractNumId="13" w15:restartNumberingAfterBreak="0">
+    <w:nsid w:val="6FD9276C"/>
+    <w:multiLevelType w:val="multilevel"/>
+    <w:tmpl w:val="385C6FC0"/>
+    <w:lvl w:ilvl="0">
+      <w:start w:val="1"/>
+      <w:numFmt w:val="bullet"/>
+      <w:lvlText w:val=""/>
+      <w:lvlJc w:val="left"/>
+      <w:pPr>
+        <w:tabs>
+          <w:tab w:val="num" w:pos="720"/>
+        </w:tabs>
+        <w:ind w:left="720" w:hanging="360"/>
+      </w:pPr>
+      <w:rPr>
+        <w:rFonts w:ascii="Symbol" w:hAnsi="Symbol" w:hint="default"/>
+        <w:sz w:val="20"/>
+      </w:rPr>
+    </w:lvl>
+    <w:lvl w:ilvl="1" w:tentative="1">
+      <w:start w:val="1"/>
+      <w:numFmt w:val="bullet"/>
+      <w:lvlText w:val="o"/>
+      <w:lvlJc w:val="left"/>
+      <w:pPr>
+        <w:tabs>
+          <w:tab w:val="num" w:pos="1440"/>
+        </w:tabs>
+        <w:ind w:left="1440" w:hanging="360"/>
+      </w:pPr>
+      <w:rPr>
+        <w:rFonts w:ascii="Courier New" w:hAnsi="Courier New" w:hint="default"/>
+        <w:sz w:val="20"/>
+      </w:rPr>
+    </w:lvl>
+    <w:lvl w:ilvl="2" w:tentative="1">
+      <w:start w:val="1"/>
+      <w:numFmt w:val="bullet"/>
+      <w:lvlText w:val=""/>
+      <w:lvlJc w:val="left"/>
+      <w:pPr>
+        <w:tabs>
+          <w:tab w:val="num" w:pos="2160"/>
+        </w:tabs>
+        <w:ind w:left="2160" w:hanging="360"/>
+      </w:pPr>
+      <w:rPr>
+        <w:rFonts w:ascii="Wingdings" w:hAnsi="Wingdings" w:hint="default"/>
+        <w:sz w:val="20"/>
+      </w:rPr>
+    </w:lvl>
+    <w:lvl w:ilvl="3" w:tentative="1">
+      <w:start w:val="1"/>
+      <w:numFmt w:val="bullet"/>
+      <w:lvlText w:val=""/>
+      <w:lvlJc w:val="left"/>
+      <w:pPr>
+        <w:tabs>
+          <w:tab w:val="num" w:pos="2880"/>
+        </w:tabs>
+        <w:ind w:left="2880" w:hanging="360"/>
+      </w:pPr>
+      <w:rPr>
+        <w:rFonts w:ascii="Wingdings" w:hAnsi="Wingdings" w:hint="default"/>
+        <w:sz w:val="20"/>
+      </w:rPr>
+    </w:lvl>
+    <w:lvl w:ilvl="4" w:tentative="1">
+      <w:start w:val="1"/>
+      <w:numFmt w:val="bullet"/>
+      <w:lvlText w:val=""/>
+      <w:lvlJc w:val="left"/>
+      <w:pPr>
+        <w:tabs>
+          <w:tab w:val="num" w:pos="3600"/>
+        </w:tabs>
+        <w:ind w:left="3600" w:hanging="360"/>
+      </w:pPr>
+      <w:rPr>
+        <w:rFonts w:ascii="Wingdings" w:hAnsi="Wingdings" w:hint="default"/>
+        <w:sz w:val="20"/>
+      </w:rPr>
+    </w:lvl>
+    <w:lvl w:ilvl="5" w:tentative="1">
+      <w:start w:val="1"/>
+      <w:numFmt w:val="bullet"/>
+      <w:lvlText w:val=""/>
+      <w:lvlJc w:val="left"/>
+      <w:pPr>
+        <w:tabs>
+          <w:tab w:val="num" w:pos="4320"/>
+        </w:tabs>
+        <w:ind w:left="4320" w:hanging="360"/>
+      </w:pPr>
+      <w:rPr>
+        <w:rFonts w:ascii="Wingdings" w:hAnsi="Wingdings" w:hint="default"/>
+        <w:sz w:val="20"/>
+      </w:rPr>
+    </w:lvl>
+    <w:lvl w:ilvl="6" w:tentative="1">
+      <w:start w:val="1"/>
+      <w:numFmt w:val="bullet"/>
+      <w:lvlText w:val=""/>
+      <w:lvlJc w:val="left"/>
+      <w:pPr>
+        <w:tabs>
+          <w:tab w:val="num" w:pos="5040"/>
+        </w:tabs>
+        <w:ind w:left="5040" w:hanging="360"/>
+      </w:pPr>
+      <w:rPr>
+        <w:rFonts w:ascii="Wingdings" w:hAnsi="Wingdings" w:hint="default"/>
+        <w:sz w:val="20"/>
+      </w:rPr>
+    </w:lvl>
+    <w:lvl w:ilvl="7" w:tentative="1">
+      <w:start w:val="1"/>
+      <w:numFmt w:val="bullet"/>
+      <w:lvlText w:val=""/>
+      <w:lvlJc w:val="left"/>
+      <w:pPr>
+        <w:tabs>
+          <w:tab w:val="num" w:pos="5760"/>
+        </w:tabs>
+        <w:ind w:left="5760" w:hanging="360"/>
+      </w:pPr>
+      <w:rPr>
+        <w:rFonts w:ascii="Wingdings" w:hAnsi="Wingdings" w:hint="default"/>
+        <w:sz w:val="20"/>
+      </w:rPr>
+    </w:lvl>
+    <w:lvl w:ilvl="8" w:tentative="1">
+      <w:start w:val="1"/>
+      <w:numFmt w:val="bullet"/>
+      <w:lvlText w:val=""/>
+      <w:lvlJc w:val="left"/>
+      <w:pPr>
+        <w:tabs>
+          <w:tab w:val="num" w:pos="6480"/>
+        </w:tabs>
+        <w:ind w:left="6480" w:hanging="360"/>
+      </w:pPr>
+      <w:rPr>
+        <w:rFonts w:ascii="Wingdings" w:hAnsi="Wingdings" w:hint="default"/>
+        <w:sz w:val="20"/>
+      </w:rPr>
+    </w:lvl>
+  </w:abstractNum>
+  <w:num w:numId="1" w16cid:durableId="1217082779">
+    <w:abstractNumId w:val="8"/>
+  </w:num>
+  <w:num w:numId="2" w16cid:durableId="706418310">
+    <w:abstractNumId w:val="8"/>
+    <w:lvlOverride w:ilvl="0">
+      <w:startOverride w:val="1"/>
+    </w:lvlOverride>
+    <w:lvlOverride w:ilvl="1">
+      <w:startOverride w:val="1"/>
+    </w:lvlOverride>
+    <w:lvlOverride w:ilvl="2">
+      <w:startOverride w:val="1"/>
+    </w:lvlOverride>
+    <w:lvlOverride w:ilvl="3">
+      <w:startOverride w:val="1"/>
+    </w:lvlOverride>
+    <w:lvlOverride w:ilvl="4">
+      <w:startOverride w:val="1"/>
+    </w:lvlOverride>
+    <w:lvlOverride w:ilvl="5">
+      <w:startOverride w:val="1"/>
+    </w:lvlOverride>
+    <w:lvlOverride w:ilvl="6">
+      <w:startOverride w:val="1"/>
+    </w:lvlOverride>
+    <w:lvlOverride w:ilvl="7">
+      <w:startOverride w:val="1"/>
+    </w:lvlOverride>
+    <w:lvlOverride w:ilvl="8">
+      <w:startOverride w:val="1"/>
+    </w:lvlOverride>
+  </w:num>
+  <w:num w:numId="3" w16cid:durableId="945503347">
+    <w:abstractNumId w:val="8"/>
+    <w:lvlOverride w:ilvl="0">
+      <w:startOverride w:val="1"/>
+    </w:lvlOverride>
+    <w:lvlOverride w:ilvl="1">
+      <w:startOverride w:val="1"/>
+    </w:lvlOverride>
+    <w:lvlOverride w:ilvl="2">
+      <w:startOverride w:val="1"/>
+    </w:lvlOverride>
+    <w:lvlOverride w:ilvl="3">
+      <w:startOverride w:val="1"/>
+    </w:lvlOverride>
+    <w:lvlOverride w:ilvl="4">
+      <w:startOverride w:val="1"/>
+    </w:lvlOverride>
+    <w:lvlOverride w:ilvl="5">
+      <w:startOverride w:val="1"/>
+    </w:lvlOverride>
+    <w:lvlOverride w:ilvl="6">
+      <w:startOverride w:val="1"/>
+    </w:lvlOverride>
+    <w:lvlOverride w:ilvl="7">
+      <w:startOverride w:val="1"/>
+    </w:lvlOverride>
+    <w:lvlOverride w:ilvl="8">
+      <w:startOverride w:val="1"/>
+    </w:lvlOverride>
+  </w:num>
+  <w:num w:numId="4" w16cid:durableId="941910959">
+    <w:abstractNumId w:val="8"/>
+    <w:lvlOverride w:ilvl="0">
+      <w:startOverride w:val="1"/>
+    </w:lvlOverride>
+    <w:lvlOverride w:ilvl="1">
+      <w:startOverride w:val="1"/>
+    </w:lvlOverride>
+    <w:lvlOverride w:ilvl="2">
+      <w:startOverride w:val="1"/>
+    </w:lvlOverride>
+    <w:lvlOverride w:ilvl="3">
+      <w:startOverride w:val="1"/>
+    </w:lvlOverride>
+    <w:lvlOverride w:ilvl="4">
+      <w:startOverride w:val="1"/>
+    </w:lvlOverride>
+    <w:lvlOverride w:ilvl="5">
+      <w:startOverride w:val="1"/>
+    </w:lvlOverride>
+    <w:lvlOverride w:ilvl="6">
+      <w:startOverride w:val="1"/>
+    </w:lvlOverride>
+    <w:lvlOverride w:ilvl="7">
+      <w:startOverride w:val="1"/>
+    </w:lvlOverride>
+    <w:lvlOverride w:ilvl="8">
+      <w:startOverride w:val="1"/>
+    </w:lvlOverride>
+  </w:num>
+  <w:num w:numId="5" w16cid:durableId="2042199566">
+    <w:abstractNumId w:val="8"/>
+    <w:lvlOverride w:ilvl="0">
+      <w:startOverride w:val="1"/>
+    </w:lvlOverride>
+    <w:lvlOverride w:ilvl="1">
+      <w:startOverride w:val="1"/>
+    </w:lvlOverride>
+    <w:lvlOverride w:ilvl="2">
+      <w:startOverride w:val="1"/>
+    </w:lvlOverride>
+    <w:lvlOverride w:ilvl="3">
+      <w:startOverride w:val="1"/>
+    </w:lvlOverride>
+    <w:lvlOverride w:ilvl="4">
+      <w:startOverride w:val="1"/>
+    </w:lvlOverride>
+    <w:lvlOverride w:ilvl="5">
+      <w:startOverride w:val="1"/>
+    </w:lvlOverride>
+    <w:lvlOverride w:ilvl="6">
+      <w:startOverride w:val="1"/>
+    </w:lvlOverride>
+    <w:lvlOverride w:ilvl="7">
+      <w:startOverride w:val="1"/>
+    </w:lvlOverride>
+    <w:lvlOverride w:ilvl="8">
+      <w:startOverride w:val="1"/>
+    </w:lvlOverride>
+  </w:num>
+  <w:num w:numId="6" w16cid:durableId="626550488">
+    <w:abstractNumId w:val="8"/>
+    <w:lvlOverride w:ilvl="0">
+      <w:startOverride w:val="1"/>
+    </w:lvlOverride>
+    <w:lvlOverride w:ilvl="1">
+      <w:startOverride w:val="1"/>
+    </w:lvlOverride>
+    <w:lvlOverride w:ilvl="2">
+      <w:startOverride w:val="1"/>
+    </w:lvlOverride>
+    <w:lvlOverride w:ilvl="3">
+      <w:startOverride w:val="1"/>
+    </w:lvlOverride>
+    <w:lvlOverride w:ilvl="4">
+      <w:startOverride w:val="1"/>
+    </w:lvlOverride>
+    <w:lvlOverride w:ilvl="5">
+      <w:startOverride w:val="1"/>
+    </w:lvlOverride>
+    <w:lvlOverride w:ilvl="6">
+      <w:startOverride w:val="1"/>
+    </w:lvlOverride>
+    <w:lvlOverride w:ilvl="7">
+      <w:startOverride w:val="1"/>
+    </w:lvlOverride>
+    <w:lvlOverride w:ilvl="8">
+      <w:startOverride w:val="1"/>
+    </w:lvlOverride>
+  </w:num>
+  <w:num w:numId="7" w16cid:durableId="738942697">
+    <w:abstractNumId w:val="8"/>
+    <w:lvlOverride w:ilvl="0">
+      <w:startOverride w:val="1"/>
+    </w:lvlOverride>
+    <w:lvlOverride w:ilvl="1">
+      <w:startOverride w:val="1"/>
+    </w:lvlOverride>
+    <w:lvlOverride w:ilvl="2">
+      <w:startOverride w:val="1"/>
+    </w:lvlOverride>
+    <w:lvlOverride w:ilvl="3">
+      <w:startOverride w:val="1"/>
+    </w:lvlOverride>
+    <w:lvlOverride w:ilvl="4">
+      <w:startOverride w:val="1"/>
+    </w:lvlOverride>
+    <w:lvlOverride w:ilvl="5">
+      <w:startOverride w:val="1"/>
+    </w:lvlOverride>
+    <w:lvlOverride w:ilvl="6">
+      <w:startOverride w:val="1"/>
+    </w:lvlOverride>
+    <w:lvlOverride w:ilvl="7">
+      <w:startOverride w:val="1"/>
+    </w:lvlOverride>
+    <w:lvlOverride w:ilvl="8">
+      <w:startOverride w:val="1"/>
+    </w:lvlOverride>
+  </w:num>
+  <w:num w:numId="8" w16cid:durableId="1800099795">
+    <w:abstractNumId w:val="8"/>
+    <w:lvlOverride w:ilvl="0">
+      <w:startOverride w:val="1"/>
+    </w:lvlOverride>
+    <w:lvlOverride w:ilvl="1">
+      <w:startOverride w:val="1"/>
+    </w:lvlOverride>
+    <w:lvlOverride w:ilvl="2">
+      <w:startOverride w:val="1"/>
+    </w:lvlOverride>
+    <w:lvlOverride w:ilvl="3">
+      <w:startOverride w:val="1"/>
+    </w:lvlOverride>
+    <w:lvlOverride w:ilvl="4">
+      <w:startOverride w:val="1"/>
+    </w:lvlOverride>
+    <w:lvlOverride w:ilvl="5">
+      <w:startOverride w:val="1"/>
+    </w:lvlOverride>
+    <w:lvlOverride w:ilvl="6">
+      <w:startOverride w:val="1"/>
+    </w:lvlOverride>
+    <w:lvlOverride w:ilvl="7">
+      <w:startOverride w:val="1"/>
+    </w:lvlOverride>
+    <w:lvlOverride w:ilvl="8">
+      <w:startOverride w:val="1"/>
+    </w:lvlOverride>
+  </w:num>
+  <w:num w:numId="9" w16cid:durableId="299774717">
+    <w:abstractNumId w:val="8"/>
+    <w:lvlOverride w:ilvl="0">
+      <w:startOverride w:val="1"/>
+    </w:lvlOverride>
+    <w:lvlOverride w:ilvl="1">
+      <w:startOverride w:val="1"/>
+    </w:lvlOverride>
+    <w:lvlOverride w:ilvl="2">
+      <w:startOverride w:val="1"/>
+    </w:lvlOverride>
+    <w:lvlOverride w:ilvl="3">
+      <w:startOverride w:val="1"/>
+    </w:lvlOverride>
+    <w:lvlOverride w:ilvl="4">
+      <w:startOverride w:val="1"/>
+    </w:lvlOverride>
+    <w:lvlOverride w:ilvl="5">
+      <w:startOverride w:val="1"/>
+    </w:lvlOverride>
+    <w:lvlOverride w:ilvl="6">
+      <w:startOverride w:val="1"/>
+    </w:lvlOverride>
+    <w:lvlOverride w:ilvl="7">
+      <w:startOverride w:val="1"/>
+    </w:lvlOverride>
+    <w:lvlOverride w:ilvl="8">
+      <w:startOverride w:val="1"/>
+    </w:lvlOverride>
+  </w:num>
+  <w:num w:numId="10" w16cid:durableId="1595817506">
+    <w:abstractNumId w:val="8"/>
+    <w:lvlOverride w:ilvl="0">
+      <w:startOverride w:val="1"/>
+    </w:lvlOverride>
+    <w:lvlOverride w:ilvl="1">
+      <w:startOverride w:val="1"/>
+    </w:lvlOverride>
+    <w:lvlOverride w:ilvl="2">
+      <w:startOverride w:val="1"/>
+    </w:lvlOverride>
+    <w:lvlOverride w:ilvl="3">
+      <w:startOverride w:val="1"/>
+    </w:lvlOverride>
+    <w:lvlOverride w:ilvl="4">
+      <w:startOverride w:val="1"/>
+    </w:lvlOverride>
+    <w:lvlOverride w:ilvl="5">
+      <w:startOverride w:val="1"/>
+    </w:lvlOverride>
+    <w:lvlOverride w:ilvl="6">
+      <w:startOverride w:val="1"/>
+    </w:lvlOverride>
+    <w:lvlOverride w:ilvl="7">
+      <w:startOverride w:val="1"/>
+    </w:lvlOverride>
+    <w:lvlOverride w:ilvl="8">
+      <w:startOverride w:val="1"/>
+    </w:lvlOverride>
+  </w:num>
+  <w:num w:numId="11" w16cid:durableId="1477605018">
+    <w:abstractNumId w:val="8"/>
+    <w:lvlOverride w:ilvl="0">
+      <w:startOverride w:val="1"/>
+    </w:lvlOverride>
+    <w:lvlOverride w:ilvl="1">
+      <w:startOverride w:val="1"/>
+    </w:lvlOverride>
+    <w:lvlOverride w:ilvl="2">
+      <w:startOverride w:val="1"/>
+    </w:lvlOverride>
+    <w:lvlOverride w:ilvl="3">
+      <w:startOverride w:val="1"/>
+    </w:lvlOverride>
+    <w:lvlOverride w:ilvl="4">
+      <w:startOverride w:val="1"/>
+    </w:lvlOverride>
+    <w:lvlOverride w:ilvl="5">
+      <w:startOverride w:val="1"/>
+    </w:lvlOverride>
+    <w:lvlOverride w:ilvl="6">
+      <w:startOverride w:val="1"/>
+    </w:lvlOverride>
+    <w:lvlOverride w:ilvl="7">
+      <w:startOverride w:val="1"/>
+    </w:lvlOverride>
+    <w:lvlOverride w:ilvl="8">
+      <w:startOverride w:val="1"/>
+    </w:lvlOverride>
+  </w:num>
+  <w:num w:numId="12" w16cid:durableId="937830952">
+    <w:abstractNumId w:val="8"/>
+    <w:lvlOverride w:ilvl="0">
+      <w:startOverride w:val="1"/>
+    </w:lvlOverride>
+    <w:lvlOverride w:ilvl="1">
+      <w:startOverride w:val="1"/>
+    </w:lvlOverride>
+    <w:lvlOverride w:ilvl="2">
+      <w:startOverride w:val="1"/>
+    </w:lvlOverride>
+    <w:lvlOverride w:ilvl="3">
+      <w:startOverride w:val="1"/>
+    </w:lvlOverride>
+    <w:lvlOverride w:ilvl="4">
+      <w:startOverride w:val="1"/>
+    </w:lvlOverride>
+    <w:lvlOverride w:ilvl="5">
+      <w:startOverride w:val="1"/>
+    </w:lvlOverride>
+    <w:lvlOverride w:ilvl="6">
+      <w:startOverride w:val="1"/>
+    </w:lvlOverride>
+    <w:lvlOverride w:ilvl="7">
+      <w:startOverride w:val="1"/>
+    </w:lvlOverride>
+    <w:lvlOverride w:ilvl="8">
+      <w:startOverride w:val="1"/>
+    </w:lvlOverride>
+  </w:num>
+  <w:num w:numId="13" w16cid:durableId="14577276">
+    <w:abstractNumId w:val="8"/>
+    <w:lvlOverride w:ilvl="0">
+      <w:startOverride w:val="1"/>
+    </w:lvlOverride>
+    <w:lvlOverride w:ilvl="1">
+      <w:startOverride w:val="1"/>
+    </w:lvlOverride>
+    <w:lvlOverride w:ilvl="2">
+      <w:startOverride w:val="1"/>
+    </w:lvlOverride>
+    <w:lvlOverride w:ilvl="3">
+      <w:startOverride w:val="1"/>
+    </w:lvlOverride>
+    <w:lvlOverride w:ilvl="4">
+      <w:startOverride w:val="1"/>
+    </w:lvlOverride>
+    <w:lvlOverride w:ilvl="5">
+      <w:startOverride w:val="1"/>
+    </w:lvlOverride>
+    <w:lvlOverride w:ilvl="6">
+      <w:startOverride w:val="1"/>
+    </w:lvlOverride>
+    <w:lvlOverride w:ilvl="7">
+      <w:startOverride w:val="1"/>
+    </w:lvlOverride>
+    <w:lvlOverride w:ilvl="8">
+      <w:startOverride w:val="1"/>
+    </w:lvlOverride>
+  </w:num>
+  <w:num w:numId="14" w16cid:durableId="1411081824">
+    <w:abstractNumId w:val="11"/>
+  </w:num>
+  <w:num w:numId="15" w16cid:durableId="905533875">
+    <w:abstractNumId w:val="9"/>
+  </w:num>
+  <w:num w:numId="16" w16cid:durableId="921334098">
+    <w:abstractNumId w:val="12"/>
+  </w:num>
+  <w:num w:numId="17" w16cid:durableId="1597909646">
+    <w:abstractNumId w:val="4"/>
+  </w:num>
+  <w:num w:numId="18" w16cid:durableId="1007712142">
+    <w:abstractNumId w:val="7"/>
+  </w:num>
+  <w:num w:numId="19" w16cid:durableId="622730959">
+    <w:abstractNumId w:val="10"/>
+  </w:num>
+  <w:num w:numId="20" w16cid:durableId="1662998343">
+    <w:abstractNumId w:val="5"/>
+  </w:num>
+  <w:num w:numId="21" w16cid:durableId="1784769663">
+    <w:abstractNumId w:val="0"/>
+  </w:num>
+  <w:num w:numId="22" w16cid:durableId="251554596">
+    <w:abstractNumId w:val="2"/>
+  </w:num>
+  <w:num w:numId="23" w16cid:durableId="766116302">
     <w:abstractNumId w:val="3"/>
   </w:num>
-  <w:num w:numId="2" w16cid:durableId="1800143979">
-    <w:abstractNumId w:val="2"/>
+  <w:num w:numId="24" w16cid:durableId="1036275757">
+    <w:abstractNumId w:val="13"/>
   </w:num>
-  <w:num w:numId="3" w16cid:durableId="1178740419">
-    <w:abstractNumId w:val="0"/>
+  <w:num w:numId="25" w16cid:durableId="285937095">
+    <w:abstractNumId w:val="6"/>
   </w:num>
-  <w:num w:numId="4" w16cid:durableId="977105769">
+  <w:num w:numId="26" w16cid:durableId="1607736194">
     <w:abstractNumId w:val="1"/>
   </w:num>
 </w:numbering>
@@ -988,17 +5753,15 @@
   <w:docDefaults>
     <w:rPrDefault>
       <w:rPr>
-        <w:rFonts w:asciiTheme="minorHAnsi" w:eastAsiaTheme="minorHAnsi" w:hAnsiTheme="minorHAnsi" w:cstheme="minorBidi"/>
-        <w:kern w:val="2"/>
-        <w:sz w:val="24"/>
-        <w:szCs w:val="24"/>
-        <w:lang w:val="en-AU" w:eastAsia="en-US" w:bidi="ar-SA"/>
-        <w14:ligatures w14:val="standardContextual"/>
+        <w:rFonts w:ascii="Calibri" w:eastAsia="Calibri" w:hAnsi="Calibri" w:cs="Calibri"/>
+        <w:sz w:val="22"/>
+        <w:szCs w:val="22"/>
+        <w:lang w:val="en-US" w:eastAsia="en-GB" w:bidi="ar-SA"/>
       </w:rPr>
     </w:rPrDefault>
     <w:pPrDefault>
       <w:pPr>
-        <w:spacing w:after="160" w:line="278" w:lineRule="auto"/>
+        <w:spacing w:before="60" w:after="120"/>
       </w:pPr>
     </w:pPrDefault>
   </w:docDefaults>
@@ -1383,6 +6146,11 @@
   <w:style w:type="paragraph" w:default="1" w:styleId="Normal">
     <w:name w:val="Normal"/>
     <w:qFormat/>
+    <w:rsid w:val="00753A7C"/>
+    <w:rPr>
+      <w:szCs w:val="24"/>
+      <w:lang w:eastAsia="en-US"/>
+    </w:rPr>
   </w:style>
   <w:style w:type="paragraph" w:styleId="Heading1">
     <w:name w:val="heading 1"/>
@@ -1391,18 +6159,17 @@
     <w:link w:val="Heading1Char"/>
     <w:uiPriority w:val="9"/>
     <w:qFormat/>
-    <w:rsid w:val="00882CA6"/>
+    <w:rsid w:val="00F102D7"/>
     <w:pPr>
-      <w:keepNext/>
-      <w:keepLines/>
-      <w:spacing w:before="360" w:after="80"/>
+      <w:spacing w:before="0" w:after="0"/>
       <w:outlineLvl w:val="0"/>
     </w:pPr>
     <w:rPr>
-      <w:rFonts w:asciiTheme="majorHAnsi" w:eastAsiaTheme="majorEastAsia" w:hAnsiTheme="majorHAnsi" w:cstheme="majorBidi"/>
-      <w:color w:val="2F5496" w:themeColor="accent1" w:themeShade="BF"/>
-      <w:sz w:val="40"/>
-      <w:szCs w:val="40"/>
+      <w:rFonts w:ascii="Arial" w:hAnsi="Arial" w:cs="Arial"/>
+      <w:b/>
+      <w:sz w:val="32"/>
+      <w:szCs w:val="32"/>
+      <w:lang w:val="en-AU"/>
     </w:rPr>
   </w:style>
   <w:style w:type="paragraph" w:styleId="Heading2">
@@ -1414,18 +6181,17 @@
     <w:semiHidden/>
     <w:unhideWhenUsed/>
     <w:qFormat/>
-    <w:rsid w:val="00882CA6"/>
+    <w:rsid w:val="00F102D7"/>
     <w:pPr>
-      <w:keepNext/>
-      <w:keepLines/>
-      <w:spacing w:before="160" w:after="80"/>
+      <w:spacing w:before="0" w:after="0"/>
       <w:outlineLvl w:val="1"/>
     </w:pPr>
     <w:rPr>
-      <w:rFonts w:asciiTheme="majorHAnsi" w:eastAsiaTheme="majorEastAsia" w:hAnsiTheme="majorHAnsi" w:cstheme="majorBidi"/>
-      <w:color w:val="2F5496" w:themeColor="accent1" w:themeShade="BF"/>
-      <w:sz w:val="32"/>
-      <w:szCs w:val="32"/>
+      <w:rFonts w:ascii="Arial" w:hAnsi="Arial" w:cs="Arial"/>
+      <w:b/>
+      <w:sz w:val="28"/>
+      <w:szCs w:val="28"/>
+      <w:lang w:val="en-AU"/>
     </w:rPr>
   </w:style>
   <w:style w:type="paragraph" w:styleId="Heading3">
@@ -1437,18 +6203,16 @@
     <w:semiHidden/>
     <w:unhideWhenUsed/>
     <w:qFormat/>
-    <w:rsid w:val="00882CA6"/>
+    <w:rsid w:val="00F102D7"/>
     <w:pPr>
-      <w:keepNext/>
-      <w:keepLines/>
-      <w:spacing w:before="160" w:after="80"/>
+      <w:spacing w:before="0" w:after="0"/>
       <w:outlineLvl w:val="2"/>
     </w:pPr>
     <w:rPr>
-      <w:rFonts w:eastAsiaTheme="majorEastAsia" w:cstheme="majorBidi"/>
-      <w:color w:val="2F5496" w:themeColor="accent1" w:themeShade="BF"/>
-      <w:sz w:val="28"/>
-      <w:szCs w:val="28"/>
+      <w:rFonts w:ascii="Arial" w:hAnsi="Arial" w:cs="Arial"/>
+      <w:b/>
+      <w:szCs w:val="22"/>
+      <w:lang w:val="en-AU"/>
     </w:rPr>
   </w:style>
   <w:style w:type="paragraph" w:styleId="Heading4">
@@ -1460,127 +6224,61 @@
     <w:semiHidden/>
     <w:unhideWhenUsed/>
     <w:qFormat/>
-    <w:rsid w:val="00882CA6"/>
+    <w:rsid w:val="009B2DFB"/>
     <w:pPr>
       <w:keepNext/>
       <w:keepLines/>
-      <w:spacing w:before="80" w:after="40"/>
+      <w:spacing w:before="120"/>
       <w:outlineLvl w:val="3"/>
     </w:pPr>
     <w:rPr>
-      <w:rFonts w:eastAsiaTheme="majorEastAsia" w:cstheme="majorBidi"/>
+      <w:rFonts w:eastAsia="MS Gothic"/>
+      <w:b/>
+      <w:bCs/>
       <w:i/>
       <w:iCs/>
-      <w:color w:val="2F5496" w:themeColor="accent1" w:themeShade="BF"/>
+      <w:sz w:val="26"/>
+      <w:szCs w:val="26"/>
+      <w:lang w:val="x-none" w:eastAsia="x-none"/>
     </w:rPr>
   </w:style>
   <w:style w:type="paragraph" w:styleId="Heading5">
     <w:name w:val="heading 5"/>
     <w:basedOn w:val="Normal"/>
     <w:next w:val="Normal"/>
-    <w:link w:val="Heading5Char"/>
     <w:uiPriority w:val="9"/>
     <w:semiHidden/>
     <w:unhideWhenUsed/>
     <w:qFormat/>
-    <w:rsid w:val="00882CA6"/>
     <w:pPr>
       <w:keepNext/>
       <w:keepLines/>
-      <w:spacing w:before="80" w:after="40"/>
+      <w:spacing w:before="220" w:after="40"/>
       <w:outlineLvl w:val="4"/>
     </w:pPr>
     <w:rPr>
-      <w:rFonts w:eastAsiaTheme="majorEastAsia" w:cstheme="majorBidi"/>
-      <w:color w:val="2F5496" w:themeColor="accent1" w:themeShade="BF"/>
+      <w:b/>
+      <w:szCs w:val="22"/>
     </w:rPr>
   </w:style>
   <w:style w:type="paragraph" w:styleId="Heading6">
     <w:name w:val="heading 6"/>
     <w:basedOn w:val="Normal"/>
     <w:next w:val="Normal"/>
-    <w:link w:val="Heading6Char"/>
     <w:uiPriority w:val="9"/>
     <w:semiHidden/>
     <w:unhideWhenUsed/>
     <w:qFormat/>
-    <w:rsid w:val="00882CA6"/>
     <w:pPr>
       <w:keepNext/>
       <w:keepLines/>
-      <w:spacing w:before="40" w:after="0"/>
+      <w:spacing w:before="200" w:after="40"/>
       <w:outlineLvl w:val="5"/>
     </w:pPr>
     <w:rPr>
-      <w:rFonts w:eastAsiaTheme="majorEastAsia" w:cstheme="majorBidi"/>
-      <w:i/>
-      <w:iCs/>
-      <w:color w:val="595959" w:themeColor="text1" w:themeTint="A6"/>
-    </w:rPr>
-  </w:style>
-  <w:style w:type="paragraph" w:styleId="Heading7">
-    <w:name w:val="heading 7"/>
-    <w:basedOn w:val="Normal"/>
-    <w:next w:val="Normal"/>
-    <w:link w:val="Heading7Char"/>
-    <w:uiPriority w:val="9"/>
-    <w:semiHidden/>
-    <w:unhideWhenUsed/>
-    <w:qFormat/>
-    <w:rsid w:val="00882CA6"/>
-    <w:pPr>
-      <w:keepNext/>
-      <w:keepLines/>
-      <w:spacing w:before="40" w:after="0"/>
-      <w:outlineLvl w:val="6"/>
-    </w:pPr>
-    <w:rPr>
-      <w:rFonts w:eastAsiaTheme="majorEastAsia" w:cstheme="majorBidi"/>
-      <w:color w:val="595959" w:themeColor="text1" w:themeTint="A6"/>
-    </w:rPr>
-  </w:style>
-  <w:style w:type="paragraph" w:styleId="Heading8">
-    <w:name w:val="heading 8"/>
-    <w:basedOn w:val="Normal"/>
-    <w:next w:val="Normal"/>
-    <w:link w:val="Heading8Char"/>
-    <w:uiPriority w:val="9"/>
-    <w:semiHidden/>
-    <w:unhideWhenUsed/>
-    <w:qFormat/>
-    <w:rsid w:val="00882CA6"/>
-    <w:pPr>
-      <w:keepNext/>
-      <w:keepLines/>
-      <w:spacing w:after="0"/>
-      <w:outlineLvl w:val="7"/>
-    </w:pPr>
-    <w:rPr>
-      <w:rFonts w:eastAsiaTheme="majorEastAsia" w:cstheme="majorBidi"/>
-      <w:i/>
-      <w:iCs/>
-      <w:color w:val="272727" w:themeColor="text1" w:themeTint="D8"/>
-    </w:rPr>
-  </w:style>
-  <w:style w:type="paragraph" w:styleId="Heading9">
-    <w:name w:val="heading 9"/>
-    <w:basedOn w:val="Normal"/>
-    <w:next w:val="Normal"/>
-    <w:link w:val="Heading9Char"/>
-    <w:uiPriority w:val="9"/>
-    <w:semiHidden/>
-    <w:unhideWhenUsed/>
-    <w:qFormat/>
-    <w:rsid w:val="00882CA6"/>
-    <w:pPr>
-      <w:keepNext/>
-      <w:keepLines/>
-      <w:spacing w:after="0"/>
-      <w:outlineLvl w:val="8"/>
-    </w:pPr>
-    <w:rPr>
-      <w:rFonts w:eastAsiaTheme="majorEastAsia" w:cstheme="majorBidi"/>
-      <w:color w:val="272727" w:themeColor="text1" w:themeTint="D8"/>
+      <w:b/>
+      <w:sz w:val="20"/>
+      <w:szCs w:val="20"/>
     </w:rPr>
   </w:style>
   <w:style w:type="character" w:default="1" w:styleId="DefaultParagraphFont">
@@ -1609,295 +6307,623 @@
     <w:semiHidden/>
     <w:unhideWhenUsed/>
   </w:style>
-  <w:style w:type="character" w:customStyle="1" w:styleId="Heading1Char">
-    <w:name w:val="Heading 1 Char"/>
-    <w:basedOn w:val="DefaultParagraphFont"/>
-    <w:link w:val="Heading1"/>
+  <w:style w:type="paragraph" w:styleId="Title">
+    <w:name w:val="Title"/>
+    <w:basedOn w:val="Normal"/>
+    <w:next w:val="Normal"/>
+    <w:uiPriority w:val="10"/>
+    <w:qFormat/>
+    <w:pPr>
+      <w:keepNext/>
+      <w:keepLines/>
+      <w:spacing w:before="480"/>
+    </w:pPr>
+    <w:rPr>
+      <w:b/>
+      <w:sz w:val="72"/>
+      <w:szCs w:val="72"/>
+    </w:rPr>
+  </w:style>
+  <w:style w:type="character" w:customStyle="1" w:styleId="Heading4Char">
+    <w:name w:val="Heading 4 Char"/>
+    <w:link w:val="Heading4"/>
     <w:uiPriority w:val="9"/>
-    <w:rsid w:val="00882CA6"/>
+    <w:semiHidden/>
+    <w:rsid w:val="009B2DFB"/>
     <w:rPr>
-      <w:rFonts w:asciiTheme="majorHAnsi" w:eastAsiaTheme="majorEastAsia" w:hAnsiTheme="majorHAnsi" w:cstheme="majorBidi"/>
-      <w:color w:val="2F5496" w:themeColor="accent1" w:themeShade="BF"/>
-      <w:sz w:val="40"/>
-      <w:szCs w:val="40"/>
+      <w:rFonts w:ascii="Calibri" w:eastAsia="MS Gothic" w:hAnsi="Calibri" w:cs="Times New Roman"/>
+      <w:b/>
+      <w:bCs/>
+      <w:i/>
+      <w:iCs/>
+      <w:sz w:val="26"/>
+      <w:szCs w:val="26"/>
+    </w:rPr>
+  </w:style>
+  <w:style w:type="character" w:customStyle="1" w:styleId="Heading3Char">
+    <w:name w:val="Heading 3 Char"/>
+    <w:link w:val="Heading3"/>
+    <w:uiPriority w:val="9"/>
+    <w:rsid w:val="00F102D7"/>
+    <w:rPr>
+      <w:rFonts w:ascii="Arial" w:hAnsi="Arial" w:cs="Arial"/>
+      <w:b/>
+      <w:sz w:val="22"/>
+      <w:szCs w:val="22"/>
+      <w:lang w:val="en-AU" w:eastAsia="en-US"/>
     </w:rPr>
   </w:style>
   <w:style w:type="character" w:customStyle="1" w:styleId="Heading2Char">
     <w:name w:val="Heading 2 Char"/>
-    <w:basedOn w:val="DefaultParagraphFont"/>
     <w:link w:val="Heading2"/>
     <w:uiPriority w:val="9"/>
-    <w:semiHidden/>
-    <w:rsid w:val="00882CA6"/>
+    <w:rsid w:val="00F102D7"/>
     <w:rPr>
-      <w:rFonts w:asciiTheme="majorHAnsi" w:eastAsiaTheme="majorEastAsia" w:hAnsiTheme="majorHAnsi" w:cstheme="majorBidi"/>
-      <w:color w:val="2F5496" w:themeColor="accent1" w:themeShade="BF"/>
+      <w:rFonts w:ascii="Arial" w:hAnsi="Arial" w:cs="Arial"/>
+      <w:b/>
+      <w:sz w:val="28"/>
+      <w:szCs w:val="28"/>
+      <w:lang w:val="en-AU" w:eastAsia="en-US"/>
+    </w:rPr>
+  </w:style>
+  <w:style w:type="character" w:customStyle="1" w:styleId="Heading1Char">
+    <w:name w:val="Heading 1 Char"/>
+    <w:link w:val="Heading1"/>
+    <w:uiPriority w:val="9"/>
+    <w:rsid w:val="00F102D7"/>
+    <w:rPr>
+      <w:rFonts w:ascii="Arial" w:hAnsi="Arial" w:cs="Arial"/>
+      <w:b/>
       <w:sz w:val="32"/>
       <w:szCs w:val="32"/>
+      <w:lang w:val="en-AU" w:eastAsia="en-US"/>
     </w:rPr>
   </w:style>
-  <w:style w:type="character" w:customStyle="1" w:styleId="Heading3Char">
-    <w:name w:val="Heading 3 Char"/>
+  <w:style w:type="paragraph" w:styleId="FootnoteText">
+    <w:name w:val="footnote text"/>
+    <w:basedOn w:val="Normal"/>
+    <w:link w:val="FootnoteTextChar"/>
+    <w:uiPriority w:val="99"/>
+    <w:semiHidden/>
+    <w:unhideWhenUsed/>
+    <w:rsid w:val="009B2DFB"/>
+    <w:pPr>
+      <w:spacing w:before="40" w:after="40"/>
+    </w:pPr>
+    <w:rPr>
+      <w:sz w:val="20"/>
+      <w:szCs w:val="20"/>
+      <w:lang w:val="x-none" w:eastAsia="x-none"/>
+    </w:rPr>
+  </w:style>
+  <w:style w:type="character" w:customStyle="1" w:styleId="FootnoteTextChar">
+    <w:name w:val="Footnote Text Char"/>
+    <w:link w:val="FootnoteText"/>
+    <w:uiPriority w:val="99"/>
+    <w:semiHidden/>
+    <w:rsid w:val="009B2DFB"/>
+    <w:rPr>
+      <w:rFonts w:ascii="Calibri" w:hAnsi="Calibri"/>
+      <w:sz w:val="20"/>
+    </w:rPr>
+  </w:style>
+  <w:style w:type="paragraph" w:styleId="Header">
+    <w:name w:val="header"/>
+    <w:basedOn w:val="Normal"/>
+    <w:link w:val="HeaderChar"/>
+    <w:uiPriority w:val="99"/>
+    <w:unhideWhenUsed/>
+    <w:rsid w:val="00BE6CC7"/>
+    <w:pPr>
+      <w:tabs>
+        <w:tab w:val="center" w:pos="4320"/>
+        <w:tab w:val="right" w:pos="8640"/>
+      </w:tabs>
+      <w:spacing w:before="0" w:after="0"/>
+    </w:pPr>
+  </w:style>
+  <w:style w:type="character" w:customStyle="1" w:styleId="HeaderChar">
+    <w:name w:val="Header Char"/>
     <w:basedOn w:val="DefaultParagraphFont"/>
-    <w:link w:val="Heading3"/>
-    <w:uiPriority w:val="9"/>
+    <w:link w:val="Header"/>
+    <w:uiPriority w:val="99"/>
+    <w:rsid w:val="00BE6CC7"/>
+  </w:style>
+  <w:style w:type="paragraph" w:styleId="Footer">
+    <w:name w:val="footer"/>
+    <w:basedOn w:val="Normal"/>
+    <w:link w:val="FooterChar"/>
+    <w:uiPriority w:val="99"/>
+    <w:unhideWhenUsed/>
+    <w:rsid w:val="00BE6CC7"/>
+    <w:pPr>
+      <w:tabs>
+        <w:tab w:val="center" w:pos="4320"/>
+        <w:tab w:val="right" w:pos="8640"/>
+      </w:tabs>
+      <w:spacing w:before="0" w:after="0"/>
+    </w:pPr>
+  </w:style>
+  <w:style w:type="character" w:customStyle="1" w:styleId="FooterChar">
+    <w:name w:val="Footer Char"/>
+    <w:basedOn w:val="DefaultParagraphFont"/>
+    <w:link w:val="Footer"/>
+    <w:uiPriority w:val="99"/>
+    <w:rsid w:val="00BE6CC7"/>
+  </w:style>
+  <w:style w:type="paragraph" w:styleId="BalloonText">
+    <w:name w:val="Balloon Text"/>
+    <w:basedOn w:val="Normal"/>
+    <w:link w:val="BalloonTextChar"/>
+    <w:uiPriority w:val="99"/>
     <w:semiHidden/>
-    <w:rsid w:val="00882CA6"/>
+    <w:unhideWhenUsed/>
+    <w:rsid w:val="00BE6CC7"/>
+    <w:pPr>
+      <w:spacing w:before="0" w:after="0"/>
+    </w:pPr>
     <w:rPr>
-      <w:rFonts w:eastAsiaTheme="majorEastAsia" w:cstheme="majorBidi"/>
-      <w:color w:val="2F5496" w:themeColor="accent1" w:themeShade="BF"/>
+      <w:rFonts w:ascii="Lucida Grande" w:hAnsi="Lucida Grande"/>
+      <w:sz w:val="18"/>
+      <w:szCs w:val="18"/>
+      <w:lang w:val="x-none" w:eastAsia="x-none"/>
+    </w:rPr>
+  </w:style>
+  <w:style w:type="character" w:customStyle="1" w:styleId="BalloonTextChar">
+    <w:name w:val="Balloon Text Char"/>
+    <w:link w:val="BalloonText"/>
+    <w:uiPriority w:val="99"/>
+    <w:semiHidden/>
+    <w:rsid w:val="00BE6CC7"/>
+    <w:rPr>
+      <w:rFonts w:ascii="Lucida Grande" w:hAnsi="Lucida Grande" w:cs="Lucida Grande"/>
+      <w:sz w:val="18"/>
+      <w:szCs w:val="18"/>
+    </w:rPr>
+  </w:style>
+  <w:style w:type="table" w:styleId="TableGrid">
+    <w:name w:val="Table Grid"/>
+    <w:aliases w:val="ARA Table"/>
+    <w:basedOn w:val="TableNormal"/>
+    <w:uiPriority w:val="39"/>
+    <w:rsid w:val="00E80803"/>
+    <w:tblPr>
+      <w:tblBorders>
+        <w:top w:val="single" w:sz="4" w:space="0" w:color="auto"/>
+        <w:left w:val="single" w:sz="4" w:space="0" w:color="auto"/>
+        <w:bottom w:val="single" w:sz="4" w:space="0" w:color="auto"/>
+        <w:right w:val="single" w:sz="4" w:space="0" w:color="auto"/>
+        <w:insideH w:val="single" w:sz="4" w:space="0" w:color="auto"/>
+        <w:insideV w:val="single" w:sz="4" w:space="0" w:color="auto"/>
+      </w:tblBorders>
+    </w:tblPr>
+  </w:style>
+  <w:style w:type="paragraph" w:customStyle="1" w:styleId="ColorfulList-Accent11">
+    <w:name w:val="Colorful List - Accent 11"/>
+    <w:basedOn w:val="Normal"/>
+    <w:uiPriority w:val="34"/>
+    <w:qFormat/>
+    <w:rsid w:val="00840DE1"/>
+    <w:pPr>
+      <w:ind w:left="720"/>
+      <w:contextualSpacing/>
+    </w:pPr>
+  </w:style>
+  <w:style w:type="character" w:styleId="Hyperlink">
+    <w:name w:val="Hyperlink"/>
+    <w:rsid w:val="00D55F0A"/>
+    <w:rPr>
+      <w:color w:val="0000FF"/>
+      <w:u w:val="single"/>
+    </w:rPr>
+  </w:style>
+  <w:style w:type="numbering" w:customStyle="1" w:styleId="StyleBulleted2">
+    <w:name w:val="Style Bulleted2"/>
+    <w:basedOn w:val="NoList"/>
+    <w:rsid w:val="00F5171E"/>
+  </w:style>
+  <w:style w:type="paragraph" w:customStyle="1" w:styleId="RedNormal">
+    <w:name w:val="Red Normal"/>
+    <w:basedOn w:val="Normal"/>
+    <w:autoRedefine/>
+    <w:qFormat/>
+    <w:rsid w:val="00C64E6B"/>
+    <w:pPr>
+      <w:spacing w:before="0" w:after="0" w:line="276" w:lineRule="auto"/>
+    </w:pPr>
+    <w:rPr>
+      <w:rFonts w:ascii="Arial" w:eastAsia="Times New Roman" w:hAnsi="Arial" w:cs="Arial"/>
+      <w:color w:val="FF0000"/>
+      <w:szCs w:val="22"/>
+      <w:lang w:val="en-AU" w:eastAsia="en-AU"/>
+    </w:rPr>
+  </w:style>
+  <w:style w:type="character" w:styleId="PageNumber">
+    <w:name w:val="page number"/>
+    <w:basedOn w:val="DefaultParagraphFont"/>
+    <w:uiPriority w:val="99"/>
+    <w:semiHidden/>
+    <w:unhideWhenUsed/>
+    <w:rsid w:val="00604D6E"/>
+  </w:style>
+  <w:style w:type="paragraph" w:customStyle="1" w:styleId="Tiny">
+    <w:name w:val="Tiny"/>
+    <w:basedOn w:val="Normal"/>
+    <w:qFormat/>
+    <w:rsid w:val="00F102D7"/>
+    <w:pPr>
+      <w:spacing w:before="0" w:after="0"/>
+    </w:pPr>
+    <w:rPr>
+      <w:rFonts w:ascii="Arial" w:hAnsi="Arial" w:cs="Arial"/>
+      <w:sz w:val="10"/>
+      <w:szCs w:val="10"/>
+      <w:lang w:val="en-AU"/>
+    </w:rPr>
+  </w:style>
+  <w:style w:type="paragraph" w:customStyle="1" w:styleId="Responsebullets">
+    <w:name w:val="Response bullets"/>
+    <w:basedOn w:val="Normal"/>
+    <w:autoRedefine/>
+    <w:qFormat/>
+    <w:rsid w:val="00F120E2"/>
+    <w:pPr>
+      <w:numPr>
+        <w:numId w:val="2"/>
+      </w:numPr>
+      <w:spacing w:before="120" w:line="240" w:lineRule="exact"/>
+      <w:ind w:right="-2"/>
+      <w:outlineLvl w:val="6"/>
+    </w:pPr>
+    <w:rPr>
+      <w:rFonts w:ascii="Arial" w:eastAsia="Times New Roman" w:hAnsi="Arial" w:cs="Kalinga"/>
+      <w:color w:val="FF0000"/>
+      <w:sz w:val="20"/>
+      <w:szCs w:val="19"/>
+      <w:lang w:val="en-AU" w:eastAsia="en-AU"/>
+    </w:rPr>
+  </w:style>
+  <w:style w:type="character" w:styleId="UnresolvedMention">
+    <w:name w:val="Unresolved Mention"/>
+    <w:basedOn w:val="DefaultParagraphFont"/>
+    <w:uiPriority w:val="99"/>
+    <w:semiHidden/>
+    <w:unhideWhenUsed/>
+    <w:rsid w:val="00F120E2"/>
+    <w:rPr>
+      <w:color w:val="605E5C"/>
+      <w:shd w:val="clear" w:color="auto" w:fill="E1DFDD"/>
+    </w:rPr>
+  </w:style>
+  <w:style w:type="paragraph" w:customStyle="1" w:styleId="RTOWorksHeading1">
+    <w:name w:val="RTO Works Heading 1"/>
+    <w:next w:val="RTOWorksBodyText"/>
+    <w:qFormat/>
+    <w:rsid w:val="00C35486"/>
+    <w:pPr>
+      <w:spacing w:before="360" w:line="276" w:lineRule="auto"/>
+    </w:pPr>
+    <w:rPr>
+      <w:rFonts w:ascii="Arial" w:eastAsiaTheme="minorHAnsi" w:hAnsi="Arial" w:cs="Arial"/>
+      <w:b/>
+      <w:bCs/>
+      <w:sz w:val="32"/>
+      <w:szCs w:val="32"/>
+      <w:lang w:val="en-AU" w:eastAsia="en-US"/>
+    </w:rPr>
+  </w:style>
+  <w:style w:type="paragraph" w:customStyle="1" w:styleId="RTOWorksBodyText">
+    <w:name w:val="RTO Works Body Text"/>
+    <w:qFormat/>
+    <w:rsid w:val="00C35486"/>
+    <w:pPr>
+      <w:spacing w:before="120" w:line="288" w:lineRule="auto"/>
+    </w:pPr>
+    <w:rPr>
+      <w:rFonts w:ascii="Arial" w:eastAsiaTheme="minorHAnsi" w:hAnsi="Arial" w:cs="Arial"/>
+      <w:lang w:val="en-AU" w:eastAsia="en-US"/>
+    </w:rPr>
+  </w:style>
+  <w:style w:type="paragraph" w:customStyle="1" w:styleId="RTOWorksHeading2">
+    <w:name w:val="RTO Works Heading 2"/>
+    <w:next w:val="RTOWorksBodyText"/>
+    <w:qFormat/>
+    <w:rsid w:val="00C35486"/>
+    <w:pPr>
+      <w:spacing w:before="480" w:line="259" w:lineRule="auto"/>
+    </w:pPr>
+    <w:rPr>
+      <w:rFonts w:ascii="Arial" w:eastAsiaTheme="minorHAnsi" w:hAnsi="Arial" w:cs="Arial"/>
+      <w:b/>
+      <w:bCs/>
       <w:sz w:val="28"/>
       <w:szCs w:val="28"/>
+      <w:lang w:val="en-AU" w:eastAsia="en-US"/>
     </w:rPr>
   </w:style>
-  <w:style w:type="character" w:customStyle="1" w:styleId="Heading4Char">
-    <w:name w:val="Heading 4 Char"/>
-    <w:basedOn w:val="DefaultParagraphFont"/>
-    <w:link w:val="Heading4"/>
-    <w:uiPriority w:val="9"/>
-    <w:semiHidden/>
-    <w:rsid w:val="00882CA6"/>
+  <w:style w:type="paragraph" w:customStyle="1" w:styleId="RTOWorksHeading3">
+    <w:name w:val="RTO Works Heading 3"/>
+    <w:qFormat/>
+    <w:rsid w:val="00C35486"/>
+    <w:pPr>
+      <w:spacing w:before="360" w:line="276" w:lineRule="auto"/>
+    </w:pPr>
     <w:rPr>
-      <w:rFonts w:eastAsiaTheme="majorEastAsia" w:cstheme="majorBidi"/>
-      <w:i/>
-      <w:iCs/>
-      <w:color w:val="2F5496" w:themeColor="accent1" w:themeShade="BF"/>
+      <w:rFonts w:ascii="Arial" w:eastAsiaTheme="minorHAnsi" w:hAnsi="Arial" w:cs="Arial"/>
+      <w:b/>
+      <w:bCs/>
+      <w:sz w:val="24"/>
+      <w:szCs w:val="24"/>
+      <w:lang w:val="en-AU" w:eastAsia="en-US"/>
     </w:rPr>
   </w:style>
-  <w:style w:type="character" w:customStyle="1" w:styleId="Heading5Char">
-    <w:name w:val="Heading 5 Char"/>
-    <w:basedOn w:val="DefaultParagraphFont"/>
-    <w:link w:val="Heading5"/>
-    <w:uiPriority w:val="9"/>
-    <w:semiHidden/>
-    <w:rsid w:val="00882CA6"/>
+  <w:style w:type="paragraph" w:customStyle="1" w:styleId="RTOWorksNumbers">
+    <w:name w:val="RTO Works Numbers"/>
+    <w:qFormat/>
+    <w:rsid w:val="00C35486"/>
+    <w:pPr>
+      <w:tabs>
+        <w:tab w:val="num" w:pos="720"/>
+      </w:tabs>
+      <w:spacing w:before="120" w:line="276" w:lineRule="auto"/>
+      <w:ind w:left="720" w:hanging="720"/>
+    </w:pPr>
     <w:rPr>
-      <w:rFonts w:eastAsiaTheme="majorEastAsia" w:cstheme="majorBidi"/>
-      <w:color w:val="2F5496" w:themeColor="accent1" w:themeShade="BF"/>
+      <w:rFonts w:ascii="Arial" w:eastAsiaTheme="minorHAnsi" w:hAnsi="Arial" w:cs="Arial"/>
+      <w:lang w:val="en-AU" w:eastAsia="en-US"/>
     </w:rPr>
   </w:style>
-  <w:style w:type="character" w:customStyle="1" w:styleId="Heading6Char">
-    <w:name w:val="Heading 6 Char"/>
-    <w:basedOn w:val="DefaultParagraphFont"/>
-    <w:link w:val="Heading6"/>
-    <w:uiPriority w:val="9"/>
-    <w:semiHidden/>
-    <w:rsid w:val="00882CA6"/>
+  <w:style w:type="paragraph" w:customStyle="1" w:styleId="RTOWorksBullet1">
+    <w:name w:val="RTO Works Bullet 1"/>
+    <w:qFormat/>
+    <w:rsid w:val="00C35486"/>
+    <w:pPr>
+      <w:tabs>
+        <w:tab w:val="num" w:pos="720"/>
+      </w:tabs>
+      <w:spacing w:before="120" w:line="288" w:lineRule="auto"/>
+      <w:ind w:left="720" w:hanging="720"/>
+    </w:pPr>
     <w:rPr>
-      <w:rFonts w:eastAsiaTheme="majorEastAsia" w:cstheme="majorBidi"/>
-      <w:i/>
-      <w:iCs/>
-      <w:color w:val="595959" w:themeColor="text1" w:themeTint="A6"/>
+      <w:rFonts w:ascii="Arial" w:eastAsiaTheme="minorHAnsi" w:hAnsi="Arial" w:cs="Arial"/>
+      <w:lang w:val="en-AU" w:eastAsia="en-US"/>
     </w:rPr>
   </w:style>
-  <w:style w:type="character" w:customStyle="1" w:styleId="Heading7Char">
-    <w:name w:val="Heading 7 Char"/>
-    <w:basedOn w:val="DefaultParagraphFont"/>
-    <w:link w:val="Heading7"/>
-    <w:uiPriority w:val="9"/>
-    <w:semiHidden/>
-    <w:rsid w:val="00882CA6"/>
+  <w:style w:type="paragraph" w:customStyle="1" w:styleId="RTOWorksAssessorGuidance">
+    <w:name w:val="RTO Works Assessor Guidance"/>
+    <w:qFormat/>
+    <w:rsid w:val="00C35486"/>
+    <w:pPr>
+      <w:spacing w:before="120" w:line="288" w:lineRule="auto"/>
+    </w:pPr>
     <w:rPr>
-      <w:rFonts w:eastAsiaTheme="majorEastAsia" w:cstheme="majorBidi"/>
-      <w:color w:val="595959" w:themeColor="text1" w:themeTint="A6"/>
+      <w:rFonts w:ascii="Arial" w:eastAsiaTheme="minorHAnsi" w:hAnsi="Arial" w:cs="Arial"/>
+      <w:color w:val="FF0000"/>
+      <w:lang w:val="en-AU" w:eastAsia="en-US"/>
     </w:rPr>
   </w:style>
-  <w:style w:type="character" w:customStyle="1" w:styleId="Heading8Char">
-    <w:name w:val="Heading 8 Char"/>
-    <w:basedOn w:val="DefaultParagraphFont"/>
-    <w:link w:val="Heading8"/>
-    <w:uiPriority w:val="9"/>
-    <w:semiHidden/>
-    <w:rsid w:val="00882CA6"/>
+  <w:style w:type="paragraph" w:customStyle="1" w:styleId="RTOWorksAssessorGuidanceIndented">
+    <w:name w:val="RTO Works Assessor Guidance Indented"/>
+    <w:qFormat/>
+    <w:rsid w:val="00C35486"/>
+    <w:pPr>
+      <w:spacing w:before="120" w:line="288" w:lineRule="auto"/>
+      <w:ind w:left="425"/>
+    </w:pPr>
     <w:rPr>
-      <w:rFonts w:eastAsiaTheme="majorEastAsia" w:cstheme="majorBidi"/>
-      <w:i/>
-      <w:iCs/>
-      <w:color w:val="272727" w:themeColor="text1" w:themeTint="D8"/>
+      <w:rFonts w:ascii="Arial" w:eastAsiaTheme="minorHAnsi" w:hAnsi="Arial" w:cs="Arial"/>
+      <w:color w:val="FF0000"/>
+      <w:lang w:val="en-AU" w:eastAsia="en-US"/>
     </w:rPr>
   </w:style>
-  <w:style w:type="character" w:customStyle="1" w:styleId="Heading9Char">
-    <w:name w:val="Heading 9 Char"/>
-    <w:basedOn w:val="DefaultParagraphFont"/>
-    <w:link w:val="Heading9"/>
-    <w:uiPriority w:val="9"/>
-    <w:semiHidden/>
-    <w:rsid w:val="00882CA6"/>
+  <w:style w:type="paragraph" w:customStyle="1" w:styleId="RTOWorksBullet2">
+    <w:name w:val="RTO Works Bullet 2"/>
+    <w:qFormat/>
+    <w:rsid w:val="00C35486"/>
+    <w:pPr>
+      <w:tabs>
+        <w:tab w:val="num" w:pos="720"/>
+      </w:tabs>
+      <w:spacing w:before="120" w:line="288" w:lineRule="auto"/>
+      <w:ind w:left="850" w:hanging="425"/>
+    </w:pPr>
     <w:rPr>
-      <w:rFonts w:eastAsiaTheme="majorEastAsia" w:cstheme="majorBidi"/>
-      <w:color w:val="272727" w:themeColor="text1" w:themeTint="D8"/>
+      <w:rFonts w:ascii="Arial" w:eastAsiaTheme="minorHAnsi" w:hAnsi="Arial" w:cs="Arial"/>
+      <w:lang w:val="en-AU" w:eastAsia="en-US"/>
     </w:rPr>
   </w:style>
-  <w:style w:type="paragraph" w:styleId="Title">
-    <w:name w:val="Title"/>
+  <w:style w:type="paragraph" w:customStyle="1" w:styleId="RTOWorksBullet3">
+    <w:name w:val="RTO Works Bullet 3"/>
     <w:basedOn w:val="Normal"/>
-    <w:next w:val="Normal"/>
-    <w:link w:val="TitleChar"/>
-    <w:uiPriority w:val="10"/>
     <w:qFormat/>
-    <w:rsid w:val="00882CA6"/>
+    <w:rsid w:val="00C35486"/>
     <w:pPr>
-      <w:spacing w:after="80" w:line="240" w:lineRule="auto"/>
-      <w:contextualSpacing/>
+      <w:tabs>
+        <w:tab w:val="num" w:pos="720"/>
+      </w:tabs>
+      <w:spacing w:before="120" w:line="288" w:lineRule="auto"/>
+      <w:ind w:left="1276" w:hanging="425"/>
     </w:pPr>
     <w:rPr>
-      <w:rFonts w:asciiTheme="majorHAnsi" w:eastAsiaTheme="majorEastAsia" w:hAnsiTheme="majorHAnsi" w:cstheme="majorBidi"/>
-      <w:spacing w:val="-10"/>
-      <w:kern w:val="28"/>
-      <w:sz w:val="56"/>
-      <w:szCs w:val="56"/>
+      <w:rFonts w:ascii="Arial" w:eastAsiaTheme="minorHAnsi" w:hAnsi="Arial" w:cs="Arial"/>
+      <w:sz w:val="20"/>
+      <w:szCs w:val="20"/>
+      <w:lang w:val="en-AU"/>
     </w:rPr>
   </w:style>
-  <w:style w:type="character" w:customStyle="1" w:styleId="TitleChar">
-    <w:name w:val="Title Char"/>
-    <w:basedOn w:val="DefaultParagraphFont"/>
-    <w:link w:val="Title"/>
-    <w:uiPriority w:val="10"/>
-    <w:rsid w:val="00882CA6"/>
+  <w:style w:type="paragraph" w:customStyle="1" w:styleId="RTOWorksAssessorGuidanceBullet1">
+    <w:name w:val="RTO Works Assessor Guidance Bullet 1"/>
+    <w:qFormat/>
+    <w:rsid w:val="00C35486"/>
+    <w:pPr>
+      <w:tabs>
+        <w:tab w:val="num" w:pos="720"/>
+      </w:tabs>
+      <w:spacing w:before="120" w:line="288" w:lineRule="auto"/>
+      <w:ind w:left="720" w:hanging="720"/>
+    </w:pPr>
     <w:rPr>
-      <w:rFonts w:asciiTheme="majorHAnsi" w:eastAsiaTheme="majorEastAsia" w:hAnsiTheme="majorHAnsi" w:cstheme="majorBidi"/>
-      <w:spacing w:val="-10"/>
-      <w:kern w:val="28"/>
-      <w:sz w:val="56"/>
-      <w:szCs w:val="56"/>
+      <w:rFonts w:ascii="Arial" w:eastAsiaTheme="minorHAnsi" w:hAnsi="Arial" w:cs="Arial"/>
+      <w:color w:val="FF0000"/>
+      <w:lang w:val="en-AU" w:eastAsia="en-US"/>
     </w:rPr>
+  </w:style>
+  <w:style w:type="paragraph" w:customStyle="1" w:styleId="RTOWorksAssessorGuidanceBullet2">
+    <w:name w:val="RTO Works Assessor Guidance Bullet 2"/>
+    <w:qFormat/>
+    <w:rsid w:val="00C35486"/>
+    <w:pPr>
+      <w:tabs>
+        <w:tab w:val="num" w:pos="720"/>
+      </w:tabs>
+      <w:spacing w:before="120" w:line="288" w:lineRule="auto"/>
+      <w:ind w:left="850" w:hanging="425"/>
+    </w:pPr>
+    <w:rPr>
+      <w:rFonts w:ascii="Arial" w:eastAsiaTheme="minorHAnsi" w:hAnsi="Arial" w:cs="Arial"/>
+      <w:color w:val="FF0000"/>
+      <w:lang w:val="en-AU" w:eastAsia="en-US"/>
+    </w:rPr>
+  </w:style>
+  <w:style w:type="paragraph" w:customStyle="1" w:styleId="RTOWorksAssessorGuidanceBulletInd1">
+    <w:name w:val="RTO Works Assessor Guidance Bullet Ind 1"/>
+    <w:qFormat/>
+    <w:rsid w:val="00C35486"/>
+    <w:pPr>
+      <w:tabs>
+        <w:tab w:val="num" w:pos="720"/>
+      </w:tabs>
+      <w:spacing w:before="120" w:line="288" w:lineRule="auto"/>
+      <w:ind w:left="720" w:hanging="720"/>
+    </w:pPr>
+    <w:rPr>
+      <w:rFonts w:ascii="Arial" w:eastAsiaTheme="minorHAnsi" w:hAnsi="Arial" w:cs="Arial"/>
+      <w:color w:val="FF0000"/>
+      <w:lang w:val="en-AU" w:eastAsia="en-US"/>
+    </w:rPr>
+  </w:style>
+  <w:style w:type="paragraph" w:customStyle="1" w:styleId="RTOWorksAssessorGuidanceBulletInd2">
+    <w:name w:val="RTO Works Assessor Guidance Bullet Ind 2"/>
+    <w:qFormat/>
+    <w:rsid w:val="00C35486"/>
+    <w:pPr>
+      <w:tabs>
+        <w:tab w:val="num" w:pos="720"/>
+      </w:tabs>
+      <w:spacing w:before="120" w:line="288" w:lineRule="auto"/>
+      <w:ind w:left="1276" w:hanging="425"/>
+    </w:pPr>
+    <w:rPr>
+      <w:rFonts w:ascii="Arial" w:eastAsiaTheme="minorHAnsi" w:hAnsi="Arial" w:cs="Arial"/>
+      <w:color w:val="FF0000"/>
+      <w:lang w:val="en-AU" w:eastAsia="en-US"/>
+    </w:rPr>
+  </w:style>
+  <w:style w:type="paragraph" w:customStyle="1" w:styleId="RTOWorksBodyTextIndent">
+    <w:name w:val="RTO Works Body Text Indent"/>
+    <w:qFormat/>
+    <w:rsid w:val="00C35486"/>
+    <w:pPr>
+      <w:spacing w:before="120" w:line="288" w:lineRule="auto"/>
+      <w:ind w:left="425"/>
+    </w:pPr>
+    <w:rPr>
+      <w:rFonts w:ascii="Arial" w:eastAsiaTheme="minorHAnsi" w:hAnsi="Arial" w:cs="Arial"/>
+      <w:lang w:val="en-AU" w:eastAsia="en-US"/>
+    </w:rPr>
+  </w:style>
+  <w:style w:type="paragraph" w:customStyle="1" w:styleId="RTOWorksBulletInd1">
+    <w:name w:val="RTO Works Bullet Ind 1"/>
+    <w:qFormat/>
+    <w:rsid w:val="00C35486"/>
+    <w:pPr>
+      <w:tabs>
+        <w:tab w:val="num" w:pos="720"/>
+      </w:tabs>
+      <w:spacing w:before="120" w:line="288" w:lineRule="auto"/>
+      <w:ind w:left="850" w:hanging="425"/>
+    </w:pPr>
+    <w:rPr>
+      <w:rFonts w:ascii="Arial" w:eastAsiaTheme="minorHAnsi" w:hAnsi="Arial" w:cstheme="minorBidi"/>
+      <w:lang w:val="en-AU" w:eastAsia="en-US"/>
+    </w:rPr>
+  </w:style>
+  <w:style w:type="paragraph" w:customStyle="1" w:styleId="RTOWorksBulletInd2">
+    <w:name w:val="RTO Works Bullet Ind 2"/>
+    <w:qFormat/>
+    <w:rsid w:val="00C35486"/>
+    <w:pPr>
+      <w:tabs>
+        <w:tab w:val="num" w:pos="720"/>
+      </w:tabs>
+      <w:spacing w:before="120" w:line="288" w:lineRule="auto"/>
+      <w:ind w:left="1276" w:hanging="425"/>
+    </w:pPr>
+    <w:rPr>
+      <w:rFonts w:ascii="Arial" w:eastAsiaTheme="minorHAnsi" w:hAnsi="Arial" w:cs="Arial"/>
+      <w:lang w:val="en-AU" w:eastAsia="en-US"/>
+    </w:rPr>
+  </w:style>
+  <w:style w:type="paragraph" w:customStyle="1" w:styleId="RTOWorksBulletInd3">
+    <w:name w:val="RTO Works Bullet Ind 3"/>
+    <w:qFormat/>
+    <w:rsid w:val="00C35486"/>
+    <w:pPr>
+      <w:tabs>
+        <w:tab w:val="num" w:pos="720"/>
+      </w:tabs>
+      <w:spacing w:before="120" w:line="288" w:lineRule="auto"/>
+      <w:ind w:left="1701" w:hanging="425"/>
+    </w:pPr>
+    <w:rPr>
+      <w:rFonts w:ascii="Arial" w:eastAsiaTheme="minorHAnsi" w:hAnsi="Arial" w:cs="Arial"/>
+      <w:lang w:val="en-AU" w:eastAsia="en-US"/>
+    </w:rPr>
+  </w:style>
+  <w:style w:type="numbering" w:customStyle="1" w:styleId="AssessorGuidanceBulletIndent">
+    <w:name w:val="Assessor Guidance Bullet Indent"/>
+    <w:uiPriority w:val="99"/>
+    <w:rsid w:val="00C35486"/>
   </w:style>
   <w:style w:type="paragraph" w:styleId="Subtitle">
     <w:name w:val="Subtitle"/>
     <w:basedOn w:val="Normal"/>
     <w:next w:val="Normal"/>
-    <w:link w:val="SubtitleChar"/>
     <w:uiPriority w:val="11"/>
     <w:qFormat/>
-    <w:rsid w:val="00882CA6"/>
     <w:pPr>
-      <w:numPr>
-        <w:ilvl w:val="1"/>
-      </w:numPr>
+      <w:keepNext/>
+      <w:keepLines/>
+      <w:spacing w:before="360" w:after="80"/>
     </w:pPr>
     <w:rPr>
-      <w:rFonts w:eastAsiaTheme="majorEastAsia" w:cstheme="majorBidi"/>
-      <w:color w:val="595959" w:themeColor="text1" w:themeTint="A6"/>
-      <w:spacing w:val="15"/>
-      <w:sz w:val="28"/>
-      <w:szCs w:val="28"/>
+      <w:rFonts w:ascii="Georgia" w:eastAsia="Georgia" w:hAnsi="Georgia" w:cs="Georgia"/>
+      <w:i/>
+      <w:color w:val="666666"/>
+      <w:sz w:val="48"/>
+      <w:szCs w:val="48"/>
     </w:rPr>
   </w:style>
-  <w:style w:type="character" w:customStyle="1" w:styleId="SubtitleChar">
-    <w:name w:val="Subtitle Char"/>
-    <w:basedOn w:val="DefaultParagraphFont"/>
-    <w:link w:val="Subtitle"/>
-    <w:uiPriority w:val="11"/>
-    <w:rsid w:val="00882CA6"/>
-    <w:rPr>
-      <w:rFonts w:eastAsiaTheme="majorEastAsia" w:cstheme="majorBidi"/>
-      <w:color w:val="595959" w:themeColor="text1" w:themeTint="A6"/>
-      <w:spacing w:val="15"/>
-      <w:sz w:val="28"/>
-      <w:szCs w:val="28"/>
-    </w:rPr>
-  </w:style>
-  <w:style w:type="paragraph" w:styleId="Quote">
-    <w:name w:val="Quote"/>
-    <w:basedOn w:val="Normal"/>
-    <w:next w:val="Normal"/>
-    <w:link w:val="QuoteChar"/>
-    <w:uiPriority w:val="29"/>
-    <w:qFormat/>
-    <w:rsid w:val="00882CA6"/>
-    <w:pPr>
-      <w:spacing w:before="160"/>
-      <w:jc w:val="center"/>
-    </w:pPr>
-    <w:rPr>
-      <w:i/>
-      <w:iCs/>
-      <w:color w:val="404040" w:themeColor="text1" w:themeTint="BF"/>
-    </w:rPr>
-  </w:style>
-  <w:style w:type="character" w:customStyle="1" w:styleId="QuoteChar">
-    <w:name w:val="Quote Char"/>
-    <w:basedOn w:val="DefaultParagraphFont"/>
-    <w:link w:val="Quote"/>
-    <w:uiPriority w:val="29"/>
-    <w:rsid w:val="00882CA6"/>
-    <w:rPr>
-      <w:i/>
-      <w:iCs/>
-      <w:color w:val="404040" w:themeColor="text1" w:themeTint="BF"/>
-    </w:rPr>
+  <w:style w:type="table" w:customStyle="1" w:styleId="a">
+    <w:basedOn w:val="TableNormal"/>
+    <w:tblPr>
+      <w:tblStyleRowBandSize w:val="1"/>
+      <w:tblStyleColBandSize w:val="1"/>
+      <w:tblCellMar>
+        <w:right w:w="0" w:type="dxa"/>
+      </w:tblCellMar>
+    </w:tblPr>
   </w:style>
   <w:style w:type="paragraph" w:styleId="ListParagraph">
     <w:name w:val="List Paragraph"/>
     <w:basedOn w:val="Normal"/>
     <w:uiPriority w:val="34"/>
     <w:qFormat/>
-    <w:rsid w:val="00882CA6"/>
+    <w:rsid w:val="000C521F"/>
     <w:pPr>
       <w:ind w:left="720"/>
       <w:contextualSpacing/>
     </w:pPr>
-  </w:style>
-  <w:style w:type="character" w:styleId="IntenseEmphasis">
-    <w:name w:val="Intense Emphasis"/>
-    <w:basedOn w:val="DefaultParagraphFont"/>
-    <w:uiPriority w:val="21"/>
-    <w:qFormat/>
-    <w:rsid w:val="00882CA6"/>
-    <w:rPr>
-      <w:i/>
-      <w:iCs/>
-      <w:color w:val="2F5496" w:themeColor="accent1" w:themeShade="BF"/>
-    </w:rPr>
-  </w:style>
-  <w:style w:type="paragraph" w:styleId="IntenseQuote">
-    <w:name w:val="Intense Quote"/>
-    <w:basedOn w:val="Normal"/>
-    <w:next w:val="Normal"/>
-    <w:link w:val="IntenseQuoteChar"/>
-    <w:uiPriority w:val="30"/>
-    <w:qFormat/>
-    <w:rsid w:val="00882CA6"/>
-    <w:pPr>
-      <w:pBdr>
-        <w:top w:val="single" w:sz="4" w:space="10" w:color="2F5496" w:themeColor="accent1" w:themeShade="BF"/>
-        <w:bottom w:val="single" w:sz="4" w:space="10" w:color="2F5496" w:themeColor="accent1" w:themeShade="BF"/>
-      </w:pBdr>
-      <w:spacing w:before="360" w:after="360"/>
-      <w:ind w:left="864" w:right="864"/>
-      <w:jc w:val="center"/>
-    </w:pPr>
-    <w:rPr>
-      <w:i/>
-      <w:iCs/>
-      <w:color w:val="2F5496" w:themeColor="accent1" w:themeShade="BF"/>
-    </w:rPr>
-  </w:style>
-  <w:style w:type="character" w:customStyle="1" w:styleId="IntenseQuoteChar">
-    <w:name w:val="Intense Quote Char"/>
-    <w:basedOn w:val="DefaultParagraphFont"/>
-    <w:link w:val="IntenseQuote"/>
-    <w:uiPriority w:val="30"/>
-    <w:rsid w:val="00882CA6"/>
-    <w:rPr>
-      <w:i/>
-      <w:iCs/>
-      <w:color w:val="2F5496" w:themeColor="accent1" w:themeShade="BF"/>
-    </w:rPr>
-  </w:style>
-  <w:style w:type="character" w:styleId="IntenseReference">
-    <w:name w:val="Intense Reference"/>
-    <w:basedOn w:val="DefaultParagraphFont"/>
-    <w:uiPriority w:val="32"/>
-    <w:qFormat/>
-    <w:rsid w:val="00882CA6"/>
-    <w:rPr>
-      <w:b/>
-      <w:bCs/>
-      <w:smallCaps/>
-      <w:color w:val="2F5496" w:themeColor="accent1" w:themeShade="BF"/>
-      <w:spacing w:val="5"/>
-    </w:rPr>
   </w:style>
 </w:styles>
 </file>
@@ -1945,12 +6971,12 @@
     </a:clrScheme>
     <a:fontScheme name="Office">
       <a:majorFont>
-        <a:latin typeface="Calibri Light" panose="020F0302020204030204"/>
+        <a:latin typeface="Calibri Light"/>
         <a:ea typeface=""/>
         <a:cs typeface=""/>
-        <a:font script="Jpan" typeface="游ゴシック Light"/>
+        <a:font script="Jpan" typeface="Yu Gothic Light"/>
         <a:font script="Hang" typeface="맑은 고딕"/>
-        <a:font script="Hans" typeface="等线 Light"/>
+        <a:font script="Hans" typeface="DengXian Light"/>
         <a:font script="Hant" typeface="新細明體"/>
         <a:font script="Arab" typeface="Times New Roman"/>
         <a:font script="Hebr" typeface="Times New Roman"/>
@@ -1978,31 +7004,14 @@
         <a:font script="Viet" typeface="Times New Roman"/>
         <a:font script="Uigh" typeface="Microsoft Uighur"/>
         <a:font script="Geor" typeface="Sylfaen"/>
-        <a:font script="Armn" typeface="Arial"/>
-        <a:font script="Bugi" typeface="Leelawadee UI"/>
-        <a:font script="Bopo" typeface="Microsoft JhengHei"/>
-        <a:font script="Java" typeface="Javanese Text"/>
-        <a:font script="Lisu" typeface="Segoe UI"/>
-        <a:font script="Mymr" typeface="Myanmar Text"/>
-        <a:font script="Nkoo" typeface="Ebrima"/>
-        <a:font script="Olck" typeface="Nirmala UI"/>
-        <a:font script="Osma" typeface="Ebrima"/>
-        <a:font script="Phag" typeface="Phagspa"/>
-        <a:font script="Syrn" typeface="Estrangelo Edessa"/>
-        <a:font script="Syrj" typeface="Estrangelo Edessa"/>
-        <a:font script="Syre" typeface="Estrangelo Edessa"/>
-        <a:font script="Sora" typeface="Nirmala UI"/>
-        <a:font script="Tale" typeface="Microsoft Tai Le"/>
-        <a:font script="Talu" typeface="Microsoft New Tai Lue"/>
-        <a:font script="Tfng" typeface="Ebrima"/>
       </a:majorFont>
       <a:minorFont>
-        <a:latin typeface="Calibri" panose="020F0502020204030204"/>
+        <a:latin typeface="Calibri"/>
         <a:ea typeface=""/>
         <a:cs typeface=""/>
-        <a:font script="Jpan" typeface="游ゴシック"/>
+        <a:font script="Jpan" typeface="Yu Mincho"/>
         <a:font script="Hang" typeface="맑은 고딕"/>
-        <a:font script="Hans" typeface="等线"/>
+        <a:font script="Hans" typeface="DengXian"/>
         <a:font script="Hant" typeface="新細明體"/>
         <a:font script="Arab" typeface="Arial"/>
         <a:font script="Hebr" typeface="Arial"/>
@@ -2030,23 +7039,6 @@
         <a:font script="Viet" typeface="Arial"/>
         <a:font script="Uigh" typeface="Microsoft Uighur"/>
         <a:font script="Geor" typeface="Sylfaen"/>
-        <a:font script="Armn" typeface="Arial"/>
-        <a:font script="Bugi" typeface="Leelawadee UI"/>
-        <a:font script="Bopo" typeface="Microsoft JhengHei"/>
-        <a:font script="Java" typeface="Javanese Text"/>
-        <a:font script="Lisu" typeface="Segoe UI"/>
-        <a:font script="Mymr" typeface="Myanmar Text"/>
-        <a:font script="Nkoo" typeface="Ebrima"/>
-        <a:font script="Olck" typeface="Nirmala UI"/>
-        <a:font script="Osma" typeface="Ebrima"/>
-        <a:font script="Phag" typeface="Phagspa"/>
-        <a:font script="Syrn" typeface="Estrangelo Edessa"/>
-        <a:font script="Syrj" typeface="Estrangelo Edessa"/>
-        <a:font script="Syre" typeface="Estrangelo Edessa"/>
-        <a:font script="Sora" typeface="Nirmala UI"/>
-        <a:font script="Tale" typeface="Microsoft Tai Le"/>
-        <a:font script="Talu" typeface="Microsoft New Tai Lue"/>
-        <a:font script="Tfng" typeface="Ebrima"/>
       </a:minorFont>
     </a:fontScheme>
     <a:fmtScheme name="Office">
@@ -2195,4 +7187,19 @@
     </a:ext>
   </a:extLst>
 </a:theme>
+</file>
+
+<file path=customXml/item1.xml><?xml version="1.0" encoding="utf-8"?>
+<go:gDocsCustomXmlDataStorage xmlns:go="http://customooxmlschemas.google.com/" xmlns:r="http://schemas.openxmlformats.org/officeDocument/2006/relationships" uri="GoogleDocsCustomDataVersion2">
+  <go:docsCustomData xmlns:go="http://customooxmlschemas.google.com/" roundtripDataSignature="AMtx7mgOqriS0LtqZT5/oiXUBkt06ehIsg==">CgMxLjA4AHIhMTdxR0k2MWpRVU5SVjljdnhiaUxSOW9zN3JNWTVpamND</go:docsCustomData>
+</go:gDocsCustomXmlDataStorage>
+</file>
+
+<file path=customXml/itemProps1.xml><?xml version="1.0" encoding="utf-8"?>
+<ds:datastoreItem xmlns:ds="http://schemas.openxmlformats.org/officeDocument/2006/customXml" ds:itemID="{11111111-1234-1234-1234-123412341234}">
+  <ds:schemaRefs>
+    <ds:schemaRef ds:uri="http://customooxmlschemas.google.com/"/>
+    <ds:schemaRef ds:uri="http://schemas.openxmlformats.org/officeDocument/2006/relationships"/>
+  </ds:schemaRefs>
+</ds:datastoreItem>
 </file>